--- a/Provisioning_Automation/alletra_onboard/src/alletra_onboard/resources/asbuilt_template.docx
+++ b/Provisioning_Automation/alletra_onboard/src/alletra_onboard/resources/asbuilt_template.docx
@@ -1,6 +1,6 @@
 
 <file path=word/document.xml><?xml version="1.0" encoding="utf-8"?>
-<w:document xmlns:wpc="http://schemas.microsoft.com/office/word/2010/wordprocessingCanvas" xmlns:cx="http://schemas.microsoft.com/office/drawing/2014/chartex" xmlns:cx1="http://schemas.microsoft.com/office/drawing/2015/9/8/chartex" xmlns:cx2="http://schemas.microsoft.com/office/drawing/2015/10/21/chartex" xmlns:cx3="http://schemas.microsoft.com/office/drawing/2016/5/9/chartex" xmlns:cx4="http://schemas.microsoft.com/office/drawing/2016/5/10/chartex" xmlns:cx5="http://schemas.microsoft.com/office/drawing/2016/5/11/chartex" xmlns:cx6="http://schemas.microsoft.com/office/drawing/2016/5/12/chartex" xmlns:cx7="http://schemas.microsoft.com/office/drawing/2016/5/13/chartex" xmlns:cx8="http://schemas.microsoft.com/office/drawing/2016/5/14/chartex" xmlns:mc="http://schemas.openxmlformats.org/markup-compatibility/2006" xmlns:aink="http://schemas.microsoft.com/office/drawing/2016/ink" xmlns:am3d="http://schemas.microsoft.com/office/drawing/2017/model3d" xmlns:o="urn:schemas-microsoft-com:office:office" xmlns:oel="http://schemas.microsoft.com/office/2019/extlst" xmlns:r="http://schemas.openxmlformats.org/officeDocument/2006/relationships" xmlns:m="http://schemas.openxmlformats.org/officeDocument/2006/math" xmlns:v="urn:schemas-microsoft-com:vml" xmlns:wp14="http://schemas.microsoft.com/office/word/2010/wordprocessingDrawing" xmlns:wp="http://schemas.openxmlformats.org/drawingml/2006/wordprocessingDrawing" xmlns:w10="urn:schemas-microsoft-com:office:word" xmlns:w="http://schemas.openxmlformats.org/wordprocessingml/2006/main" xmlns:w14="http://schemas.microsoft.com/office/word/2010/wordml" xmlns:w15="http://schemas.microsoft.com/office/word/2012/wordml" xmlns:w16cex="http://schemas.microsoft.com/office/word/2018/wordml/cex" xmlns:w16cid="http://schemas.microsoft.com/office/word/2016/wordml/cid" xmlns:w16="http://schemas.microsoft.com/office/word/2018/wordml" xmlns:w16du="http://schemas.microsoft.com/office/word/2023/wordml/word16du" xmlns:w16sdtdh="http://schemas.microsoft.com/office/word/2020/wordml/sdtdatahash" xmlns:w16sdtfl="http://schemas.microsoft.com/office/word/2024/wordml/sdtformatlock" xmlns:w16se="http://schemas.microsoft.com/office/word/2015/wordml/symex" xmlns:wpg="http://schemas.microsoft.com/office/word/2010/wordprocessingGroup" xmlns:wpi="http://schemas.microsoft.com/office/word/2010/wordprocessingInk" xmlns:wne="http://schemas.microsoft.com/office/word/2006/wordml" xmlns:wps="http://schemas.microsoft.com/office/word/2010/wordprocessingShape" mc:Ignorable="w14 w15 w16se w16cid w16 w16cex w16sdtdh w16sdtfl w16du wp14">
+<w:document xmlns:wpc="http://schemas.microsoft.com/office/word/2010/wordprocessingCanvas" xmlns:cx="http://schemas.microsoft.com/office/drawing/2014/chartex" xmlns:cx1="http://schemas.microsoft.com/office/drawing/2015/9/8/chartex" xmlns:cx2="http://schemas.microsoft.com/office/drawing/2015/10/21/chartex" xmlns:cx3="http://schemas.microsoft.com/office/drawing/2016/5/9/chartex" xmlns:cx4="http://schemas.microsoft.com/office/drawing/2016/5/10/chartex" xmlns:cx5="http://schemas.microsoft.com/office/drawing/2016/5/11/chartex" xmlns:cx6="http://schemas.microsoft.com/office/drawing/2016/5/12/chartex" xmlns:cx7="http://schemas.microsoft.com/office/drawing/2016/5/13/chartex" xmlns:cx8="http://schemas.microsoft.com/office/drawing/2016/5/14/chartex" xmlns:mc="http://schemas.openxmlformats.org/markup-compatibility/2006" xmlns:aink="http://schemas.microsoft.com/office/drawing/2016/ink" xmlns:am3d="http://schemas.microsoft.com/office/drawing/2017/model3d" xmlns:o="urn:schemas-microsoft-com:office:office" xmlns:oel="http://schemas.microsoft.com/office/2019/extlst" xmlns:r="http://schemas.openxmlformats.org/officeDocument/2006/relationships" xmlns:m="http://schemas.openxmlformats.org/officeDocument/2006/math" xmlns:v="urn:schemas-microsoft-com:vml" xmlns:wp14="http://schemas.microsoft.com/office/word/2010/wordprocessingDrawing" xmlns:wp="http://schemas.openxmlformats.org/drawingml/2006/wordprocessingDrawing" xmlns:w10="urn:schemas-microsoft-com:office:word" xmlns:w="http://schemas.openxmlformats.org/wordprocessingml/2006/main" xmlns:w14="http://schemas.microsoft.com/office/word/2010/wordml" xmlns:w15="http://schemas.microsoft.com/office/word/2012/wordml" xmlns:w16cei="http://schemas.microsoft.com/office/word/2026/wordml/cei" xmlns:w16cex="http://schemas.microsoft.com/office/word/2018/wordml/cex" xmlns:w16cid="http://schemas.microsoft.com/office/word/2016/wordml/cid" xmlns:w16="http://schemas.microsoft.com/office/word/2018/wordml" xmlns:w16du="http://schemas.microsoft.com/office/word/2023/wordml/word16du" xmlns:w16sdtdh="http://schemas.microsoft.com/office/word/2020/wordml/sdtdatahash" xmlns:w16sdtfl="http://schemas.microsoft.com/office/word/2024/wordml/sdtformatlock" xmlns:w16se="http://schemas.microsoft.com/office/word/2015/wordml/symex" xmlns:wpg="http://schemas.microsoft.com/office/word/2010/wordprocessingGroup" xmlns:wpi="http://schemas.microsoft.com/office/word/2010/wordprocessingInk" xmlns:wne="http://schemas.microsoft.com/office/word/2006/wordml" xmlns:wps="http://schemas.microsoft.com/office/word/2010/wordprocessingShape" mc:Ignorable="w14 w15 w16se w16cid w16 w16cex w16sdtdh w16sdtfl w16du wp14">
   <w:body>
     <w:sdt>
       <w:sdtPr>
@@ -173,14 +173,21 @@
           <w:r>
             <w:fldChar w:fldCharType="separate"/>
           </w:r>
-          <w:hyperlink w:anchor="_Toc235785309" w:history="1">
+          <w:hyperlink w:anchor="_Toc237853766" w:history="1">
             <w:r>
               <w:rPr>
                 <w:rStyle w:val="Hyperlink"/>
                 <w:rFonts w:cs="Arial"/>
                 <w:noProof/>
               </w:rPr>
-              <w:t>Proprietary Notice</w:t>
+              <w:t xml:space="preserve">Executive </w:t>
+            </w:r>
+            <w:r>
+              <w:rPr>
+                <w:rStyle w:val="Hyperlink"/>
+                <w:noProof/>
+              </w:rPr>
+              <w:t>Summary</w:t>
             </w:r>
             <w:r>
               <w:rPr>
@@ -201,7 +208,7 @@
                 <w:noProof/>
                 <w:webHidden/>
               </w:rPr>
-              <w:instrText xml:space="preserve"> PAGEREF _Toc235785309 \h </w:instrText>
+              <w:instrText xml:space="preserve"> PAGEREF _Toc237853766 \h </w:instrText>
             </w:r>
             <w:r>
               <w:rPr>
@@ -248,21 +255,14 @@
               <w:lang w:val="en-IN" w:eastAsia="en-IN" w:bidi="kn-IN"/>
             </w:rPr>
           </w:pPr>
-          <w:hyperlink w:anchor="_Toc235785310" w:history="1">
+          <w:hyperlink w:anchor="_Toc237853767" w:history="1">
             <w:r>
               <w:rPr>
                 <w:rStyle w:val="Hyperlink"/>
                 <w:rFonts w:cs="Arial"/>
                 <w:noProof/>
               </w:rPr>
-              <w:t xml:space="preserve">Executive </w:t>
-            </w:r>
-            <w:r>
-              <w:rPr>
-                <w:rStyle w:val="Hyperlink"/>
-                <w:noProof/>
-              </w:rPr>
-              <w:t>Summary</w:t>
+              <w:t>Introduction</w:t>
             </w:r>
             <w:r>
               <w:rPr>
@@ -283,7 +283,7 @@
                 <w:noProof/>
                 <w:webHidden/>
               </w:rPr>
-              <w:instrText xml:space="preserve"> PAGEREF _Toc235785310 \h </w:instrText>
+              <w:instrText xml:space="preserve"> PAGEREF _Toc237853767 \h </w:instrText>
             </w:r>
             <w:r>
               <w:rPr>
@@ -330,14 +330,13 @@
               <w:lang w:val="en-IN" w:eastAsia="en-IN" w:bidi="kn-IN"/>
             </w:rPr>
           </w:pPr>
-          <w:hyperlink w:anchor="_Toc235785311" w:history="1">
+          <w:hyperlink w:anchor="_Toc237853768" w:history="1">
             <w:r>
               <w:rPr>
                 <w:rStyle w:val="Hyperlink"/>
-                <w:rFonts w:cs="Arial"/>
-                <w:noProof/>
-              </w:rPr>
-              <w:t>Introduction</w:t>
+                <w:noProof/>
+              </w:rPr>
+              <w:t>Environment Overview</w:t>
             </w:r>
             <w:r>
               <w:rPr>
@@ -358,7 +357,7 @@
                 <w:noProof/>
                 <w:webHidden/>
               </w:rPr>
-              <w:instrText xml:space="preserve"> PAGEREF _Toc235785311 \h </w:instrText>
+              <w:instrText xml:space="preserve"> PAGEREF _Toc237853768 \h </w:instrText>
             </w:r>
             <w:r>
               <w:rPr>
@@ -405,13 +404,13 @@
               <w:lang w:val="en-IN" w:eastAsia="en-IN" w:bidi="kn-IN"/>
             </w:rPr>
           </w:pPr>
-          <w:hyperlink w:anchor="_Toc235785312" w:history="1">
+          <w:hyperlink w:anchor="_Toc237853769" w:history="1">
             <w:r>
               <w:rPr>
                 <w:rStyle w:val="Hyperlink"/>
                 <w:noProof/>
               </w:rPr>
-              <w:t>Environment Overview</w:t>
+              <w:t>HPE GreenLake for Block storage Architecture</w:t>
             </w:r>
             <w:r>
               <w:rPr>
@@ -432,7 +431,7 @@
                 <w:noProof/>
                 <w:webHidden/>
               </w:rPr>
-              <w:instrText xml:space="preserve"> PAGEREF _Toc235785312 \h </w:instrText>
+              <w:instrText xml:space="preserve"> PAGEREF _Toc237853769 \h </w:instrText>
             </w:r>
             <w:r>
               <w:rPr>
@@ -452,7 +451,1038 @@
                 <w:noProof/>
                 <w:webHidden/>
               </w:rPr>
-              <w:t>2</w:t>
+              <w:t>3</w:t>
+            </w:r>
+            <w:r>
+              <w:rPr>
+                <w:noProof/>
+                <w:webHidden/>
+              </w:rPr>
+              <w:fldChar w:fldCharType="end"/>
+            </w:r>
+          </w:hyperlink>
+        </w:p>
+        <w:p>
+          <w:pPr>
+            <w:pStyle w:val="TOC2"/>
+            <w:tabs>
+              <w:tab w:val="right" w:leader="dot" w:pos="10790"/>
+            </w:tabs>
+            <w:rPr>
+              <w:rFonts w:asciiTheme="minorHAnsi" w:eastAsiaTheme="minorEastAsia" w:hAnsiTheme="minorHAnsi" w:cstheme="minorBidi"/>
+              <w:noProof/>
+              <w:kern w:val="2"/>
+              <w:sz w:val="24"/>
+              <w:szCs w:val="24"/>
+              <w:lang w:val="en-IN" w:eastAsia="en-IN" w:bidi="kn-IN"/>
+            </w:rPr>
+          </w:pPr>
+          <w:hyperlink w:anchor="_Toc237853770" w:history="1">
+            <w:r>
+              <w:rPr>
+                <w:rStyle w:val="Hyperlink"/>
+                <w:noProof/>
+              </w:rPr>
+              <w:t>Built for Cloud</w:t>
+            </w:r>
+            <w:r>
+              <w:rPr>
+                <w:noProof/>
+                <w:webHidden/>
+              </w:rPr>
+              <w:tab/>
+            </w:r>
+            <w:r>
+              <w:rPr>
+                <w:noProof/>
+                <w:webHidden/>
+              </w:rPr>
+              <w:fldChar w:fldCharType="begin"/>
+            </w:r>
+            <w:r>
+              <w:rPr>
+                <w:noProof/>
+                <w:webHidden/>
+              </w:rPr>
+              <w:instrText xml:space="preserve"> PAGEREF _Toc237853770 \h </w:instrText>
+            </w:r>
+            <w:r>
+              <w:rPr>
+                <w:noProof/>
+                <w:webHidden/>
+              </w:rPr>
+            </w:r>
+            <w:r>
+              <w:rPr>
+                <w:noProof/>
+                <w:webHidden/>
+              </w:rPr>
+              <w:fldChar w:fldCharType="separate"/>
+            </w:r>
+            <w:r>
+              <w:rPr>
+                <w:noProof/>
+                <w:webHidden/>
+              </w:rPr>
+              <w:t>3</w:t>
+            </w:r>
+            <w:r>
+              <w:rPr>
+                <w:noProof/>
+                <w:webHidden/>
+              </w:rPr>
+              <w:fldChar w:fldCharType="end"/>
+            </w:r>
+          </w:hyperlink>
+        </w:p>
+        <w:p>
+          <w:pPr>
+            <w:pStyle w:val="TOC2"/>
+            <w:tabs>
+              <w:tab w:val="right" w:leader="dot" w:pos="10790"/>
+            </w:tabs>
+            <w:rPr>
+              <w:rFonts w:asciiTheme="minorHAnsi" w:eastAsiaTheme="minorEastAsia" w:hAnsiTheme="minorHAnsi" w:cstheme="minorBidi"/>
+              <w:noProof/>
+              <w:kern w:val="2"/>
+              <w:sz w:val="24"/>
+              <w:szCs w:val="24"/>
+              <w:lang w:val="en-IN" w:eastAsia="en-IN" w:bidi="kn-IN"/>
+            </w:rPr>
+          </w:pPr>
+          <w:hyperlink w:anchor="_Toc237853771" w:history="1">
+            <w:r>
+              <w:rPr>
+                <w:rStyle w:val="Hyperlink"/>
+                <w:noProof/>
+              </w:rPr>
+              <w:t>Controller node architecture</w:t>
+            </w:r>
+            <w:r>
+              <w:rPr>
+                <w:noProof/>
+                <w:webHidden/>
+              </w:rPr>
+              <w:tab/>
+            </w:r>
+            <w:r>
+              <w:rPr>
+                <w:noProof/>
+                <w:webHidden/>
+              </w:rPr>
+              <w:fldChar w:fldCharType="begin"/>
+            </w:r>
+            <w:r>
+              <w:rPr>
+                <w:noProof/>
+                <w:webHidden/>
+              </w:rPr>
+              <w:instrText xml:space="preserve"> PAGEREF _Toc237853771 \h </w:instrText>
+            </w:r>
+            <w:r>
+              <w:rPr>
+                <w:noProof/>
+                <w:webHidden/>
+              </w:rPr>
+            </w:r>
+            <w:r>
+              <w:rPr>
+                <w:noProof/>
+                <w:webHidden/>
+              </w:rPr>
+              <w:fldChar w:fldCharType="separate"/>
+            </w:r>
+            <w:r>
+              <w:rPr>
+                <w:noProof/>
+                <w:webHidden/>
+              </w:rPr>
+              <w:t>3</w:t>
+            </w:r>
+            <w:r>
+              <w:rPr>
+                <w:noProof/>
+                <w:webHidden/>
+              </w:rPr>
+              <w:fldChar w:fldCharType="end"/>
+            </w:r>
+          </w:hyperlink>
+        </w:p>
+        <w:p>
+          <w:pPr>
+            <w:pStyle w:val="TOC2"/>
+            <w:tabs>
+              <w:tab w:val="right" w:leader="dot" w:pos="10790"/>
+            </w:tabs>
+            <w:rPr>
+              <w:rFonts w:asciiTheme="minorHAnsi" w:eastAsiaTheme="minorEastAsia" w:hAnsiTheme="minorHAnsi" w:cstheme="minorBidi"/>
+              <w:noProof/>
+              <w:kern w:val="2"/>
+              <w:sz w:val="24"/>
+              <w:szCs w:val="24"/>
+              <w:lang w:val="en-IN" w:eastAsia="en-IN" w:bidi="kn-IN"/>
+            </w:rPr>
+          </w:pPr>
+          <w:hyperlink w:anchor="_Toc237853772" w:history="1">
+            <w:r>
+              <w:rPr>
+                <w:rStyle w:val="Hyperlink"/>
+                <w:noProof/>
+                <w:lang w:val="en-GB"/>
+              </w:rPr>
+              <w:t>HPE Alletra Storage MP Enclosure</w:t>
+            </w:r>
+            <w:r>
+              <w:rPr>
+                <w:noProof/>
+                <w:webHidden/>
+              </w:rPr>
+              <w:tab/>
+            </w:r>
+            <w:r>
+              <w:rPr>
+                <w:noProof/>
+                <w:webHidden/>
+              </w:rPr>
+              <w:fldChar w:fldCharType="begin"/>
+            </w:r>
+            <w:r>
+              <w:rPr>
+                <w:noProof/>
+                <w:webHidden/>
+              </w:rPr>
+              <w:instrText xml:space="preserve"> PAGEREF _Toc237853772 \h </w:instrText>
+            </w:r>
+            <w:r>
+              <w:rPr>
+                <w:noProof/>
+                <w:webHidden/>
+              </w:rPr>
+            </w:r>
+            <w:r>
+              <w:rPr>
+                <w:noProof/>
+                <w:webHidden/>
+              </w:rPr>
+              <w:fldChar w:fldCharType="separate"/>
+            </w:r>
+            <w:r>
+              <w:rPr>
+                <w:noProof/>
+                <w:webHidden/>
+              </w:rPr>
+              <w:t>4</w:t>
+            </w:r>
+            <w:r>
+              <w:rPr>
+                <w:noProof/>
+                <w:webHidden/>
+              </w:rPr>
+              <w:fldChar w:fldCharType="end"/>
+            </w:r>
+          </w:hyperlink>
+        </w:p>
+        <w:p>
+          <w:pPr>
+            <w:pStyle w:val="TOC2"/>
+            <w:tabs>
+              <w:tab w:val="right" w:leader="dot" w:pos="10790"/>
+            </w:tabs>
+            <w:rPr>
+              <w:rFonts w:asciiTheme="minorHAnsi" w:eastAsiaTheme="minorEastAsia" w:hAnsiTheme="minorHAnsi" w:cstheme="minorBidi"/>
+              <w:noProof/>
+              <w:kern w:val="2"/>
+              <w:sz w:val="24"/>
+              <w:szCs w:val="24"/>
+              <w:lang w:val="en-IN" w:eastAsia="en-IN" w:bidi="kn-IN"/>
+            </w:rPr>
+          </w:pPr>
+          <w:hyperlink w:anchor="_Toc237853773" w:history="1">
+            <w:r>
+              <w:rPr>
+                <w:rStyle w:val="Hyperlink"/>
+                <w:noProof/>
+                <w:lang w:val="en-GB"/>
+              </w:rPr>
+              <w:t>All-active design</w:t>
+            </w:r>
+            <w:r>
+              <w:rPr>
+                <w:noProof/>
+                <w:webHidden/>
+              </w:rPr>
+              <w:tab/>
+            </w:r>
+            <w:r>
+              <w:rPr>
+                <w:noProof/>
+                <w:webHidden/>
+              </w:rPr>
+              <w:fldChar w:fldCharType="begin"/>
+            </w:r>
+            <w:r>
+              <w:rPr>
+                <w:noProof/>
+                <w:webHidden/>
+              </w:rPr>
+              <w:instrText xml:space="preserve"> PAGEREF _Toc237853773 \h </w:instrText>
+            </w:r>
+            <w:r>
+              <w:rPr>
+                <w:noProof/>
+                <w:webHidden/>
+              </w:rPr>
+            </w:r>
+            <w:r>
+              <w:rPr>
+                <w:noProof/>
+                <w:webHidden/>
+              </w:rPr>
+              <w:fldChar w:fldCharType="separate"/>
+            </w:r>
+            <w:r>
+              <w:rPr>
+                <w:noProof/>
+                <w:webHidden/>
+              </w:rPr>
+              <w:t>5</w:t>
+            </w:r>
+            <w:r>
+              <w:rPr>
+                <w:noProof/>
+                <w:webHidden/>
+              </w:rPr>
+              <w:fldChar w:fldCharType="end"/>
+            </w:r>
+          </w:hyperlink>
+        </w:p>
+        <w:p>
+          <w:pPr>
+            <w:pStyle w:val="TOC2"/>
+            <w:tabs>
+              <w:tab w:val="right" w:leader="dot" w:pos="10790"/>
+            </w:tabs>
+            <w:rPr>
+              <w:rFonts w:asciiTheme="minorHAnsi" w:eastAsiaTheme="minorEastAsia" w:hAnsiTheme="minorHAnsi" w:cstheme="minorBidi"/>
+              <w:noProof/>
+              <w:kern w:val="2"/>
+              <w:sz w:val="24"/>
+              <w:szCs w:val="24"/>
+              <w:lang w:val="en-IN" w:eastAsia="en-IN" w:bidi="kn-IN"/>
+            </w:rPr>
+          </w:pPr>
+          <w:hyperlink w:anchor="_Toc237853774" w:history="1">
+            <w:r>
+              <w:rPr>
+                <w:rStyle w:val="Hyperlink"/>
+                <w:noProof/>
+              </w:rPr>
+              <w:t>System-wide striping</w:t>
+            </w:r>
+            <w:r>
+              <w:rPr>
+                <w:noProof/>
+                <w:webHidden/>
+              </w:rPr>
+              <w:tab/>
+            </w:r>
+            <w:r>
+              <w:rPr>
+                <w:noProof/>
+                <w:webHidden/>
+              </w:rPr>
+              <w:fldChar w:fldCharType="begin"/>
+            </w:r>
+            <w:r>
+              <w:rPr>
+                <w:noProof/>
+                <w:webHidden/>
+              </w:rPr>
+              <w:instrText xml:space="preserve"> PAGEREF _Toc237853774 \h </w:instrText>
+            </w:r>
+            <w:r>
+              <w:rPr>
+                <w:noProof/>
+                <w:webHidden/>
+              </w:rPr>
+            </w:r>
+            <w:r>
+              <w:rPr>
+                <w:noProof/>
+                <w:webHidden/>
+              </w:rPr>
+              <w:fldChar w:fldCharType="separate"/>
+            </w:r>
+            <w:r>
+              <w:rPr>
+                <w:noProof/>
+                <w:webHidden/>
+              </w:rPr>
+              <w:t>6</w:t>
+            </w:r>
+            <w:r>
+              <w:rPr>
+                <w:noProof/>
+                <w:webHidden/>
+              </w:rPr>
+              <w:fldChar w:fldCharType="end"/>
+            </w:r>
+          </w:hyperlink>
+        </w:p>
+        <w:p>
+          <w:pPr>
+            <w:pStyle w:val="TOC2"/>
+            <w:tabs>
+              <w:tab w:val="right" w:leader="dot" w:pos="10790"/>
+            </w:tabs>
+            <w:rPr>
+              <w:rFonts w:asciiTheme="minorHAnsi" w:eastAsiaTheme="minorEastAsia" w:hAnsiTheme="minorHAnsi" w:cstheme="minorBidi"/>
+              <w:noProof/>
+              <w:kern w:val="2"/>
+              <w:sz w:val="24"/>
+              <w:szCs w:val="24"/>
+              <w:lang w:val="en-IN" w:eastAsia="en-IN" w:bidi="kn-IN"/>
+            </w:rPr>
+          </w:pPr>
+          <w:hyperlink w:anchor="_Toc237853775" w:history="1">
+            <w:r>
+              <w:rPr>
+                <w:rStyle w:val="Hyperlink"/>
+                <w:noProof/>
+              </w:rPr>
+              <w:t>HPE InfoSight</w:t>
+            </w:r>
+            <w:r>
+              <w:rPr>
+                <w:noProof/>
+                <w:webHidden/>
+              </w:rPr>
+              <w:tab/>
+            </w:r>
+            <w:r>
+              <w:rPr>
+                <w:noProof/>
+                <w:webHidden/>
+              </w:rPr>
+              <w:fldChar w:fldCharType="begin"/>
+            </w:r>
+            <w:r>
+              <w:rPr>
+                <w:noProof/>
+                <w:webHidden/>
+              </w:rPr>
+              <w:instrText xml:space="preserve"> PAGEREF _Toc237853775 \h </w:instrText>
+            </w:r>
+            <w:r>
+              <w:rPr>
+                <w:noProof/>
+                <w:webHidden/>
+              </w:rPr>
+            </w:r>
+            <w:r>
+              <w:rPr>
+                <w:noProof/>
+                <w:webHidden/>
+              </w:rPr>
+              <w:fldChar w:fldCharType="separate"/>
+            </w:r>
+            <w:r>
+              <w:rPr>
+                <w:noProof/>
+                <w:webHidden/>
+              </w:rPr>
+              <w:t>6</w:t>
+            </w:r>
+            <w:r>
+              <w:rPr>
+                <w:noProof/>
+                <w:webHidden/>
+              </w:rPr>
+              <w:fldChar w:fldCharType="end"/>
+            </w:r>
+          </w:hyperlink>
+        </w:p>
+        <w:p>
+          <w:pPr>
+            <w:pStyle w:val="TOC2"/>
+            <w:tabs>
+              <w:tab w:val="right" w:leader="dot" w:pos="10790"/>
+            </w:tabs>
+            <w:rPr>
+              <w:rFonts w:asciiTheme="minorHAnsi" w:eastAsiaTheme="minorEastAsia" w:hAnsiTheme="minorHAnsi" w:cstheme="minorBidi"/>
+              <w:noProof/>
+              <w:kern w:val="2"/>
+              <w:sz w:val="24"/>
+              <w:szCs w:val="24"/>
+              <w:lang w:val="en-IN" w:eastAsia="en-IN" w:bidi="kn-IN"/>
+            </w:rPr>
+          </w:pPr>
+          <w:hyperlink w:anchor="_Toc237853776" w:history="1">
+            <w:r>
+              <w:rPr>
+                <w:rStyle w:val="Hyperlink"/>
+                <w:noProof/>
+              </w:rPr>
+              <w:t>Data Services Cloud Console (DSCC)</w:t>
+            </w:r>
+            <w:r>
+              <w:rPr>
+                <w:noProof/>
+                <w:webHidden/>
+              </w:rPr>
+              <w:tab/>
+            </w:r>
+            <w:r>
+              <w:rPr>
+                <w:noProof/>
+                <w:webHidden/>
+              </w:rPr>
+              <w:fldChar w:fldCharType="begin"/>
+            </w:r>
+            <w:r>
+              <w:rPr>
+                <w:noProof/>
+                <w:webHidden/>
+              </w:rPr>
+              <w:instrText xml:space="preserve"> PAGEREF _Toc237853776 \h </w:instrText>
+            </w:r>
+            <w:r>
+              <w:rPr>
+                <w:noProof/>
+                <w:webHidden/>
+              </w:rPr>
+            </w:r>
+            <w:r>
+              <w:rPr>
+                <w:noProof/>
+                <w:webHidden/>
+              </w:rPr>
+              <w:fldChar w:fldCharType="separate"/>
+            </w:r>
+            <w:r>
+              <w:rPr>
+                <w:noProof/>
+                <w:webHidden/>
+              </w:rPr>
+              <w:t>7</w:t>
+            </w:r>
+            <w:r>
+              <w:rPr>
+                <w:noProof/>
+                <w:webHidden/>
+              </w:rPr>
+              <w:fldChar w:fldCharType="end"/>
+            </w:r>
+          </w:hyperlink>
+        </w:p>
+        <w:p>
+          <w:pPr>
+            <w:pStyle w:val="TOC3"/>
+            <w:tabs>
+              <w:tab w:val="right" w:leader="dot" w:pos="10790"/>
+            </w:tabs>
+            <w:rPr>
+              <w:rFonts w:asciiTheme="minorHAnsi" w:eastAsiaTheme="minorEastAsia" w:hAnsiTheme="minorHAnsi" w:cstheme="minorBidi"/>
+              <w:iCs w:val="0"/>
+              <w:noProof/>
+              <w:kern w:val="2"/>
+              <w:sz w:val="24"/>
+              <w:szCs w:val="24"/>
+              <w:lang w:val="en-IN" w:eastAsia="en-IN" w:bidi="kn-IN"/>
+            </w:rPr>
+          </w:pPr>
+          <w:hyperlink w:anchor="_Toc237853777" w:history="1">
+            <w:r>
+              <w:rPr>
+                <w:rStyle w:val="Hyperlink"/>
+                <w:noProof/>
+              </w:rPr>
+              <w:t>Built On a Unique Architecture</w:t>
+            </w:r>
+            <w:r>
+              <w:rPr>
+                <w:noProof/>
+                <w:webHidden/>
+              </w:rPr>
+              <w:tab/>
+            </w:r>
+            <w:r>
+              <w:rPr>
+                <w:noProof/>
+                <w:webHidden/>
+              </w:rPr>
+              <w:fldChar w:fldCharType="begin"/>
+            </w:r>
+            <w:r>
+              <w:rPr>
+                <w:noProof/>
+                <w:webHidden/>
+              </w:rPr>
+              <w:instrText xml:space="preserve"> PAGEREF _Toc237853777 \h </w:instrText>
+            </w:r>
+            <w:r>
+              <w:rPr>
+                <w:noProof/>
+                <w:webHidden/>
+              </w:rPr>
+            </w:r>
+            <w:r>
+              <w:rPr>
+                <w:noProof/>
+                <w:webHidden/>
+              </w:rPr>
+              <w:fldChar w:fldCharType="separate"/>
+            </w:r>
+            <w:r>
+              <w:rPr>
+                <w:noProof/>
+                <w:webHidden/>
+              </w:rPr>
+              <w:t>7</w:t>
+            </w:r>
+            <w:r>
+              <w:rPr>
+                <w:noProof/>
+                <w:webHidden/>
+              </w:rPr>
+              <w:fldChar w:fldCharType="end"/>
+            </w:r>
+          </w:hyperlink>
+        </w:p>
+        <w:p>
+          <w:pPr>
+            <w:pStyle w:val="TOC3"/>
+            <w:tabs>
+              <w:tab w:val="right" w:leader="dot" w:pos="10790"/>
+            </w:tabs>
+            <w:rPr>
+              <w:rFonts w:asciiTheme="minorHAnsi" w:eastAsiaTheme="minorEastAsia" w:hAnsiTheme="minorHAnsi" w:cstheme="minorBidi"/>
+              <w:iCs w:val="0"/>
+              <w:noProof/>
+              <w:kern w:val="2"/>
+              <w:sz w:val="24"/>
+              <w:szCs w:val="24"/>
+              <w:lang w:val="en-IN" w:eastAsia="en-IN" w:bidi="kn-IN"/>
+            </w:rPr>
+          </w:pPr>
+          <w:hyperlink w:anchor="_Toc237853778" w:history="1">
+            <w:r>
+              <w:rPr>
+                <w:rStyle w:val="Hyperlink"/>
+                <w:noProof/>
+              </w:rPr>
+              <w:t>Deliver Cloud Operations</w:t>
+            </w:r>
+            <w:r>
+              <w:rPr>
+                <w:noProof/>
+                <w:webHidden/>
+              </w:rPr>
+              <w:tab/>
+            </w:r>
+            <w:r>
+              <w:rPr>
+                <w:noProof/>
+                <w:webHidden/>
+              </w:rPr>
+              <w:fldChar w:fldCharType="begin"/>
+            </w:r>
+            <w:r>
+              <w:rPr>
+                <w:noProof/>
+                <w:webHidden/>
+              </w:rPr>
+              <w:instrText xml:space="preserve"> PAGEREF _Toc237853778 \h </w:instrText>
+            </w:r>
+            <w:r>
+              <w:rPr>
+                <w:noProof/>
+                <w:webHidden/>
+              </w:rPr>
+            </w:r>
+            <w:r>
+              <w:rPr>
+                <w:noProof/>
+                <w:webHidden/>
+              </w:rPr>
+              <w:fldChar w:fldCharType="separate"/>
+            </w:r>
+            <w:r>
+              <w:rPr>
+                <w:noProof/>
+                <w:webHidden/>
+              </w:rPr>
+              <w:t>8</w:t>
+            </w:r>
+            <w:r>
+              <w:rPr>
+                <w:noProof/>
+                <w:webHidden/>
+              </w:rPr>
+              <w:fldChar w:fldCharType="end"/>
+            </w:r>
+          </w:hyperlink>
+        </w:p>
+        <w:p>
+          <w:pPr>
+            <w:pStyle w:val="TOC3"/>
+            <w:tabs>
+              <w:tab w:val="right" w:leader="dot" w:pos="10790"/>
+            </w:tabs>
+            <w:rPr>
+              <w:rFonts w:asciiTheme="minorHAnsi" w:eastAsiaTheme="minorEastAsia" w:hAnsiTheme="minorHAnsi" w:cstheme="minorBidi"/>
+              <w:iCs w:val="0"/>
+              <w:noProof/>
+              <w:kern w:val="2"/>
+              <w:sz w:val="24"/>
+              <w:szCs w:val="24"/>
+              <w:lang w:val="en-IN" w:eastAsia="en-IN" w:bidi="kn-IN"/>
+            </w:rPr>
+          </w:pPr>
+          <w:hyperlink w:anchor="_Toc237853779" w:history="1">
+            <w:r>
+              <w:rPr>
+                <w:rStyle w:val="Hyperlink"/>
+                <w:noProof/>
+              </w:rPr>
+              <w:t>Intent-based provisioning</w:t>
+            </w:r>
+            <w:r>
+              <w:rPr>
+                <w:noProof/>
+                <w:webHidden/>
+              </w:rPr>
+              <w:tab/>
+            </w:r>
+            <w:r>
+              <w:rPr>
+                <w:noProof/>
+                <w:webHidden/>
+              </w:rPr>
+              <w:fldChar w:fldCharType="begin"/>
+            </w:r>
+            <w:r>
+              <w:rPr>
+                <w:noProof/>
+                <w:webHidden/>
+              </w:rPr>
+              <w:instrText xml:space="preserve"> PAGEREF _Toc237853779 \h </w:instrText>
+            </w:r>
+            <w:r>
+              <w:rPr>
+                <w:noProof/>
+                <w:webHidden/>
+              </w:rPr>
+            </w:r>
+            <w:r>
+              <w:rPr>
+                <w:noProof/>
+                <w:webHidden/>
+              </w:rPr>
+              <w:fldChar w:fldCharType="separate"/>
+            </w:r>
+            <w:r>
+              <w:rPr>
+                <w:noProof/>
+                <w:webHidden/>
+              </w:rPr>
+              <w:t>8</w:t>
+            </w:r>
+            <w:r>
+              <w:rPr>
+                <w:noProof/>
+                <w:webHidden/>
+              </w:rPr>
+              <w:fldChar w:fldCharType="end"/>
+            </w:r>
+          </w:hyperlink>
+        </w:p>
+        <w:p>
+          <w:pPr>
+            <w:pStyle w:val="TOC3"/>
+            <w:tabs>
+              <w:tab w:val="right" w:leader="dot" w:pos="10790"/>
+            </w:tabs>
+            <w:rPr>
+              <w:rFonts w:asciiTheme="minorHAnsi" w:eastAsiaTheme="minorEastAsia" w:hAnsiTheme="minorHAnsi" w:cstheme="minorBidi"/>
+              <w:iCs w:val="0"/>
+              <w:noProof/>
+              <w:kern w:val="2"/>
+              <w:sz w:val="24"/>
+              <w:szCs w:val="24"/>
+              <w:lang w:val="en-IN" w:eastAsia="en-IN" w:bidi="kn-IN"/>
+            </w:rPr>
+          </w:pPr>
+          <w:hyperlink w:anchor="_Toc237853780" w:history="1">
+            <w:r>
+              <w:rPr>
+                <w:rStyle w:val="Hyperlink"/>
+                <w:noProof/>
+              </w:rPr>
+              <w:t>Simplified deployment</w:t>
+            </w:r>
+            <w:r>
+              <w:rPr>
+                <w:noProof/>
+                <w:webHidden/>
+              </w:rPr>
+              <w:tab/>
+            </w:r>
+            <w:r>
+              <w:rPr>
+                <w:noProof/>
+                <w:webHidden/>
+              </w:rPr>
+              <w:fldChar w:fldCharType="begin"/>
+            </w:r>
+            <w:r>
+              <w:rPr>
+                <w:noProof/>
+                <w:webHidden/>
+              </w:rPr>
+              <w:instrText xml:space="preserve"> PAGEREF _Toc237853780 \h </w:instrText>
+            </w:r>
+            <w:r>
+              <w:rPr>
+                <w:noProof/>
+                <w:webHidden/>
+              </w:rPr>
+            </w:r>
+            <w:r>
+              <w:rPr>
+                <w:noProof/>
+                <w:webHidden/>
+              </w:rPr>
+              <w:fldChar w:fldCharType="separate"/>
+            </w:r>
+            <w:r>
+              <w:rPr>
+                <w:noProof/>
+                <w:webHidden/>
+              </w:rPr>
+              <w:t>9</w:t>
+            </w:r>
+            <w:r>
+              <w:rPr>
+                <w:noProof/>
+                <w:webHidden/>
+              </w:rPr>
+              <w:fldChar w:fldCharType="end"/>
+            </w:r>
+          </w:hyperlink>
+        </w:p>
+        <w:p>
+          <w:pPr>
+            <w:pStyle w:val="TOC3"/>
+            <w:tabs>
+              <w:tab w:val="right" w:leader="dot" w:pos="10790"/>
+            </w:tabs>
+            <w:rPr>
+              <w:rFonts w:asciiTheme="minorHAnsi" w:eastAsiaTheme="minorEastAsia" w:hAnsiTheme="minorHAnsi" w:cstheme="minorBidi"/>
+              <w:iCs w:val="0"/>
+              <w:noProof/>
+              <w:kern w:val="2"/>
+              <w:sz w:val="24"/>
+              <w:szCs w:val="24"/>
+              <w:lang w:val="en-IN" w:eastAsia="en-IN" w:bidi="kn-IN"/>
+            </w:rPr>
+          </w:pPr>
+          <w:hyperlink w:anchor="_Toc237853781" w:history="1">
+            <w:r>
+              <w:rPr>
+                <w:rStyle w:val="Hyperlink"/>
+                <w:noProof/>
+              </w:rPr>
+              <w:t>Invisible upgrades</w:t>
+            </w:r>
+            <w:r>
+              <w:rPr>
+                <w:noProof/>
+                <w:webHidden/>
+              </w:rPr>
+              <w:tab/>
+            </w:r>
+            <w:r>
+              <w:rPr>
+                <w:noProof/>
+                <w:webHidden/>
+              </w:rPr>
+              <w:fldChar w:fldCharType="begin"/>
+            </w:r>
+            <w:r>
+              <w:rPr>
+                <w:noProof/>
+                <w:webHidden/>
+              </w:rPr>
+              <w:instrText xml:space="preserve"> PAGEREF _Toc237853781 \h </w:instrText>
+            </w:r>
+            <w:r>
+              <w:rPr>
+                <w:noProof/>
+                <w:webHidden/>
+              </w:rPr>
+            </w:r>
+            <w:r>
+              <w:rPr>
+                <w:noProof/>
+                <w:webHidden/>
+              </w:rPr>
+              <w:fldChar w:fldCharType="separate"/>
+            </w:r>
+            <w:r>
+              <w:rPr>
+                <w:noProof/>
+                <w:webHidden/>
+              </w:rPr>
+              <w:t>9</w:t>
+            </w:r>
+            <w:r>
+              <w:rPr>
+                <w:noProof/>
+                <w:webHidden/>
+              </w:rPr>
+              <w:fldChar w:fldCharType="end"/>
+            </w:r>
+          </w:hyperlink>
+        </w:p>
+        <w:p>
+          <w:pPr>
+            <w:pStyle w:val="TOC3"/>
+            <w:tabs>
+              <w:tab w:val="right" w:leader="dot" w:pos="10790"/>
+            </w:tabs>
+            <w:rPr>
+              <w:rFonts w:asciiTheme="minorHAnsi" w:eastAsiaTheme="minorEastAsia" w:hAnsiTheme="minorHAnsi" w:cstheme="minorBidi"/>
+              <w:iCs w:val="0"/>
+              <w:noProof/>
+              <w:kern w:val="2"/>
+              <w:sz w:val="24"/>
+              <w:szCs w:val="24"/>
+              <w:lang w:val="en-IN" w:eastAsia="en-IN" w:bidi="kn-IN"/>
+            </w:rPr>
+          </w:pPr>
+          <w:hyperlink w:anchor="_Toc237853782" w:history="1">
+            <w:r>
+              <w:rPr>
+                <w:rStyle w:val="Hyperlink"/>
+                <w:noProof/>
+              </w:rPr>
+              <w:t>Manage from anywhere.</w:t>
+            </w:r>
+            <w:r>
+              <w:rPr>
+                <w:noProof/>
+                <w:webHidden/>
+              </w:rPr>
+              <w:tab/>
+            </w:r>
+            <w:r>
+              <w:rPr>
+                <w:noProof/>
+                <w:webHidden/>
+              </w:rPr>
+              <w:fldChar w:fldCharType="begin"/>
+            </w:r>
+            <w:r>
+              <w:rPr>
+                <w:noProof/>
+                <w:webHidden/>
+              </w:rPr>
+              <w:instrText xml:space="preserve"> PAGEREF _Toc237853782 \h </w:instrText>
+            </w:r>
+            <w:r>
+              <w:rPr>
+                <w:noProof/>
+                <w:webHidden/>
+              </w:rPr>
+            </w:r>
+            <w:r>
+              <w:rPr>
+                <w:noProof/>
+                <w:webHidden/>
+              </w:rPr>
+              <w:fldChar w:fldCharType="separate"/>
+            </w:r>
+            <w:r>
+              <w:rPr>
+                <w:noProof/>
+                <w:webHidden/>
+              </w:rPr>
+              <w:t>9</w:t>
+            </w:r>
+            <w:r>
+              <w:rPr>
+                <w:noProof/>
+                <w:webHidden/>
+              </w:rPr>
+              <w:fldChar w:fldCharType="end"/>
+            </w:r>
+          </w:hyperlink>
+        </w:p>
+        <w:p>
+          <w:pPr>
+            <w:pStyle w:val="TOC3"/>
+            <w:tabs>
+              <w:tab w:val="right" w:leader="dot" w:pos="10790"/>
+            </w:tabs>
+            <w:rPr>
+              <w:rFonts w:asciiTheme="minorHAnsi" w:eastAsiaTheme="minorEastAsia" w:hAnsiTheme="minorHAnsi" w:cstheme="minorBidi"/>
+              <w:iCs w:val="0"/>
+              <w:noProof/>
+              <w:kern w:val="2"/>
+              <w:sz w:val="24"/>
+              <w:szCs w:val="24"/>
+              <w:lang w:val="en-IN" w:eastAsia="en-IN" w:bidi="kn-IN"/>
+            </w:rPr>
+          </w:pPr>
+          <w:hyperlink w:anchor="_Toc237853783" w:history="1">
+            <w:r>
+              <w:rPr>
+                <w:rStyle w:val="Hyperlink"/>
+                <w:noProof/>
+              </w:rPr>
+              <w:t>Automate at scale.</w:t>
+            </w:r>
+            <w:r>
+              <w:rPr>
+                <w:noProof/>
+                <w:webHidden/>
+              </w:rPr>
+              <w:tab/>
+            </w:r>
+            <w:r>
+              <w:rPr>
+                <w:noProof/>
+                <w:webHidden/>
+              </w:rPr>
+              <w:fldChar w:fldCharType="begin"/>
+            </w:r>
+            <w:r>
+              <w:rPr>
+                <w:noProof/>
+                <w:webHidden/>
+              </w:rPr>
+              <w:instrText xml:space="preserve"> PAGEREF _Toc237853783 \h </w:instrText>
+            </w:r>
+            <w:r>
+              <w:rPr>
+                <w:noProof/>
+                <w:webHidden/>
+              </w:rPr>
+            </w:r>
+            <w:r>
+              <w:rPr>
+                <w:noProof/>
+                <w:webHidden/>
+              </w:rPr>
+              <w:fldChar w:fldCharType="separate"/>
+            </w:r>
+            <w:r>
+              <w:rPr>
+                <w:noProof/>
+                <w:webHidden/>
+              </w:rPr>
+              <w:t>9</w:t>
             </w:r>
             <w:r>
               <w:rPr>
@@ -479,13 +1509,13 @@
               <w:lang w:val="en-IN" w:eastAsia="en-IN" w:bidi="kn-IN"/>
             </w:rPr>
           </w:pPr>
-          <w:hyperlink w:anchor="_Toc235785313" w:history="1">
+          <w:hyperlink w:anchor="_Toc237853784" w:history="1">
             <w:r>
               <w:rPr>
                 <w:rStyle w:val="Hyperlink"/>
                 <w:noProof/>
               </w:rPr>
-              <w:t>HPE GreenLake for Block storage Architecture</w:t>
+              <w:t>Alletra configuration</w:t>
             </w:r>
             <w:r>
               <w:rPr>
@@ -506,7 +1536,7 @@
                 <w:noProof/>
                 <w:webHidden/>
               </w:rPr>
-              <w:instrText xml:space="preserve"> PAGEREF _Toc235785313 \h </w:instrText>
+              <w:instrText xml:space="preserve"> PAGEREF _Toc237853784 \h </w:instrText>
             </w:r>
             <w:r>
               <w:rPr>
@@ -526,1038 +1556,7 @@
                 <w:noProof/>
                 <w:webHidden/>
               </w:rPr>
-              <w:t>2</w:t>
-            </w:r>
-            <w:r>
-              <w:rPr>
-                <w:noProof/>
-                <w:webHidden/>
-              </w:rPr>
-              <w:fldChar w:fldCharType="end"/>
-            </w:r>
-          </w:hyperlink>
-        </w:p>
-        <w:p>
-          <w:pPr>
-            <w:pStyle w:val="TOC2"/>
-            <w:tabs>
-              <w:tab w:val="right" w:leader="dot" w:pos="10790"/>
-            </w:tabs>
-            <w:rPr>
-              <w:rFonts w:asciiTheme="minorHAnsi" w:eastAsiaTheme="minorEastAsia" w:hAnsiTheme="minorHAnsi" w:cstheme="minorBidi"/>
-              <w:noProof/>
-              <w:kern w:val="2"/>
-              <w:sz w:val="24"/>
-              <w:szCs w:val="24"/>
-              <w:lang w:val="en-IN" w:eastAsia="en-IN" w:bidi="kn-IN"/>
-            </w:rPr>
-          </w:pPr>
-          <w:hyperlink w:anchor="_Toc235785314" w:history="1">
-            <w:r>
-              <w:rPr>
-                <w:rStyle w:val="Hyperlink"/>
-                <w:noProof/>
-              </w:rPr>
-              <w:t>Built for Cloud</w:t>
-            </w:r>
-            <w:r>
-              <w:rPr>
-                <w:noProof/>
-                <w:webHidden/>
-              </w:rPr>
-              <w:tab/>
-            </w:r>
-            <w:r>
-              <w:rPr>
-                <w:noProof/>
-                <w:webHidden/>
-              </w:rPr>
-              <w:fldChar w:fldCharType="begin"/>
-            </w:r>
-            <w:r>
-              <w:rPr>
-                <w:noProof/>
-                <w:webHidden/>
-              </w:rPr>
-              <w:instrText xml:space="preserve"> PAGEREF _Toc235785314 \h </w:instrText>
-            </w:r>
-            <w:r>
-              <w:rPr>
-                <w:noProof/>
-                <w:webHidden/>
-              </w:rPr>
-            </w:r>
-            <w:r>
-              <w:rPr>
-                <w:noProof/>
-                <w:webHidden/>
-              </w:rPr>
-              <w:fldChar w:fldCharType="separate"/>
-            </w:r>
-            <w:r>
-              <w:rPr>
-                <w:noProof/>
-                <w:webHidden/>
-              </w:rPr>
-              <w:t>3</w:t>
-            </w:r>
-            <w:r>
-              <w:rPr>
-                <w:noProof/>
-                <w:webHidden/>
-              </w:rPr>
-              <w:fldChar w:fldCharType="end"/>
-            </w:r>
-          </w:hyperlink>
-        </w:p>
-        <w:p>
-          <w:pPr>
-            <w:pStyle w:val="TOC2"/>
-            <w:tabs>
-              <w:tab w:val="right" w:leader="dot" w:pos="10790"/>
-            </w:tabs>
-            <w:rPr>
-              <w:rFonts w:asciiTheme="minorHAnsi" w:eastAsiaTheme="minorEastAsia" w:hAnsiTheme="minorHAnsi" w:cstheme="minorBidi"/>
-              <w:noProof/>
-              <w:kern w:val="2"/>
-              <w:sz w:val="24"/>
-              <w:szCs w:val="24"/>
-              <w:lang w:val="en-IN" w:eastAsia="en-IN" w:bidi="kn-IN"/>
-            </w:rPr>
-          </w:pPr>
-          <w:hyperlink w:anchor="_Toc235785315" w:history="1">
-            <w:r>
-              <w:rPr>
-                <w:rStyle w:val="Hyperlink"/>
-                <w:noProof/>
-              </w:rPr>
-              <w:t>Controller node architecture</w:t>
-            </w:r>
-            <w:r>
-              <w:rPr>
-                <w:noProof/>
-                <w:webHidden/>
-              </w:rPr>
-              <w:tab/>
-            </w:r>
-            <w:r>
-              <w:rPr>
-                <w:noProof/>
-                <w:webHidden/>
-              </w:rPr>
-              <w:fldChar w:fldCharType="begin"/>
-            </w:r>
-            <w:r>
-              <w:rPr>
-                <w:noProof/>
-                <w:webHidden/>
-              </w:rPr>
-              <w:instrText xml:space="preserve"> PAGEREF _Toc235785315 \h </w:instrText>
-            </w:r>
-            <w:r>
-              <w:rPr>
-                <w:noProof/>
-                <w:webHidden/>
-              </w:rPr>
-            </w:r>
-            <w:r>
-              <w:rPr>
-                <w:noProof/>
-                <w:webHidden/>
-              </w:rPr>
-              <w:fldChar w:fldCharType="separate"/>
-            </w:r>
-            <w:r>
-              <w:rPr>
-                <w:noProof/>
-                <w:webHidden/>
-              </w:rPr>
-              <w:t>3</w:t>
-            </w:r>
-            <w:r>
-              <w:rPr>
-                <w:noProof/>
-                <w:webHidden/>
-              </w:rPr>
-              <w:fldChar w:fldCharType="end"/>
-            </w:r>
-          </w:hyperlink>
-        </w:p>
-        <w:p>
-          <w:pPr>
-            <w:pStyle w:val="TOC2"/>
-            <w:tabs>
-              <w:tab w:val="right" w:leader="dot" w:pos="10790"/>
-            </w:tabs>
-            <w:rPr>
-              <w:rFonts w:asciiTheme="minorHAnsi" w:eastAsiaTheme="minorEastAsia" w:hAnsiTheme="minorHAnsi" w:cstheme="minorBidi"/>
-              <w:noProof/>
-              <w:kern w:val="2"/>
-              <w:sz w:val="24"/>
-              <w:szCs w:val="24"/>
-              <w:lang w:val="en-IN" w:eastAsia="en-IN" w:bidi="kn-IN"/>
-            </w:rPr>
-          </w:pPr>
-          <w:hyperlink w:anchor="_Toc235785316" w:history="1">
-            <w:r>
-              <w:rPr>
-                <w:rStyle w:val="Hyperlink"/>
-                <w:noProof/>
-                <w:lang w:val="en-GB"/>
-              </w:rPr>
-              <w:t>HPE Alletra Storage MP Enclosure</w:t>
-            </w:r>
-            <w:r>
-              <w:rPr>
-                <w:noProof/>
-                <w:webHidden/>
-              </w:rPr>
-              <w:tab/>
-            </w:r>
-            <w:r>
-              <w:rPr>
-                <w:noProof/>
-                <w:webHidden/>
-              </w:rPr>
-              <w:fldChar w:fldCharType="begin"/>
-            </w:r>
-            <w:r>
-              <w:rPr>
-                <w:noProof/>
-                <w:webHidden/>
-              </w:rPr>
-              <w:instrText xml:space="preserve"> PAGEREF _Toc235785316 \h </w:instrText>
-            </w:r>
-            <w:r>
-              <w:rPr>
-                <w:noProof/>
-                <w:webHidden/>
-              </w:rPr>
-            </w:r>
-            <w:r>
-              <w:rPr>
-                <w:noProof/>
-                <w:webHidden/>
-              </w:rPr>
-              <w:fldChar w:fldCharType="separate"/>
-            </w:r>
-            <w:r>
-              <w:rPr>
-                <w:noProof/>
-                <w:webHidden/>
-              </w:rPr>
-              <w:t>4</w:t>
-            </w:r>
-            <w:r>
-              <w:rPr>
-                <w:noProof/>
-                <w:webHidden/>
-              </w:rPr>
-              <w:fldChar w:fldCharType="end"/>
-            </w:r>
-          </w:hyperlink>
-        </w:p>
-        <w:p>
-          <w:pPr>
-            <w:pStyle w:val="TOC2"/>
-            <w:tabs>
-              <w:tab w:val="right" w:leader="dot" w:pos="10790"/>
-            </w:tabs>
-            <w:rPr>
-              <w:rFonts w:asciiTheme="minorHAnsi" w:eastAsiaTheme="minorEastAsia" w:hAnsiTheme="minorHAnsi" w:cstheme="minorBidi"/>
-              <w:noProof/>
-              <w:kern w:val="2"/>
-              <w:sz w:val="24"/>
-              <w:szCs w:val="24"/>
-              <w:lang w:val="en-IN" w:eastAsia="en-IN" w:bidi="kn-IN"/>
-            </w:rPr>
-          </w:pPr>
-          <w:hyperlink w:anchor="_Toc235785317" w:history="1">
-            <w:r>
-              <w:rPr>
-                <w:rStyle w:val="Hyperlink"/>
-                <w:noProof/>
-                <w:lang w:val="en-GB"/>
-              </w:rPr>
-              <w:t>All-active design</w:t>
-            </w:r>
-            <w:r>
-              <w:rPr>
-                <w:noProof/>
-                <w:webHidden/>
-              </w:rPr>
-              <w:tab/>
-            </w:r>
-            <w:r>
-              <w:rPr>
-                <w:noProof/>
-                <w:webHidden/>
-              </w:rPr>
-              <w:fldChar w:fldCharType="begin"/>
-            </w:r>
-            <w:r>
-              <w:rPr>
-                <w:noProof/>
-                <w:webHidden/>
-              </w:rPr>
-              <w:instrText xml:space="preserve"> PAGEREF _Toc235785317 \h </w:instrText>
-            </w:r>
-            <w:r>
-              <w:rPr>
-                <w:noProof/>
-                <w:webHidden/>
-              </w:rPr>
-            </w:r>
-            <w:r>
-              <w:rPr>
-                <w:noProof/>
-                <w:webHidden/>
-              </w:rPr>
-              <w:fldChar w:fldCharType="separate"/>
-            </w:r>
-            <w:r>
-              <w:rPr>
-                <w:noProof/>
-                <w:webHidden/>
-              </w:rPr>
-              <w:t>5</w:t>
-            </w:r>
-            <w:r>
-              <w:rPr>
-                <w:noProof/>
-                <w:webHidden/>
-              </w:rPr>
-              <w:fldChar w:fldCharType="end"/>
-            </w:r>
-          </w:hyperlink>
-        </w:p>
-        <w:p>
-          <w:pPr>
-            <w:pStyle w:val="TOC2"/>
-            <w:tabs>
-              <w:tab w:val="right" w:leader="dot" w:pos="10790"/>
-            </w:tabs>
-            <w:rPr>
-              <w:rFonts w:asciiTheme="minorHAnsi" w:eastAsiaTheme="minorEastAsia" w:hAnsiTheme="minorHAnsi" w:cstheme="minorBidi"/>
-              <w:noProof/>
-              <w:kern w:val="2"/>
-              <w:sz w:val="24"/>
-              <w:szCs w:val="24"/>
-              <w:lang w:val="en-IN" w:eastAsia="en-IN" w:bidi="kn-IN"/>
-            </w:rPr>
-          </w:pPr>
-          <w:hyperlink w:anchor="_Toc235785318" w:history="1">
-            <w:r>
-              <w:rPr>
-                <w:rStyle w:val="Hyperlink"/>
-                <w:noProof/>
-              </w:rPr>
-              <w:t>System-wide striping</w:t>
-            </w:r>
-            <w:r>
-              <w:rPr>
-                <w:noProof/>
-                <w:webHidden/>
-              </w:rPr>
-              <w:tab/>
-            </w:r>
-            <w:r>
-              <w:rPr>
-                <w:noProof/>
-                <w:webHidden/>
-              </w:rPr>
-              <w:fldChar w:fldCharType="begin"/>
-            </w:r>
-            <w:r>
-              <w:rPr>
-                <w:noProof/>
-                <w:webHidden/>
-              </w:rPr>
-              <w:instrText xml:space="preserve"> PAGEREF _Toc235785318 \h </w:instrText>
-            </w:r>
-            <w:r>
-              <w:rPr>
-                <w:noProof/>
-                <w:webHidden/>
-              </w:rPr>
-            </w:r>
-            <w:r>
-              <w:rPr>
-                <w:noProof/>
-                <w:webHidden/>
-              </w:rPr>
-              <w:fldChar w:fldCharType="separate"/>
-            </w:r>
-            <w:r>
-              <w:rPr>
-                <w:noProof/>
-                <w:webHidden/>
-              </w:rPr>
-              <w:t>5</w:t>
-            </w:r>
-            <w:r>
-              <w:rPr>
-                <w:noProof/>
-                <w:webHidden/>
-              </w:rPr>
-              <w:fldChar w:fldCharType="end"/>
-            </w:r>
-          </w:hyperlink>
-        </w:p>
-        <w:p>
-          <w:pPr>
-            <w:pStyle w:val="TOC2"/>
-            <w:tabs>
-              <w:tab w:val="right" w:leader="dot" w:pos="10790"/>
-            </w:tabs>
-            <w:rPr>
-              <w:rFonts w:asciiTheme="minorHAnsi" w:eastAsiaTheme="minorEastAsia" w:hAnsiTheme="minorHAnsi" w:cstheme="minorBidi"/>
-              <w:noProof/>
-              <w:kern w:val="2"/>
-              <w:sz w:val="24"/>
-              <w:szCs w:val="24"/>
-              <w:lang w:val="en-IN" w:eastAsia="en-IN" w:bidi="kn-IN"/>
-            </w:rPr>
-          </w:pPr>
-          <w:hyperlink w:anchor="_Toc235785319" w:history="1">
-            <w:r>
-              <w:rPr>
-                <w:rStyle w:val="Hyperlink"/>
-                <w:noProof/>
-              </w:rPr>
-              <w:t>HPE InfoSight</w:t>
-            </w:r>
-            <w:r>
-              <w:rPr>
-                <w:noProof/>
-                <w:webHidden/>
-              </w:rPr>
-              <w:tab/>
-            </w:r>
-            <w:r>
-              <w:rPr>
-                <w:noProof/>
-                <w:webHidden/>
-              </w:rPr>
-              <w:fldChar w:fldCharType="begin"/>
-            </w:r>
-            <w:r>
-              <w:rPr>
-                <w:noProof/>
-                <w:webHidden/>
-              </w:rPr>
-              <w:instrText xml:space="preserve"> PAGEREF _Toc235785319 \h </w:instrText>
-            </w:r>
-            <w:r>
-              <w:rPr>
-                <w:noProof/>
-                <w:webHidden/>
-              </w:rPr>
-            </w:r>
-            <w:r>
-              <w:rPr>
-                <w:noProof/>
-                <w:webHidden/>
-              </w:rPr>
-              <w:fldChar w:fldCharType="separate"/>
-            </w:r>
-            <w:r>
-              <w:rPr>
-                <w:noProof/>
-                <w:webHidden/>
-              </w:rPr>
-              <w:t>6</w:t>
-            </w:r>
-            <w:r>
-              <w:rPr>
-                <w:noProof/>
-                <w:webHidden/>
-              </w:rPr>
-              <w:fldChar w:fldCharType="end"/>
-            </w:r>
-          </w:hyperlink>
-        </w:p>
-        <w:p>
-          <w:pPr>
-            <w:pStyle w:val="TOC2"/>
-            <w:tabs>
-              <w:tab w:val="right" w:leader="dot" w:pos="10790"/>
-            </w:tabs>
-            <w:rPr>
-              <w:rFonts w:asciiTheme="minorHAnsi" w:eastAsiaTheme="minorEastAsia" w:hAnsiTheme="minorHAnsi" w:cstheme="minorBidi"/>
-              <w:noProof/>
-              <w:kern w:val="2"/>
-              <w:sz w:val="24"/>
-              <w:szCs w:val="24"/>
-              <w:lang w:val="en-IN" w:eastAsia="en-IN" w:bidi="kn-IN"/>
-            </w:rPr>
-          </w:pPr>
-          <w:hyperlink w:anchor="_Toc235785320" w:history="1">
-            <w:r>
-              <w:rPr>
-                <w:rStyle w:val="Hyperlink"/>
-                <w:noProof/>
-              </w:rPr>
-              <w:t>Data Services Cloud Console (DSCC)</w:t>
-            </w:r>
-            <w:r>
-              <w:rPr>
-                <w:noProof/>
-                <w:webHidden/>
-              </w:rPr>
-              <w:tab/>
-            </w:r>
-            <w:r>
-              <w:rPr>
-                <w:noProof/>
-                <w:webHidden/>
-              </w:rPr>
-              <w:fldChar w:fldCharType="begin"/>
-            </w:r>
-            <w:r>
-              <w:rPr>
-                <w:noProof/>
-                <w:webHidden/>
-              </w:rPr>
-              <w:instrText xml:space="preserve"> PAGEREF _Toc235785320 \h </w:instrText>
-            </w:r>
-            <w:r>
-              <w:rPr>
-                <w:noProof/>
-                <w:webHidden/>
-              </w:rPr>
-            </w:r>
-            <w:r>
-              <w:rPr>
-                <w:noProof/>
-                <w:webHidden/>
-              </w:rPr>
-              <w:fldChar w:fldCharType="separate"/>
-            </w:r>
-            <w:r>
-              <w:rPr>
-                <w:noProof/>
-                <w:webHidden/>
-              </w:rPr>
-              <w:t>7</w:t>
-            </w:r>
-            <w:r>
-              <w:rPr>
-                <w:noProof/>
-                <w:webHidden/>
-              </w:rPr>
-              <w:fldChar w:fldCharType="end"/>
-            </w:r>
-          </w:hyperlink>
-        </w:p>
-        <w:p>
-          <w:pPr>
-            <w:pStyle w:val="TOC3"/>
-            <w:tabs>
-              <w:tab w:val="right" w:leader="dot" w:pos="10790"/>
-            </w:tabs>
-            <w:rPr>
-              <w:rFonts w:asciiTheme="minorHAnsi" w:eastAsiaTheme="minorEastAsia" w:hAnsiTheme="minorHAnsi" w:cstheme="minorBidi"/>
-              <w:iCs w:val="0"/>
-              <w:noProof/>
-              <w:kern w:val="2"/>
-              <w:sz w:val="24"/>
-              <w:szCs w:val="24"/>
-              <w:lang w:val="en-IN" w:eastAsia="en-IN" w:bidi="kn-IN"/>
-            </w:rPr>
-          </w:pPr>
-          <w:hyperlink w:anchor="_Toc235785321" w:history="1">
-            <w:r>
-              <w:rPr>
-                <w:rStyle w:val="Hyperlink"/>
-                <w:noProof/>
-              </w:rPr>
-              <w:t>Built On a Unique Architecture</w:t>
-            </w:r>
-            <w:r>
-              <w:rPr>
-                <w:noProof/>
-                <w:webHidden/>
-              </w:rPr>
-              <w:tab/>
-            </w:r>
-            <w:r>
-              <w:rPr>
-                <w:noProof/>
-                <w:webHidden/>
-              </w:rPr>
-              <w:fldChar w:fldCharType="begin"/>
-            </w:r>
-            <w:r>
-              <w:rPr>
-                <w:noProof/>
-                <w:webHidden/>
-              </w:rPr>
-              <w:instrText xml:space="preserve"> PAGEREF _Toc235785321 \h </w:instrText>
-            </w:r>
-            <w:r>
-              <w:rPr>
-                <w:noProof/>
-                <w:webHidden/>
-              </w:rPr>
-            </w:r>
-            <w:r>
-              <w:rPr>
-                <w:noProof/>
-                <w:webHidden/>
-              </w:rPr>
-              <w:fldChar w:fldCharType="separate"/>
-            </w:r>
-            <w:r>
-              <w:rPr>
-                <w:noProof/>
-                <w:webHidden/>
-              </w:rPr>
-              <w:t>7</w:t>
-            </w:r>
-            <w:r>
-              <w:rPr>
-                <w:noProof/>
-                <w:webHidden/>
-              </w:rPr>
-              <w:fldChar w:fldCharType="end"/>
-            </w:r>
-          </w:hyperlink>
-        </w:p>
-        <w:p>
-          <w:pPr>
-            <w:pStyle w:val="TOC3"/>
-            <w:tabs>
-              <w:tab w:val="right" w:leader="dot" w:pos="10790"/>
-            </w:tabs>
-            <w:rPr>
-              <w:rFonts w:asciiTheme="minorHAnsi" w:eastAsiaTheme="minorEastAsia" w:hAnsiTheme="minorHAnsi" w:cstheme="minorBidi"/>
-              <w:iCs w:val="0"/>
-              <w:noProof/>
-              <w:kern w:val="2"/>
-              <w:sz w:val="24"/>
-              <w:szCs w:val="24"/>
-              <w:lang w:val="en-IN" w:eastAsia="en-IN" w:bidi="kn-IN"/>
-            </w:rPr>
-          </w:pPr>
-          <w:hyperlink w:anchor="_Toc235785322" w:history="1">
-            <w:r>
-              <w:rPr>
-                <w:rStyle w:val="Hyperlink"/>
-                <w:noProof/>
-              </w:rPr>
-              <w:t>Deliver Cloud Operations</w:t>
-            </w:r>
-            <w:r>
-              <w:rPr>
-                <w:noProof/>
-                <w:webHidden/>
-              </w:rPr>
-              <w:tab/>
-            </w:r>
-            <w:r>
-              <w:rPr>
-                <w:noProof/>
-                <w:webHidden/>
-              </w:rPr>
-              <w:fldChar w:fldCharType="begin"/>
-            </w:r>
-            <w:r>
-              <w:rPr>
-                <w:noProof/>
-                <w:webHidden/>
-              </w:rPr>
-              <w:instrText xml:space="preserve"> PAGEREF _Toc235785322 \h </w:instrText>
-            </w:r>
-            <w:r>
-              <w:rPr>
-                <w:noProof/>
-                <w:webHidden/>
-              </w:rPr>
-            </w:r>
-            <w:r>
-              <w:rPr>
-                <w:noProof/>
-                <w:webHidden/>
-              </w:rPr>
-              <w:fldChar w:fldCharType="separate"/>
-            </w:r>
-            <w:r>
-              <w:rPr>
-                <w:noProof/>
-                <w:webHidden/>
-              </w:rPr>
-              <w:t>8</w:t>
-            </w:r>
-            <w:r>
-              <w:rPr>
-                <w:noProof/>
-                <w:webHidden/>
-              </w:rPr>
-              <w:fldChar w:fldCharType="end"/>
-            </w:r>
-          </w:hyperlink>
-        </w:p>
-        <w:p>
-          <w:pPr>
-            <w:pStyle w:val="TOC3"/>
-            <w:tabs>
-              <w:tab w:val="right" w:leader="dot" w:pos="10790"/>
-            </w:tabs>
-            <w:rPr>
-              <w:rFonts w:asciiTheme="minorHAnsi" w:eastAsiaTheme="minorEastAsia" w:hAnsiTheme="minorHAnsi" w:cstheme="minorBidi"/>
-              <w:iCs w:val="0"/>
-              <w:noProof/>
-              <w:kern w:val="2"/>
-              <w:sz w:val="24"/>
-              <w:szCs w:val="24"/>
-              <w:lang w:val="en-IN" w:eastAsia="en-IN" w:bidi="kn-IN"/>
-            </w:rPr>
-          </w:pPr>
-          <w:hyperlink w:anchor="_Toc235785323" w:history="1">
-            <w:r>
-              <w:rPr>
-                <w:rStyle w:val="Hyperlink"/>
-                <w:noProof/>
-              </w:rPr>
-              <w:t>Intent-based provisioning</w:t>
-            </w:r>
-            <w:r>
-              <w:rPr>
-                <w:noProof/>
-                <w:webHidden/>
-              </w:rPr>
-              <w:tab/>
-            </w:r>
-            <w:r>
-              <w:rPr>
-                <w:noProof/>
-                <w:webHidden/>
-              </w:rPr>
-              <w:fldChar w:fldCharType="begin"/>
-            </w:r>
-            <w:r>
-              <w:rPr>
-                <w:noProof/>
-                <w:webHidden/>
-              </w:rPr>
-              <w:instrText xml:space="preserve"> PAGEREF _Toc235785323 \h </w:instrText>
-            </w:r>
-            <w:r>
-              <w:rPr>
-                <w:noProof/>
-                <w:webHidden/>
-              </w:rPr>
-            </w:r>
-            <w:r>
-              <w:rPr>
-                <w:noProof/>
-                <w:webHidden/>
-              </w:rPr>
-              <w:fldChar w:fldCharType="separate"/>
-            </w:r>
-            <w:r>
-              <w:rPr>
-                <w:noProof/>
-                <w:webHidden/>
-              </w:rPr>
-              <w:t>8</w:t>
-            </w:r>
-            <w:r>
-              <w:rPr>
-                <w:noProof/>
-                <w:webHidden/>
-              </w:rPr>
-              <w:fldChar w:fldCharType="end"/>
-            </w:r>
-          </w:hyperlink>
-        </w:p>
-        <w:p>
-          <w:pPr>
-            <w:pStyle w:val="TOC3"/>
-            <w:tabs>
-              <w:tab w:val="right" w:leader="dot" w:pos="10790"/>
-            </w:tabs>
-            <w:rPr>
-              <w:rFonts w:asciiTheme="minorHAnsi" w:eastAsiaTheme="minorEastAsia" w:hAnsiTheme="minorHAnsi" w:cstheme="minorBidi"/>
-              <w:iCs w:val="0"/>
-              <w:noProof/>
-              <w:kern w:val="2"/>
-              <w:sz w:val="24"/>
-              <w:szCs w:val="24"/>
-              <w:lang w:val="en-IN" w:eastAsia="en-IN" w:bidi="kn-IN"/>
-            </w:rPr>
-          </w:pPr>
-          <w:hyperlink w:anchor="_Toc235785324" w:history="1">
-            <w:r>
-              <w:rPr>
-                <w:rStyle w:val="Hyperlink"/>
-                <w:noProof/>
-              </w:rPr>
-              <w:t>Simplified deployment</w:t>
-            </w:r>
-            <w:r>
-              <w:rPr>
-                <w:noProof/>
-                <w:webHidden/>
-              </w:rPr>
-              <w:tab/>
-            </w:r>
-            <w:r>
-              <w:rPr>
-                <w:noProof/>
-                <w:webHidden/>
-              </w:rPr>
-              <w:fldChar w:fldCharType="begin"/>
-            </w:r>
-            <w:r>
-              <w:rPr>
-                <w:noProof/>
-                <w:webHidden/>
-              </w:rPr>
-              <w:instrText xml:space="preserve"> PAGEREF _Toc235785324 \h </w:instrText>
-            </w:r>
-            <w:r>
-              <w:rPr>
-                <w:noProof/>
-                <w:webHidden/>
-              </w:rPr>
-            </w:r>
-            <w:r>
-              <w:rPr>
-                <w:noProof/>
-                <w:webHidden/>
-              </w:rPr>
-              <w:fldChar w:fldCharType="separate"/>
-            </w:r>
-            <w:r>
-              <w:rPr>
-                <w:noProof/>
-                <w:webHidden/>
-              </w:rPr>
-              <w:t>9</w:t>
-            </w:r>
-            <w:r>
-              <w:rPr>
-                <w:noProof/>
-                <w:webHidden/>
-              </w:rPr>
-              <w:fldChar w:fldCharType="end"/>
-            </w:r>
-          </w:hyperlink>
-        </w:p>
-        <w:p>
-          <w:pPr>
-            <w:pStyle w:val="TOC3"/>
-            <w:tabs>
-              <w:tab w:val="right" w:leader="dot" w:pos="10790"/>
-            </w:tabs>
-            <w:rPr>
-              <w:rFonts w:asciiTheme="minorHAnsi" w:eastAsiaTheme="minorEastAsia" w:hAnsiTheme="minorHAnsi" w:cstheme="minorBidi"/>
-              <w:iCs w:val="0"/>
-              <w:noProof/>
-              <w:kern w:val="2"/>
-              <w:sz w:val="24"/>
-              <w:szCs w:val="24"/>
-              <w:lang w:val="en-IN" w:eastAsia="en-IN" w:bidi="kn-IN"/>
-            </w:rPr>
-          </w:pPr>
-          <w:hyperlink w:anchor="_Toc235785325" w:history="1">
-            <w:r>
-              <w:rPr>
-                <w:rStyle w:val="Hyperlink"/>
-                <w:noProof/>
-              </w:rPr>
-              <w:t>Invisible upgrades</w:t>
-            </w:r>
-            <w:r>
-              <w:rPr>
-                <w:noProof/>
-                <w:webHidden/>
-              </w:rPr>
-              <w:tab/>
-            </w:r>
-            <w:r>
-              <w:rPr>
-                <w:noProof/>
-                <w:webHidden/>
-              </w:rPr>
-              <w:fldChar w:fldCharType="begin"/>
-            </w:r>
-            <w:r>
-              <w:rPr>
-                <w:noProof/>
-                <w:webHidden/>
-              </w:rPr>
-              <w:instrText xml:space="preserve"> PAGEREF _Toc235785325 \h </w:instrText>
-            </w:r>
-            <w:r>
-              <w:rPr>
-                <w:noProof/>
-                <w:webHidden/>
-              </w:rPr>
-            </w:r>
-            <w:r>
-              <w:rPr>
-                <w:noProof/>
-                <w:webHidden/>
-              </w:rPr>
-              <w:fldChar w:fldCharType="separate"/>
-            </w:r>
-            <w:r>
-              <w:rPr>
-                <w:noProof/>
-                <w:webHidden/>
-              </w:rPr>
-              <w:t>9</w:t>
-            </w:r>
-            <w:r>
-              <w:rPr>
-                <w:noProof/>
-                <w:webHidden/>
-              </w:rPr>
-              <w:fldChar w:fldCharType="end"/>
-            </w:r>
-          </w:hyperlink>
-        </w:p>
-        <w:p>
-          <w:pPr>
-            <w:pStyle w:val="TOC3"/>
-            <w:tabs>
-              <w:tab w:val="right" w:leader="dot" w:pos="10790"/>
-            </w:tabs>
-            <w:rPr>
-              <w:rFonts w:asciiTheme="minorHAnsi" w:eastAsiaTheme="minorEastAsia" w:hAnsiTheme="minorHAnsi" w:cstheme="minorBidi"/>
-              <w:iCs w:val="0"/>
-              <w:noProof/>
-              <w:kern w:val="2"/>
-              <w:sz w:val="24"/>
-              <w:szCs w:val="24"/>
-              <w:lang w:val="en-IN" w:eastAsia="en-IN" w:bidi="kn-IN"/>
-            </w:rPr>
-          </w:pPr>
-          <w:hyperlink w:anchor="_Toc235785326" w:history="1">
-            <w:r>
-              <w:rPr>
-                <w:rStyle w:val="Hyperlink"/>
-                <w:noProof/>
-              </w:rPr>
-              <w:t>Manage from anywhere.</w:t>
-            </w:r>
-            <w:r>
-              <w:rPr>
-                <w:noProof/>
-                <w:webHidden/>
-              </w:rPr>
-              <w:tab/>
-            </w:r>
-            <w:r>
-              <w:rPr>
-                <w:noProof/>
-                <w:webHidden/>
-              </w:rPr>
-              <w:fldChar w:fldCharType="begin"/>
-            </w:r>
-            <w:r>
-              <w:rPr>
-                <w:noProof/>
-                <w:webHidden/>
-              </w:rPr>
-              <w:instrText xml:space="preserve"> PAGEREF _Toc235785326 \h </w:instrText>
-            </w:r>
-            <w:r>
-              <w:rPr>
-                <w:noProof/>
-                <w:webHidden/>
-              </w:rPr>
-            </w:r>
-            <w:r>
-              <w:rPr>
-                <w:noProof/>
-                <w:webHidden/>
-              </w:rPr>
-              <w:fldChar w:fldCharType="separate"/>
-            </w:r>
-            <w:r>
-              <w:rPr>
-                <w:noProof/>
-                <w:webHidden/>
-              </w:rPr>
-              <w:t>9</w:t>
-            </w:r>
-            <w:r>
-              <w:rPr>
-                <w:noProof/>
-                <w:webHidden/>
-              </w:rPr>
-              <w:fldChar w:fldCharType="end"/>
-            </w:r>
-          </w:hyperlink>
-        </w:p>
-        <w:p>
-          <w:pPr>
-            <w:pStyle w:val="TOC3"/>
-            <w:tabs>
-              <w:tab w:val="right" w:leader="dot" w:pos="10790"/>
-            </w:tabs>
-            <w:rPr>
-              <w:rFonts w:asciiTheme="minorHAnsi" w:eastAsiaTheme="minorEastAsia" w:hAnsiTheme="minorHAnsi" w:cstheme="minorBidi"/>
-              <w:iCs w:val="0"/>
-              <w:noProof/>
-              <w:kern w:val="2"/>
-              <w:sz w:val="24"/>
-              <w:szCs w:val="24"/>
-              <w:lang w:val="en-IN" w:eastAsia="en-IN" w:bidi="kn-IN"/>
-            </w:rPr>
-          </w:pPr>
-          <w:hyperlink w:anchor="_Toc235785327" w:history="1">
-            <w:r>
-              <w:rPr>
-                <w:rStyle w:val="Hyperlink"/>
-                <w:noProof/>
-              </w:rPr>
-              <w:t>Automate at scale.</w:t>
-            </w:r>
-            <w:r>
-              <w:rPr>
-                <w:noProof/>
-                <w:webHidden/>
-              </w:rPr>
-              <w:tab/>
-            </w:r>
-            <w:r>
-              <w:rPr>
-                <w:noProof/>
-                <w:webHidden/>
-              </w:rPr>
-              <w:fldChar w:fldCharType="begin"/>
-            </w:r>
-            <w:r>
-              <w:rPr>
-                <w:noProof/>
-                <w:webHidden/>
-              </w:rPr>
-              <w:instrText xml:space="preserve"> PAGEREF _Toc235785327 \h </w:instrText>
-            </w:r>
-            <w:r>
-              <w:rPr>
-                <w:noProof/>
-                <w:webHidden/>
-              </w:rPr>
-            </w:r>
-            <w:r>
-              <w:rPr>
-                <w:noProof/>
-                <w:webHidden/>
-              </w:rPr>
-              <w:fldChar w:fldCharType="separate"/>
-            </w:r>
-            <w:r>
-              <w:rPr>
-                <w:noProof/>
-                <w:webHidden/>
-              </w:rPr>
-              <w:t>9</w:t>
+              <w:t>10</w:t>
             </w:r>
             <w:r>
               <w:rPr>
@@ -1584,13 +1583,13 @@
               <w:lang w:val="en-IN" w:eastAsia="en-IN" w:bidi="kn-IN"/>
             </w:rPr>
           </w:pPr>
-          <w:hyperlink w:anchor="_Toc235785328" w:history="1">
+          <w:hyperlink w:anchor="_Toc237853785" w:history="1">
             <w:r>
               <w:rPr>
                 <w:rStyle w:val="Hyperlink"/>
                 <w:noProof/>
               </w:rPr>
-              <w:t>Alletra configuration</w:t>
+              <w:t>Alletra Inventory</w:t>
             </w:r>
             <w:r>
               <w:rPr>
@@ -1611,7 +1610,7 @@
                 <w:noProof/>
                 <w:webHidden/>
               </w:rPr>
-              <w:instrText xml:space="preserve"> PAGEREF _Toc235785328 \h </w:instrText>
+              <w:instrText xml:space="preserve"> PAGEREF _Toc237853785 \h </w:instrText>
             </w:r>
             <w:r>
               <w:rPr>
@@ -1658,13 +1657,13 @@
               <w:lang w:val="en-IN" w:eastAsia="en-IN" w:bidi="kn-IN"/>
             </w:rPr>
           </w:pPr>
-          <w:hyperlink w:anchor="_Toc235785329" w:history="1">
+          <w:hyperlink w:anchor="_Toc237853786" w:history="1">
             <w:r>
               <w:rPr>
                 <w:rStyle w:val="Hyperlink"/>
                 <w:noProof/>
               </w:rPr>
-              <w:t>Alletra Inventory</w:t>
+              <w:t>Alletra MP checkhealth output</w:t>
             </w:r>
             <w:r>
               <w:rPr>
@@ -1685,81 +1684,7 @@
                 <w:noProof/>
                 <w:webHidden/>
               </w:rPr>
-              <w:instrText xml:space="preserve"> PAGEREF _Toc235785329 \h </w:instrText>
-            </w:r>
-            <w:r>
-              <w:rPr>
-                <w:noProof/>
-                <w:webHidden/>
-              </w:rPr>
-            </w:r>
-            <w:r>
-              <w:rPr>
-                <w:noProof/>
-                <w:webHidden/>
-              </w:rPr>
-              <w:fldChar w:fldCharType="separate"/>
-            </w:r>
-            <w:r>
-              <w:rPr>
-                <w:noProof/>
-                <w:webHidden/>
-              </w:rPr>
-              <w:t>10</w:t>
-            </w:r>
-            <w:r>
-              <w:rPr>
-                <w:noProof/>
-                <w:webHidden/>
-              </w:rPr>
-              <w:fldChar w:fldCharType="end"/>
-            </w:r>
-          </w:hyperlink>
-        </w:p>
-        <w:p>
-          <w:pPr>
-            <w:pStyle w:val="TOC1"/>
-            <w:tabs>
-              <w:tab w:val="right" w:leader="dot" w:pos="10790"/>
-            </w:tabs>
-            <w:rPr>
-              <w:rFonts w:asciiTheme="minorHAnsi" w:eastAsiaTheme="minorEastAsia" w:hAnsiTheme="minorHAnsi" w:cstheme="minorBidi"/>
-              <w:bCs w:val="0"/>
-              <w:noProof/>
-              <w:kern w:val="2"/>
-              <w:sz w:val="24"/>
-              <w:szCs w:val="24"/>
-              <w:lang w:val="en-IN" w:eastAsia="en-IN" w:bidi="kn-IN"/>
-            </w:rPr>
-          </w:pPr>
-          <w:hyperlink w:anchor="_Toc235785330" w:history="1">
-            <w:r>
-              <w:rPr>
-                <w:rStyle w:val="Hyperlink"/>
-                <w:noProof/>
-              </w:rPr>
-              <w:t>Alletra MP checkhealth output</w:t>
-            </w:r>
-            <w:r>
-              <w:rPr>
-                <w:noProof/>
-                <w:webHidden/>
-              </w:rPr>
-              <w:tab/>
-            </w:r>
-            <w:r>
-              <w:rPr>
-                <w:noProof/>
-                <w:webHidden/>
-              </w:rPr>
-              <w:fldChar w:fldCharType="begin"/>
-            </w:r>
-            <w:r>
-              <w:rPr>
-                <w:noProof/>
-                <w:webHidden/>
-              </w:rPr>
-              <w:instrText xml:space="preserve"> PAGEREF _Toc235785330 \h </w:instrText>
+              <w:instrText xml:space="preserve"> PAGEREF _Toc237853786 \h </w:instrText>
             </w:r>
             <w:r>
               <w:rPr>
@@ -1805,88 +1730,437 @@
     <w:p/>
     <w:p>
       <w:pPr>
-        <w:spacing w:after="160" w:line="259" w:lineRule="auto"/>
-        <w:rPr>
-          <w:rFonts w:ascii="HPE Graphik Semibold" w:eastAsiaTheme="majorEastAsia" w:hAnsi="HPE Graphik Semibold" w:cstheme="majorBidi"/>
-          <w:color w:val="000000" w:themeColor="text1"/>
-          <w:sz w:val="40"/>
-          <w:szCs w:val="32"/>
-        </w:rPr>
-      </w:pPr>
-      <w:bookmarkStart w:id="0" w:name="_Toc205991426"/>
-      <w:r>
-        <w:br w:type="page"/>
-      </w:r>
-    </w:p>
-    <w:p>
-      <w:pPr>
         <w:pStyle w:val="Heading1"/>
-        <w:rPr>
-          <w:rFonts w:cs="Arial"/>
-        </w:rPr>
-      </w:pPr>
-      <w:bookmarkStart w:id="1" w:name="_Toc199854511"/>
-      <w:bookmarkStart w:id="2" w:name="_Toc235785309"/>
-      <w:r>
-        <w:rPr>
-          <w:rFonts w:cs="Arial"/>
-        </w:rPr>
-        <w:lastRenderedPageBreak/>
-        <w:t>Proprietary Notice</w:t>
-      </w:r>
-      <w:bookmarkEnd w:id="1"/>
-      <w:bookmarkEnd w:id="2"/>
-    </w:p>
-    <w:p/>
-    <w:p/>
-    <w:p/>
-    <w:p/>
-    <w:p>
-      <w:pPr>
-        <w:pStyle w:val="Heading1"/>
+        <w:jc w:val="both"/>
         <w:rPr>
           <w:rFonts w:ascii="Segoe UI" w:hAnsi="Segoe UI" w:cs="Segoe UI"/>
           <w:sz w:val="18"/>
           <w:szCs w:val="18"/>
         </w:rPr>
       </w:pPr>
-      <w:bookmarkStart w:id="3" w:name="_Toc199854512"/>
-      <w:bookmarkStart w:id="4" w:name="_Toc235785310"/>
-      <w:r>
-        <w:rPr>
-          <w:rStyle w:val="findhit"/>
+      <w:bookmarkStart w:id="0" w:name="_Toc205991426"/>
+      <w:r>
+        <w:br w:type="page"/>
+      </w:r>
+      <w:bookmarkStart w:id="1" w:name="_Toc199854512"/>
+      <w:bookmarkStart w:id="2" w:name="_Toc237853766"/>
+      <w:r>
+        <w:lastRenderedPageBreak/>
+        <w:t xml:space="preserve">Executive </w:t>
+      </w:r>
+      <w:r>
+        <w:rPr>
           <w:rFonts w:cs="Arial"/>
         </w:rPr>
-        <w:t>Executive</w:t>
-      </w:r>
+        <w:t>Summary</w:t>
+      </w:r>
+      <w:bookmarkEnd w:id="1"/>
+      <w:bookmarkEnd w:id="2"/>
       <w:r>
         <w:rPr>
           <w:rStyle w:val="normaltextrun"/>
           <w:rFonts w:cs="Arial"/>
         </w:rPr>
-        <w:t xml:space="preserve"> </w:t>
-      </w:r>
+        <w:t> </w:t>
+      </w:r>
+      <w:r>
+        <w:rPr>
+          <w:rStyle w:val="eop"/>
+          <w:rFonts w:cs="Arial"/>
+        </w:rPr>
+        <w:t> </w:t>
+      </w:r>
+    </w:p>
+    <w:p/>
+    <w:p>
+      <w:pPr>
+        <w:pStyle w:val="paragraph"/>
+        <w:spacing w:before="0" w:beforeAutospacing="0" w:after="0" w:afterAutospacing="0"/>
+        <w:textAlignment w:val="baseline"/>
+        <w:rPr>
+          <w:rFonts w:ascii="HPE Graphik" w:hAnsi="HPE Graphik" w:cs="Segoe UI"/>
+          <w:sz w:val="18"/>
+          <w:szCs w:val="18"/>
+        </w:rPr>
+      </w:pPr>
       <w:r>
         <w:rPr>
           <w:rStyle w:val="normaltextrun"/>
-        </w:rPr>
-        <w:t>Summary</w:t>
+          <w:rFonts w:ascii="HPE Graphik" w:hAnsi="HPE Graphik" w:cs="Arial"/>
+          <w:color w:val="222222"/>
+          <w:sz w:val="22"/>
+          <w:szCs w:val="22"/>
+          <w:lang w:val="en-US"/>
+        </w:rPr>
+        <w:t xml:space="preserve">This document describes the HPE </w:t>
+      </w:r>
+      <w:r>
+        <w:rPr>
+          <w:rStyle w:val="normaltextrun"/>
+          <w:rFonts w:ascii="HPE Graphik" w:hAnsi="HPE Graphik" w:cs="Arial"/>
+          <w:color w:val="222222"/>
+          <w:sz w:val="22"/>
+          <w:szCs w:val="22"/>
+          <w:lang w:val="en-US"/>
+        </w:rPr>
+        <w:t xml:space="preserve">GreenLake for Block </w:t>
+      </w:r>
+      <w:r>
+        <w:rPr>
+          <w:rStyle w:val="normaltextrun"/>
+          <w:rFonts w:ascii="HPE Graphik" w:hAnsi="HPE Graphik" w:cs="Arial"/>
+          <w:color w:val="222222"/>
+          <w:sz w:val="22"/>
+          <w:szCs w:val="22"/>
+          <w:lang w:val="en-US"/>
+        </w:rPr>
+        <w:t xml:space="preserve">storage </w:t>
+      </w:r>
+      <w:r>
+        <w:rPr>
+          <w:rStyle w:val="normaltextrun"/>
+          <w:rFonts w:ascii="HPE Graphik" w:hAnsi="HPE Graphik" w:cs="Arial"/>
+          <w:color w:val="222222"/>
+          <w:sz w:val="22"/>
+          <w:szCs w:val="22"/>
+          <w:lang w:val="en-US"/>
+        </w:rPr>
+        <w:t xml:space="preserve">(Alletra MP) </w:t>
+      </w:r>
+      <w:r>
+        <w:rPr>
+          <w:rStyle w:val="normaltextrun"/>
+          <w:rFonts w:ascii="HPE Graphik" w:hAnsi="HPE Graphik" w:cs="Arial"/>
+          <w:color w:val="222222"/>
+          <w:sz w:val="22"/>
+          <w:szCs w:val="22"/>
+          <w:lang w:val="en-US"/>
+        </w:rPr>
+        <w:t xml:space="preserve">configuration for the Solution for </w:t>
+      </w:r>
+      <w:r>
+        <w:rPr>
+          <w:rFonts w:ascii="HPE Graphik" w:hAnsi="HPE Graphik" w:cs="Arial"/>
+          <w:color w:val="222222"/>
+          <w:sz w:val="22"/>
+          <w:szCs w:val="22"/>
+          <w:lang w:val="en-US"/>
+        </w:rPr>
+        <w:t xml:space="preserve">modernization of infrastructure </w:t>
+      </w:r>
+      <w:r>
+        <w:rPr>
+          <w:rFonts w:ascii="HPE Graphik" w:hAnsi="HPE Graphik" w:cs="Arial"/>
+          <w:color w:val="222222"/>
+          <w:sz w:val="22"/>
+          <w:szCs w:val="22"/>
+          <w:lang w:val="en-US"/>
+        </w:rPr>
+        <w:t xml:space="preserve">for the </w:t>
+      </w:r>
+      <w:r>
+        <w:rPr>
+          <w:rFonts w:ascii="HPE Graphik" w:hAnsi="HPE Graphik" w:cs="Arial"/>
+          <w:color w:val="222222"/>
+          <w:sz w:val="22"/>
+          <w:szCs w:val="22"/>
+          <w:highlight w:val="yellow"/>
+          <w:lang w:val="en-US"/>
+        </w:rPr>
+        <w:t>&lt;Customer name&gt;</w:t>
+      </w:r>
+      <w:r>
+        <w:rPr>
+          <w:rStyle w:val="normaltextrun"/>
+          <w:rFonts w:ascii="HPE Graphik" w:hAnsi="HPE Graphik" w:cs="Arial"/>
+          <w:color w:val="222222"/>
+          <w:sz w:val="22"/>
+          <w:szCs w:val="22"/>
+          <w:highlight w:val="yellow"/>
+          <w:lang w:val="en-US"/>
+        </w:rPr>
+        <w:t>.</w:t>
+      </w:r>
+      <w:r>
+        <w:rPr>
+          <w:rStyle w:val="eop"/>
+          <w:rFonts w:ascii="HPE Graphik" w:hAnsi="HPE Graphik" w:cs="Arial"/>
+          <w:color w:val="222222"/>
+          <w:sz w:val="22"/>
+          <w:szCs w:val="22"/>
+        </w:rPr>
+        <w:t> </w:t>
+      </w:r>
+    </w:p>
+    <w:p>
+      <w:pPr>
+        <w:pStyle w:val="paragraph"/>
+        <w:spacing w:before="0" w:beforeAutospacing="0" w:after="0" w:afterAutospacing="0"/>
+        <w:textAlignment w:val="baseline"/>
+        <w:rPr>
+          <w:rFonts w:ascii="Segoe UI" w:hAnsi="Segoe UI" w:cs="Segoe UI"/>
+          <w:sz w:val="18"/>
+          <w:szCs w:val="18"/>
+        </w:rPr>
+      </w:pPr>
+      <w:r>
+        <w:rPr>
+          <w:rStyle w:val="normaltextrun"/>
+          <w:rFonts w:ascii="Arial" w:hAnsi="Arial" w:cs="Arial"/>
+          <w:color w:val="222222"/>
+          <w:sz w:val="22"/>
+          <w:szCs w:val="22"/>
+          <w:lang w:val="en-US"/>
+        </w:rPr>
+        <w:t> </w:t>
+      </w:r>
+      <w:r>
+        <w:rPr>
+          <w:rStyle w:val="eop"/>
+          <w:rFonts w:ascii="Arial" w:hAnsi="Arial" w:cs="Arial"/>
+          <w:color w:val="222222"/>
+          <w:sz w:val="22"/>
+          <w:szCs w:val="22"/>
+        </w:rPr>
+        <w:t> </w:t>
+      </w:r>
+    </w:p>
+    <w:p/>
+    <w:p>
+      <w:pPr>
+        <w:pStyle w:val="Heading1"/>
+        <w:jc w:val="both"/>
+        <w:rPr>
+          <w:rFonts w:cs="Arial"/>
+        </w:rPr>
+      </w:pPr>
+      <w:bookmarkStart w:id="3" w:name="_Toc9744314"/>
+      <w:bookmarkStart w:id="4" w:name="_Toc19409971"/>
+      <w:bookmarkStart w:id="5" w:name="_Toc19676081"/>
+      <w:bookmarkStart w:id="6" w:name="_Toc43690995"/>
+      <w:bookmarkStart w:id="7" w:name="_Toc199854513"/>
+      <w:bookmarkStart w:id="8" w:name="_Toc237853767"/>
+      <w:r>
+        <w:rPr>
+          <w:rFonts w:cs="Arial"/>
+        </w:rPr>
+        <w:t>Introduction</w:t>
       </w:r>
       <w:bookmarkEnd w:id="3"/>
       <w:bookmarkEnd w:id="4"/>
-      <w:r>
-        <w:rPr>
-          <w:rStyle w:val="normaltextrun"/>
+      <w:bookmarkEnd w:id="5"/>
+      <w:bookmarkEnd w:id="6"/>
+      <w:bookmarkEnd w:id="7"/>
+      <w:bookmarkEnd w:id="8"/>
+      <w:r>
+        <w:rPr>
           <w:rFonts w:cs="Arial"/>
         </w:rPr>
-        <w:t> </w:t>
-      </w:r>
-      <w:r>
-        <w:rPr>
-          <w:rStyle w:val="eop"/>
-          <w:rFonts w:cs="Arial"/>
-        </w:rPr>
-        <w:t> </w:t>
+        <w:t xml:space="preserve"> </w:t>
+      </w:r>
+    </w:p>
+    <w:p>
+      <w:pPr>
+        <w:pStyle w:val="Default"/>
+        <w:rPr>
+          <w:rFonts w:ascii="HPE Graphik" w:hAnsi="HPE Graphik" w:cs="Arial"/>
+          <w:sz w:val="20"/>
+          <w:szCs w:val="20"/>
+        </w:rPr>
+      </w:pPr>
+      <w:r>
+        <w:rPr>
+          <w:rFonts w:ascii="HPE Graphik" w:hAnsi="HPE Graphik" w:cs="Arial"/>
+          <w:color w:val="auto"/>
+          <w:sz w:val="20"/>
+          <w:szCs w:val="20"/>
+        </w:rPr>
+        <w:t xml:space="preserve">This document addresses the overview steps of </w:t>
+      </w:r>
+      <w:r>
+        <w:rPr>
+          <w:rFonts w:ascii="HPE Graphik" w:hAnsi="HPE Graphik" w:cs="Arial"/>
+          <w:color w:val="auto"/>
+          <w:sz w:val="20"/>
+          <w:szCs w:val="20"/>
+        </w:rPr>
+        <w:t xml:space="preserve">initializing </w:t>
+      </w:r>
+      <w:r>
+        <w:rPr>
+          <w:rFonts w:ascii="HPE Graphik" w:hAnsi="HPE Graphik" w:cs="Arial"/>
+          <w:color w:val="auto"/>
+          <w:sz w:val="20"/>
+          <w:szCs w:val="20"/>
+        </w:rPr>
+        <w:t xml:space="preserve">HPE </w:t>
+      </w:r>
+      <w:r>
+        <w:rPr>
+          <w:rFonts w:ascii="HPE Graphik" w:hAnsi="HPE Graphik" w:cs="Arial"/>
+          <w:color w:val="auto"/>
+          <w:sz w:val="20"/>
+          <w:szCs w:val="20"/>
+        </w:rPr>
+        <w:t>GreenLake for Block (</w:t>
+      </w:r>
+      <w:r>
+        <w:rPr>
+          <w:rFonts w:ascii="HPE Graphik" w:hAnsi="HPE Graphik" w:cs="Arial"/>
+          <w:color w:val="auto"/>
+          <w:sz w:val="20"/>
+          <w:szCs w:val="20"/>
+        </w:rPr>
+        <w:t xml:space="preserve">Alletra </w:t>
+      </w:r>
+      <w:r>
+        <w:rPr>
+          <w:rFonts w:ascii="HPE Graphik" w:hAnsi="HPE Graphik" w:cs="Arial"/>
+          <w:color w:val="auto"/>
+          <w:sz w:val="20"/>
+          <w:szCs w:val="20"/>
+        </w:rPr>
+        <w:t xml:space="preserve">MP) </w:t>
+      </w:r>
+      <w:r>
+        <w:rPr>
+          <w:rFonts w:ascii="HPE Graphik" w:hAnsi="HPE Graphik" w:cs="Arial"/>
+          <w:color w:val="auto"/>
+          <w:sz w:val="20"/>
+          <w:szCs w:val="20"/>
+        </w:rPr>
+        <w:t xml:space="preserve">for the </w:t>
+      </w:r>
+      <w:r>
+        <w:rPr>
+          <w:rFonts w:ascii="HPE Graphik" w:hAnsi="HPE Graphik" w:cs="Arial"/>
+          <w:color w:val="auto"/>
+          <w:sz w:val="20"/>
+          <w:szCs w:val="20"/>
+          <w:highlight w:val="yellow"/>
+        </w:rPr>
+        <w:t>&lt;Application/Workload&gt;</w:t>
+      </w:r>
+      <w:r>
+        <w:rPr>
+          <w:rFonts w:ascii="HPE Graphik" w:hAnsi="HPE Graphik" w:cs="Arial"/>
+          <w:color w:val="auto"/>
+          <w:sz w:val="20"/>
+          <w:szCs w:val="20"/>
+        </w:rPr>
+        <w:t xml:space="preserve"> </w:t>
+      </w:r>
+      <w:r>
+        <w:rPr>
+          <w:rFonts w:ascii="HPE Graphik" w:hAnsi="HPE Graphik" w:cs="Arial"/>
+          <w:color w:val="auto"/>
+          <w:sz w:val="20"/>
+          <w:szCs w:val="20"/>
+        </w:rPr>
+        <w:t xml:space="preserve">for </w:t>
+      </w:r>
+      <w:r>
+        <w:rPr>
+          <w:rFonts w:ascii="HPE Graphik" w:hAnsi="HPE Graphik" w:cs="Arial"/>
+          <w:color w:val="auto"/>
+          <w:sz w:val="20"/>
+          <w:szCs w:val="20"/>
+          <w:highlight w:val="yellow"/>
+        </w:rPr>
+        <w:t>&lt;Customer Name&gt;</w:t>
+      </w:r>
+      <w:r>
+        <w:rPr>
+          <w:rFonts w:ascii="HPE Graphik" w:hAnsi="HPE Graphik" w:cs="Arial"/>
+          <w:color w:val="auto"/>
+          <w:sz w:val="20"/>
+          <w:szCs w:val="20"/>
+          <w:highlight w:val="yellow"/>
+        </w:rPr>
+        <w:t>.</w:t>
+      </w:r>
+      <w:r>
+        <w:rPr>
+          <w:rFonts w:ascii="HPE Graphik" w:hAnsi="HPE Graphik" w:cs="Arial"/>
+          <w:color w:val="auto"/>
+          <w:sz w:val="20"/>
+          <w:szCs w:val="20"/>
+        </w:rPr>
+        <w:t xml:space="preserve"> Its purpose is to supplement the vendor install and administration guide and covers items that are not found in these guides</w:t>
+      </w:r>
+      <w:r>
+        <w:rPr>
+          <w:rFonts w:ascii="HPE Graphik" w:hAnsi="HPE Graphik" w:cs="Arial"/>
+          <w:sz w:val="20"/>
+          <w:szCs w:val="20"/>
+        </w:rPr>
+        <w:t>.</w:t>
+      </w:r>
+    </w:p>
+    <w:p>
+      <w:pPr>
+        <w:rPr>
+          <w:lang w:val="en-US"/>
+        </w:rPr>
+      </w:pPr>
+    </w:p>
+    <w:p>
+      <w:pPr>
+        <w:pStyle w:val="Heading1"/>
+      </w:pPr>
+      <w:bookmarkStart w:id="9" w:name="_Toc121229426"/>
+      <w:bookmarkStart w:id="10" w:name="_Toc199854514"/>
+      <w:bookmarkStart w:id="11" w:name="_Toc237853768"/>
+      <w:r>
+        <w:t>Environment Overview</w:t>
+      </w:r>
+      <w:bookmarkEnd w:id="9"/>
+      <w:bookmarkEnd w:id="10"/>
+      <w:bookmarkEnd w:id="11"/>
+    </w:p>
+    <w:p/>
+    <w:p>
+      <w:r>
+        <w:t xml:space="preserve">This document depicts the as built for the </w:t>
+      </w:r>
+      <w:r>
+        <w:t>&lt;Customer Name&gt;</w:t>
+      </w:r>
+      <w:r>
+        <w:t xml:space="preserve"> </w:t>
+      </w:r>
+      <w:r>
+        <w:t>HPE GreenLake for Block (Alletra MP)</w:t>
+      </w:r>
+      <w:r>
+        <w:t xml:space="preserve"> deployed at the location </w:t>
+      </w:r>
+      <w:r>
+        <w:rPr>
+          <w:highlight w:val="yellow"/>
+        </w:rPr>
+        <w:t>&lt;Site Location&gt;</w:t>
+      </w:r>
+      <w:r>
+        <w:rPr>
+          <w:highlight w:val="yellow"/>
+        </w:rPr>
+        <w:t>.</w:t>
+      </w:r>
+      <w:r>
+        <w:t xml:space="preserve"> These Storages are used to store the </w:t>
+      </w:r>
+      <w:r>
+        <w:rPr>
+          <w:highlight w:val="yellow"/>
+        </w:rPr>
+        <w:t>&lt;Purpose of using Block storage&gt;</w:t>
+      </w:r>
+      <w:r>
+        <w:t xml:space="preserve"> </w:t>
+      </w:r>
+      <w:r>
+        <w:t>(as being built).</w:t>
       </w:r>
     </w:p>
     <w:p/>
@@ -1894,39 +2168,6 @@
     <w:p/>
     <w:p/>
     <w:p/>
-    <w:p>
-      <w:pPr>
-        <w:pStyle w:val="Heading1"/>
-        <w:jc w:val="both"/>
-        <w:rPr>
-          <w:rFonts w:cs="Arial"/>
-        </w:rPr>
-      </w:pPr>
-      <w:bookmarkStart w:id="5" w:name="_Toc9744314"/>
-      <w:bookmarkStart w:id="6" w:name="_Toc19409971"/>
-      <w:bookmarkStart w:id="7" w:name="_Toc19676081"/>
-      <w:bookmarkStart w:id="8" w:name="_Toc43690995"/>
-      <w:bookmarkStart w:id="9" w:name="_Toc199854513"/>
-      <w:bookmarkStart w:id="10" w:name="_Toc235785311"/>
-      <w:r>
-        <w:rPr>
-          <w:rFonts w:cs="Arial"/>
-        </w:rPr>
-        <w:t>Introduction</w:t>
-      </w:r>
-      <w:bookmarkEnd w:id="5"/>
-      <w:bookmarkEnd w:id="6"/>
-      <w:bookmarkEnd w:id="7"/>
-      <w:bookmarkEnd w:id="8"/>
-      <w:bookmarkEnd w:id="9"/>
-      <w:bookmarkEnd w:id="10"/>
-      <w:r>
-        <w:rPr>
-          <w:rFonts w:cs="Arial"/>
-        </w:rPr>
-        <w:t xml:space="preserve"> </w:t>
-      </w:r>
-    </w:p>
     <w:p/>
     <w:p/>
     <w:p/>
@@ -1935,134 +2176,113 @@
       <w:pPr>
         <w:pStyle w:val="Heading1"/>
       </w:pPr>
-      <w:bookmarkStart w:id="11" w:name="_Toc121229426"/>
-      <w:bookmarkStart w:id="12" w:name="_Toc199854514"/>
-      <w:bookmarkStart w:id="13" w:name="_Toc235785312"/>
-      <w:r>
-        <w:t>Environment Overview</w:t>
-      </w:r>
-      <w:bookmarkEnd w:id="11"/>
+      <w:bookmarkStart w:id="12" w:name="_Toc181644431"/>
+      <w:bookmarkStart w:id="13" w:name="_Toc237853769"/>
+      <w:r>
+        <w:lastRenderedPageBreak/>
+        <w:t>HPE GreenLake for Block storage Architecture</w:t>
+      </w:r>
       <w:bookmarkEnd w:id="12"/>
       <w:bookmarkEnd w:id="13"/>
     </w:p>
     <w:p/>
-    <w:p/>
-    <w:p/>
-    <w:p/>
-    <w:p/>
     <w:p>
-      <w:pPr>
-        <w:pStyle w:val="Heading1"/>
-      </w:pPr>
-      <w:bookmarkStart w:id="14" w:name="_Toc181644431"/>
-      <w:bookmarkStart w:id="15" w:name="_Toc235785313"/>
-      <w:r>
-        <w:t>HPE GreenLake for Block storage Architecture</w:t>
-      </w:r>
-      <w:bookmarkEnd w:id="14"/>
-      <w:bookmarkEnd w:id="15"/>
+      <w:r>
+        <w:t xml:space="preserve">HPE </w:t>
+      </w:r>
+      <w:r>
+        <w:t>GreenLake for Block storage</w:t>
+      </w:r>
+      <w:r>
+        <w:t xml:space="preserve"> is </w:t>
+      </w:r>
+      <w:proofErr w:type="gramStart"/>
+      <w:r>
+        <w:t>a</w:t>
+      </w:r>
+      <w:proofErr w:type="gramEnd"/>
+      <w:r>
+        <w:t xml:space="preserve"> edge-to-core portfolio designed to deliver cloud experience wherever data lives.  For mission-critical workloads, HPE </w:t>
+      </w:r>
+      <w:r>
+        <w:t>GreenLake for Block storage</w:t>
+      </w:r>
+      <w:r>
+        <w:t xml:space="preserve"> delivers extreme latency sensitivity and reliability.  It enables IT to shift from owning and maintaining data infrastructure to simply accessing and utilizing it on</w:t>
+      </w:r>
+      <w:r>
+        <w:t xml:space="preserve"> </w:t>
+      </w:r>
+      <w:r>
+        <w:t xml:space="preserve">demand and as-a-service. Built on a unique, massively parallel, multi-node, and all-active platform, HPE </w:t>
+      </w:r>
+      <w:r>
+        <w:t>GreenLake for Block storage</w:t>
+      </w:r>
+      <w:r>
+        <w:t xml:space="preserve"> consolidates traditional and next-generation mission-critical applications at scale with predictable performance and ultra-low latency, backed by a 100% availability guarantee.</w:t>
+      </w:r>
     </w:p>
     <w:p/>
     <w:p>
-      <w:r>
-        <w:t xml:space="preserve">HPE </w:t>
-      </w:r>
-      <w:r>
-        <w:t>GreenLake for Block storage</w:t>
-      </w:r>
-      <w:r>
-        <w:t xml:space="preserve"> is </w:t>
-      </w:r>
-      <w:proofErr w:type="gramStart"/>
-      <w:r>
-        <w:t>a</w:t>
-      </w:r>
-      <w:proofErr w:type="gramEnd"/>
-      <w:r>
-        <w:t xml:space="preserve"> edge-to-core portfolio designed to deliver cloud experience wherever data lives.  For mission-critical workloads, HPE </w:t>
-      </w:r>
-      <w:r>
-        <w:t>GreenLake for Block storage</w:t>
-      </w:r>
-      <w:r>
-        <w:t xml:space="preserve"> delivers extreme latency sensitivity and reliability.  It enables IT to shift from owning and maintaining data infrastructure to simply accessing and utilizing it on</w:t>
-      </w:r>
+      <w:pPr>
+        <w:pStyle w:val="Heading2"/>
+      </w:pPr>
+      <w:bookmarkStart w:id="14" w:name="_Toc181644432"/>
+      <w:bookmarkStart w:id="15" w:name="_Toc237853770"/>
+      <w:r>
+        <w:t>Built for Cloud</w:t>
+      </w:r>
+      <w:bookmarkEnd w:id="14"/>
+      <w:bookmarkEnd w:id="15"/>
       <w:r>
         <w:t xml:space="preserve"> </w:t>
-      </w:r>
-      <w:r>
-        <w:t xml:space="preserve">demand and as-a-service. Built on a unique, massively parallel, multi-node, and all-active platform, HPE </w:t>
-      </w:r>
-      <w:r>
-        <w:t>GreenLake for Block storage</w:t>
-      </w:r>
-      <w:r>
-        <w:t xml:space="preserve"> consolidates traditional and next-generation mission-critical applications at scale with predictable performance and ultra-low latency, backed by a 100% availability guarantee.</w:t>
       </w:r>
     </w:p>
     <w:p/>
     <w:p>
-      <w:pPr>
-        <w:pStyle w:val="Heading2"/>
-      </w:pPr>
-      <w:bookmarkStart w:id="16" w:name="_Toc181644432"/>
-      <w:bookmarkStart w:id="17" w:name="_Toc235785314"/>
-      <w:r>
-        <w:lastRenderedPageBreak/>
-        <w:t>Built for Cloud</w:t>
-      </w:r>
-      <w:bookmarkEnd w:id="16"/>
-      <w:bookmarkEnd w:id="17"/>
-      <w:r>
-        <w:t xml:space="preserve"> </w:t>
+      <w:r>
+        <w:rPr>
+          <w:sz w:val="22"/>
+        </w:rPr>
+        <w:t>Setup in minutes because systems are automatically discovered, on-boarded, and configured. Experience faster access to innovation with no disruptions because new features and enhancements are instantly available through self-service upgrades. Manage from anywhere with simple global management driven through a SaaS based user experience</w:t>
+      </w:r>
+      <w:r>
+        <w:t>.</w:t>
       </w:r>
     </w:p>
     <w:p/>
     <w:p>
-      <w:r>
+      <w:pPr>
         <w:rPr>
           <w:sz w:val="22"/>
         </w:rPr>
-        <w:t>Setup in minutes because systems are automatically discovered, on-boarded, and configured. Experience faster access to innovation with no disruptions because new features and enhancements are instantly available through self-service upgrades. Manage from anywhere with simple global management driven through a SaaS based user experience</w:t>
-      </w:r>
-      <w:r>
+      </w:pPr>
+      <w:r>
+        <w:rPr>
+          <w:sz w:val="22"/>
+        </w:rPr>
+        <w:t>The HPE GreenLake for Block Storage architecture is designed for 100% data availability through full hardware redundancy. The system also offers software fault tolerance by running a separate instance of the HPE GreenLake for Block Storage OS on each controller node, thus significantly reducing unplanned downtime. Every HPE GreenLake for Block Storage ships with the HPE 100% Data Availability Guarantee</w:t>
+      </w:r>
+      <w:r>
+        <w:rPr>
+          <w:sz w:val="22"/>
+        </w:rPr>
         <w:t>.</w:t>
       </w:r>
     </w:p>
     <w:p/>
     <w:p>
       <w:pPr>
-        <w:rPr>
-          <w:sz w:val="22"/>
-        </w:rPr>
-      </w:pPr>
-      <w:r>
-        <w:rPr>
-          <w:sz w:val="22"/>
-        </w:rPr>
-        <w:t>The HPE GreenLake for Block Storage architecture is designed for 100% data availability through full hardware redundancy. The system also offers software fault tolerance by running a separate instance of the HPE GreenLake for Block Storage OS on each controller node, thus significantly reducing unplanned downtime. Every HPE GreenLake for Block Storage ships with the HPE 100% Data Availability Guarantee</w:t>
-      </w:r>
-      <w:r>
-        <w:rPr>
-          <w:sz w:val="22"/>
-        </w:rPr>
-        <w:t>.</w:t>
-      </w:r>
-    </w:p>
-    <w:p/>
-    <w:p/>
-    <w:p/>
-    <w:p>
-      <w:pPr>
         <w:pStyle w:val="Heading2"/>
       </w:pPr>
-      <w:bookmarkStart w:id="18" w:name="_Toc181644433"/>
-      <w:bookmarkStart w:id="19" w:name="_Toc235785315"/>
+      <w:bookmarkStart w:id="16" w:name="_Toc181644433"/>
+      <w:bookmarkStart w:id="17" w:name="_Toc237853771"/>
       <w:r>
         <w:t>Controller node architecture</w:t>
       </w:r>
-      <w:bookmarkEnd w:id="18"/>
-      <w:bookmarkEnd w:id="19"/>
+      <w:bookmarkEnd w:id="16"/>
+      <w:bookmarkEnd w:id="17"/>
     </w:p>
     <w:p/>
     <w:p>
@@ -2075,7 +2295,14 @@
         <w:rPr>
           <w:sz w:val="22"/>
         </w:rPr>
-        <w:t>The most important element of the HPE GreenLake for Block Storage architecture is the HPE Alletra Storage MP enclosure. Figure 1 showcases the HPE Alletra Storage MP controller node design. It includes an enclosure containing two controller nodes, powerful data movement engines designed for mixed workloads, and up to 24 internal NVMe drives. The controller nodes are available with 8-core, 16-core, and 32-core processors. This modular approach provides a flexible, cost-effective entry footprint with affordable upgrade paths to increase performance, capacity, and connectivity as needs change. Also, the dual-controller configuration means the system can withstand an entire controller node failure without impacting data availability. Each node is completely hot-pluggable to enable online serviceability.</w:t>
+        <w:t xml:space="preserve">The most important element of the HPE GreenLake for Block Storage architecture is the HPE Alletra Storage MP enclosure. Figure 1 showcases the HPE Alletra Storage MP controller node design. It includes an enclosure containing two controller nodes, powerful data movement engines designed for mixed workloads, and up to 24 internal NVMe drives. The controller nodes are available with 8-core, 16-core, </w:t>
+      </w:r>
+      <w:r>
+        <w:rPr>
+          <w:sz w:val="22"/>
+        </w:rPr>
+        <w:lastRenderedPageBreak/>
+        <w:t>and 32-core processors. This modular approach provides a flexible, cost-effective entry footprint with affordable upgrade paths to increase performance, capacity, and connectivity as needs change. Also, the dual-controller configuration means the system can withstand an entire controller node failure without impacting data availability. Each node is completely hot-pluggable to enable online serviceability.</w:t>
       </w:r>
     </w:p>
     <w:p>
@@ -2095,21 +2322,7 @@
         <w:rPr>
           <w:sz w:val="22"/>
         </w:rPr>
-        <w:t xml:space="preserve">The controller nodes are designed to handle the concurrent demands of the NVMe era. Every controller node can support up to two HBAs each to give customers the flexibility to support various connection topologies of today. The available HBAs are 32/64 Gb Fibre Channel (FC), which supports SCSI and NVMe/FC protocols, and 10/25 Gb Ethernet, which supports iSCSI and NVMe/TCP protocols. Replication links can be added to </w:t>
-      </w:r>
-      <w:proofErr w:type="gramStart"/>
-      <w:r>
-        <w:rPr>
-          <w:sz w:val="22"/>
-        </w:rPr>
-        <w:t>both HBA</w:t>
-      </w:r>
-      <w:proofErr w:type="gramEnd"/>
-      <w:r>
-        <w:rPr>
-          <w:sz w:val="22"/>
-        </w:rPr>
-        <w:t xml:space="preserve"> types.</w:t>
+        <w:t>The controller nodes are designed to handle the concurrent demands of the NVMe era. Every controller node can support up to two HBAs each to give customers the flexibility to support various connection topologies of today. The available HBAs are 32/64 Gb Fibre Channel (FC), which supports SCSI and NVMe/FC protocols, and 10/25 Gb Ethernet, which supports iSCSI and NVMe/TCP protocols. Replication links can be added to both HBA types.</w:t>
       </w:r>
     </w:p>
     <w:p>
@@ -2144,7 +2357,6 @@
         <w:rPr>
           <w:noProof/>
         </w:rPr>
-        <w:lastRenderedPageBreak/>
         <w:drawing>
           <wp:inline distT="0" distB="0" distL="0" distR="0" wp14:anchorId="0BE4AFF8" wp14:editId="5F3F7F8E">
             <wp:extent cx="2704289" cy="1293104"/>
@@ -2209,16 +2421,16 @@
           <w:lang w:val="en-GB"/>
         </w:rPr>
       </w:pPr>
-      <w:bookmarkStart w:id="20" w:name="_Toc181644434"/>
-      <w:bookmarkStart w:id="21" w:name="_Toc235785316"/>
+      <w:bookmarkStart w:id="18" w:name="_Toc181644434"/>
+      <w:bookmarkStart w:id="19" w:name="_Toc237853772"/>
       <w:r>
         <w:rPr>
           <w:lang w:val="en-GB"/>
         </w:rPr>
         <w:t>HPE Alletra Storage MP Enclosure</w:t>
       </w:r>
-      <w:bookmarkEnd w:id="20"/>
-      <w:bookmarkEnd w:id="21"/>
+      <w:bookmarkEnd w:id="18"/>
+      <w:bookmarkEnd w:id="19"/>
     </w:p>
     <w:p>
       <w:pPr>
@@ -2244,6 +2456,7 @@
         <w:rPr>
           <w:sz w:val="22"/>
         </w:rPr>
+        <w:lastRenderedPageBreak/>
         <w:t>be  8</w:t>
       </w:r>
       <w:proofErr w:type="gramEnd"/>
@@ -2419,16 +2632,16 @@
           <w:lang w:val="en-GB"/>
         </w:rPr>
       </w:pPr>
-      <w:bookmarkStart w:id="22" w:name="_Toc181644435"/>
-      <w:bookmarkStart w:id="23" w:name="_Toc235785317"/>
+      <w:bookmarkStart w:id="20" w:name="_Toc181644435"/>
+      <w:bookmarkStart w:id="21" w:name="_Toc237853773"/>
       <w:r>
         <w:rPr>
           <w:lang w:val="en-GB"/>
         </w:rPr>
         <w:t>All-active design</w:t>
       </w:r>
-      <w:bookmarkEnd w:id="22"/>
-      <w:bookmarkEnd w:id="23"/>
+      <w:bookmarkEnd w:id="20"/>
+      <w:bookmarkEnd w:id="21"/>
       <w:r>
         <w:rPr>
           <w:lang w:val="en-GB"/>
@@ -2494,7 +2707,14 @@
         <w:rPr>
           <w:lang w:val="en-GB"/>
         </w:rPr>
-        <w:t xml:space="preserve"> and VV ownerships are automatically distributed across all available nodes to ensure I/O load balancing. The virtual LUN paths of the volumes are presented to the hosts using Asymmetric Logical Unit Access (ALUA) for FC and iSCSI protocols, and Asymmetric Namespace Access (ANA) for NVMe/FC and NVMe/TCP protocols. The paths to the owner node are marked as optimized and the paths to the non-owning nodes are marked as non-optimized. The host multipathing software will direct I/</w:t>
+        <w:t xml:space="preserve"> and VV ownerships are automatically distributed across all available nodes to ensure I/O load balancing. The virtual LUN paths of the volumes are presented to the hosts using Asymmetric Logical Unit Access (ALUA) for FC and iSCSI protocols, and Asymmetric Namespace Access (ANA) for NVMe/FC and NVMe/TCP protocols. The paths to the owner node are marked as optimized and the paths to the </w:t>
+      </w:r>
+      <w:r>
+        <w:rPr>
+          <w:lang w:val="en-GB"/>
+        </w:rPr>
+        <w:lastRenderedPageBreak/>
+        <w:t>non-owning nodes are marked as non-optimized. The host multipathing software will direct I/</w:t>
       </w:r>
       <w:proofErr w:type="spellStart"/>
       <w:r>
@@ -2512,15 +2732,64 @@
       </w:r>
     </w:p>
     <w:p/>
+    <w:p>
+      <w:pPr>
+        <w:pStyle w:val="Heading2"/>
+      </w:pPr>
+      <w:bookmarkStart w:id="22" w:name="_Toc181644436"/>
+      <w:bookmarkStart w:id="23" w:name="_Toc237853774"/>
+      <w:r>
+        <w:t>System-wide striping</w:t>
+      </w:r>
+      <w:bookmarkEnd w:id="22"/>
+      <w:bookmarkEnd w:id="23"/>
+    </w:p>
     <w:p/>
     <w:p>
       <w:pPr>
+        <w:jc w:val="both"/>
+        <w:rPr>
+          <w:lang w:val="en-GB"/>
+        </w:rPr>
+      </w:pPr>
+      <w:r>
+        <w:rPr>
+          <w:lang w:val="en-GB"/>
+        </w:rPr>
+        <w:t xml:space="preserve">With the HPE GreenLake for Block Storage all-active design, all drives are accessible by all nodes which promotes system-wide striping by automatically provisions and seamlessly striping volumes across all the drives to deliver high and predictable performance levels. The system-wide striping of data provides high and predictable service levels for all workload types through the massively parallel and fine-grained data striping across all internal resources (drives, ports, cache, processors, and others). So, when the use of the system grows — or in the event of a component failure — service conditions remain high and predictable. </w:t>
+      </w:r>
+    </w:p>
+    <w:p>
+      <w:pPr>
+        <w:jc w:val="both"/>
+        <w:rPr>
+          <w:lang w:val="en-GB"/>
+        </w:rPr>
+      </w:pPr>
+    </w:p>
+    <w:p>
+      <w:pPr>
+        <w:jc w:val="both"/>
+        <w:rPr>
+          <w:sz w:val="22"/>
+          <w:lang w:val="en-GB"/>
+        </w:rPr>
+      </w:pPr>
+      <w:r>
+        <w:rPr>
+          <w:lang w:val="en-GB"/>
+        </w:rPr>
+        <w:t>For flash-based media, fine-grained virtualization combined with system-wide striping drives uniform I/O patterns, spreading wear evenly across the entire system. Should there be a media failure, system-wide sparing also helps guard against performance degradation by enabling many-to-many rebuilds, resulting in faster rebuilds. Because HPE GreenLake for Block Storage automatically manages this system-wide load balancing, no extra time or complexity is required to maintain an efficient system.</w:t>
+      </w:r>
+    </w:p>
+    <w:p>
+      <w:pPr>
         <w:pStyle w:val="Heading2"/>
       </w:pPr>
-      <w:bookmarkStart w:id="24" w:name="_Toc181644436"/>
-      <w:bookmarkStart w:id="25" w:name="_Toc235785318"/>
-      <w:r>
-        <w:t>System-wide striping</w:t>
+      <w:bookmarkStart w:id="24" w:name="_Toc181644438"/>
+      <w:bookmarkStart w:id="25" w:name="_Toc237853775"/>
+      <w:r>
+        <w:t>HPE InfoSight</w:t>
       </w:r>
       <w:bookmarkEnd w:id="24"/>
       <w:bookmarkEnd w:id="25"/>
@@ -2530,144 +2799,87 @@
       <w:pPr>
         <w:jc w:val="both"/>
         <w:rPr>
-          <w:lang w:val="en-GB"/>
-        </w:rPr>
-      </w:pPr>
-      <w:r>
-        <w:rPr>
-          <w:lang w:val="en-GB"/>
-        </w:rPr>
-        <w:t xml:space="preserve">With the HPE GreenLake for Block Storage all-active design, all drives are accessible by all nodes which promotes system-wide striping by automatically provisions and seamlessly striping volumes across all the drives to deliver high and predictable performance levels. The system-wide striping of data provides high and predictable service levels for all workload types through the massively parallel and fine-grained data striping across all internal resources </w:t>
-      </w:r>
-      <w:r>
-        <w:rPr>
-          <w:lang w:val="en-GB"/>
-        </w:rPr>
-        <w:lastRenderedPageBreak/>
-        <w:t xml:space="preserve">(drives, ports, cache, processors, and others). So, when the use of the system grows — or in the event of a component failure — service conditions remain high and predictable. </w:t>
+          <w:sz w:val="22"/>
+        </w:rPr>
+      </w:pPr>
+      <w:r>
+        <w:rPr>
+          <w:sz w:val="22"/>
+        </w:rPr>
+        <w:t xml:space="preserve">HPE InfoSight deeply integrates with the HPE </w:t>
+      </w:r>
+      <w:r>
+        <w:rPr>
+          <w:sz w:val="22"/>
+        </w:rPr>
+        <w:t>GreenLake for Block storage</w:t>
+      </w:r>
+      <w:r>
+        <w:rPr>
+          <w:sz w:val="22"/>
+        </w:rPr>
+        <w:t xml:space="preserve"> 9000 UI to allow enhanced predictive analytics to be performed within the HPE cloud. This predicts, prevents, and resolves problems, such as part failure, data availability, or data loss issues across the infrastructure stack and ensures optimal performance and efficient resource use. HPE InfoSight watches over the infrastructure 24x7, continuously monitoring every system across the install base, so you do not have to spend days, nights, and weekends dealing with infrastructure issues.</w:t>
       </w:r>
     </w:p>
     <w:p>
       <w:pPr>
-        <w:jc w:val="both"/>
-        <w:rPr>
-          <w:lang w:val="en-GB"/>
+        <w:rPr>
+          <w:sz w:val="22"/>
         </w:rPr>
       </w:pPr>
     </w:p>
     <w:p>
       <w:pPr>
-        <w:jc w:val="both"/>
         <w:rPr>
           <w:sz w:val="22"/>
-          <w:lang w:val="en-GB"/>
-        </w:rPr>
-      </w:pPr>
-      <w:r>
-        <w:rPr>
-          <w:lang w:val="en-GB"/>
-        </w:rPr>
-        <w:t>For flash-based media, fine-grained virtualization combined with system-wide striping drives uniform I/O patterns, spreading wear evenly across the entire system. Should there be a media failure, system-wide sparing also helps guard against performance degradation by enabling many-to-many rebuilds, resulting in faster rebuilds. Because HPE GreenLake for Block Storage automatically manages this system-wide load balancing, no extra time or complexity is required to maintain an efficient system.</w:t>
-      </w:r>
+        </w:rPr>
+      </w:pPr>
     </w:p>
     <w:p>
       <w:pPr>
-        <w:pStyle w:val="Heading2"/>
-      </w:pPr>
-      <w:bookmarkStart w:id="26" w:name="_Toc181644438"/>
-      <w:bookmarkStart w:id="27" w:name="_Toc235785319"/>
-      <w:r>
-        <w:t>HPE InfoSight</w:t>
-      </w:r>
-      <w:bookmarkEnd w:id="26"/>
-      <w:bookmarkEnd w:id="27"/>
+        <w:jc w:val="both"/>
+      </w:pPr>
+      <w:r>
+        <w:rPr>
+          <w:sz w:val="22"/>
+        </w:rPr>
+        <w:lastRenderedPageBreak/>
+        <w:t xml:space="preserve">There are thousands of sensors within each HPE </w:t>
+      </w:r>
+      <w:r>
+        <w:rPr>
+          <w:sz w:val="22"/>
+        </w:rPr>
+        <w:t>GreenLake for Block storage</w:t>
+      </w:r>
+      <w:r>
+        <w:rPr>
+          <w:sz w:val="22"/>
+        </w:rPr>
+        <w:t xml:space="preserve"> 9000 storage system. This instrumentation effectively tracks every I/O through the system and provides statistical information, including service time, I/O size, KB/s, and IOPS for VVs, LDs, and PDs. Performance statistics such as CPU utilization, total accesses, and cache hit rate for reads and writes are also available on the controller nodes that make up the system cluster. HPE InfoSight </w:t>
+      </w:r>
+      <w:r>
+        <w:rPr>
+          <w:sz w:val="22"/>
+        </w:rPr>
+        <w:t xml:space="preserve">as shown in below ‘diagram 03’ </w:t>
+      </w:r>
+      <w:r>
+        <w:rPr>
+          <w:sz w:val="22"/>
+        </w:rPr>
+        <w:t>constantly analyzes and correlates millions of these sensors every minute to arrive at various insights that are made available to the storage administrator to act on. The repertoire of intelligence grows daily in HPE InfoSight, and new signatures are continually added for swift anomaly detection, creating a supremely powerful storage administration tool.</w:t>
+      </w:r>
     </w:p>
     <w:p/>
     <w:p>
       <w:pPr>
-        <w:jc w:val="both"/>
-        <w:rPr>
-          <w:sz w:val="22"/>
-        </w:rPr>
-      </w:pPr>
-      <w:r>
-        <w:rPr>
-          <w:sz w:val="22"/>
-        </w:rPr>
-        <w:t xml:space="preserve">HPE InfoSight deeply integrates with the HPE </w:t>
-      </w:r>
-      <w:r>
-        <w:rPr>
-          <w:sz w:val="22"/>
-        </w:rPr>
-        <w:t>GreenLake for Block storage</w:t>
-      </w:r>
-      <w:r>
-        <w:rPr>
-          <w:sz w:val="22"/>
-        </w:rPr>
-        <w:t xml:space="preserve"> 9000 UI to allow enhanced predictive analytics to be performed within the HPE cloud. This predicts, prevents, and resolves problems, such as part failure, data availability, or data loss issues across the infrastructure stack and ensures optimal performance and efficient resource use. HPE InfoSight watches over the infrastructure 24x7, continuously monitoring every system across the install base, so you do not have to spend days, nights, and weekends dealing with infrastructure issues.</w:t>
-      </w:r>
-    </w:p>
-    <w:p>
-      <w:pPr>
-        <w:rPr>
-          <w:sz w:val="22"/>
-        </w:rPr>
-      </w:pPr>
-    </w:p>
-    <w:p>
-      <w:pPr>
-        <w:rPr>
-          <w:sz w:val="22"/>
-        </w:rPr>
-      </w:pPr>
-    </w:p>
-    <w:p>
-      <w:pPr>
-        <w:jc w:val="both"/>
-      </w:pPr>
-      <w:r>
-        <w:rPr>
-          <w:sz w:val="22"/>
-        </w:rPr>
-        <w:t xml:space="preserve">There are thousands of sensors within each HPE </w:t>
-      </w:r>
-      <w:r>
-        <w:rPr>
-          <w:sz w:val="22"/>
-        </w:rPr>
-        <w:t>GreenLake for Block storage</w:t>
-      </w:r>
-      <w:r>
-        <w:rPr>
-          <w:sz w:val="22"/>
-        </w:rPr>
-        <w:t xml:space="preserve"> 9000 storage system. This instrumentation effectively tracks every I/O through the system and provides statistical information, including service time, I/O size, KB/s, and IOPS for VVs, LDs, and PDs. Performance statistics such as CPU utilization, total accesses, and cache hit rate for reads and writes are also available on the controller nodes that make up the system cluster. HPE InfoSight </w:t>
-      </w:r>
-      <w:r>
-        <w:rPr>
-          <w:sz w:val="22"/>
-        </w:rPr>
-        <w:t xml:space="preserve">as shown in below ‘diagram 03’ </w:t>
-      </w:r>
-      <w:r>
-        <w:rPr>
-          <w:sz w:val="22"/>
-        </w:rPr>
-        <w:t>constantly analyzes and correlates millions of these sensors every minute to arrive at various insights that are made available to the storage administrator to act on. The repertoire of intelligence grows daily in HPE InfoSight, and new signatures are continually added for swift anomaly detection, creating a supremely powerful storage administration tool.</w:t>
-      </w:r>
-    </w:p>
-    <w:p/>
-    <w:p>
-      <w:pPr>
         <w:jc w:val="center"/>
       </w:pPr>
       <w:r>
         <w:rPr>
           <w:noProof/>
         </w:rPr>
-        <w:lastRenderedPageBreak/>
         <w:drawing>
           <wp:inline distT="0" distB="0" distL="0" distR="0" wp14:anchorId="76512701" wp14:editId="225235B2">
             <wp:extent cx="3843913" cy="2883715"/>
@@ -2740,10 +2952,38 @@
       <w:pPr>
         <w:pStyle w:val="Heading2"/>
       </w:pPr>
-      <w:bookmarkStart w:id="28" w:name="_Toc181644439"/>
-      <w:bookmarkStart w:id="29" w:name="_Toc235785320"/>
-      <w:r>
+      <w:bookmarkStart w:id="26" w:name="_Toc181644439"/>
+      <w:bookmarkStart w:id="27" w:name="_Toc237853776"/>
+      <w:r>
+        <w:lastRenderedPageBreak/>
         <w:t>Data Services Cloud Console (DSCC)</w:t>
+      </w:r>
+      <w:bookmarkEnd w:id="26"/>
+      <w:bookmarkEnd w:id="27"/>
+    </w:p>
+    <w:p>
+      <w:pPr>
+        <w:jc w:val="both"/>
+        <w:rPr>
+          <w:sz w:val="22"/>
+        </w:rPr>
+      </w:pPr>
+      <w:r>
+        <w:rPr>
+          <w:sz w:val="22"/>
+        </w:rPr>
+        <w:t>Data Services Cloud Console is built on a unique cloud-native architecture that automates and orchestrates infrastructure and data workflows, transforming complex data operations into a streamlined data management experience across clouds.  Data Services Cloud Console accelerates data-driven transformation by delivering cloud operational agility for infrastructure and simplified data management across clouds. It’s your one destination to unify data operations, edge to cloud.</w:t>
+      </w:r>
+    </w:p>
+    <w:p/>
+    <w:p>
+      <w:pPr>
+        <w:pStyle w:val="Heading3"/>
+      </w:pPr>
+      <w:bookmarkStart w:id="28" w:name="_Toc181644440"/>
+      <w:bookmarkStart w:id="29" w:name="_Toc237853777"/>
+      <w:r>
+        <w:t>Built On a Unique Architecture</w:t>
       </w:r>
       <w:bookmarkEnd w:id="28"/>
       <w:bookmarkEnd w:id="29"/>
@@ -2759,43 +2999,15 @@
         <w:rPr>
           <w:sz w:val="22"/>
         </w:rPr>
-        <w:t>Data Services Cloud Console is built on a unique cloud-native architecture that automates and orchestrates infrastructure and data workflows, transforming complex data operations into a streamlined data management experience across clouds.  Data Services Cloud Console accelerates data-driven transformation by delivering cloud operational agility for infrastructure and simplified data management across clouds. It’s your one destination to unify data operations, edge to cloud.</w:t>
+        <w:t>Data Services Cloud Console reimagines data and infrastructure management with a cloud operational experience and services-centric approach that helps eliminate silos and complexity. Its unique cloud-native architecture is designed to simplify and integrate data operations with a single destination for a comprehensive set of Cloud Platform Services, Cloud Infrastructure Services, and Cloud Data Services.</w:t>
       </w:r>
     </w:p>
     <w:p/>
     <w:p>
-      <w:pPr>
-        <w:pStyle w:val="Heading3"/>
-      </w:pPr>
-      <w:bookmarkStart w:id="30" w:name="_Toc181644440"/>
-      <w:bookmarkStart w:id="31" w:name="_Toc235785321"/>
-      <w:r>
-        <w:t>Built On a Unique Architecture</w:t>
-      </w:r>
-      <w:bookmarkEnd w:id="30"/>
-      <w:bookmarkEnd w:id="31"/>
-    </w:p>
-    <w:p>
-      <w:pPr>
-        <w:jc w:val="both"/>
-        <w:rPr>
-          <w:sz w:val="22"/>
-        </w:rPr>
-      </w:pPr>
-      <w:r>
-        <w:rPr>
-          <w:sz w:val="22"/>
-        </w:rPr>
-        <w:t>Data Services Cloud Console reimagines data and infrastructure management with a cloud operational experience and services-centric approach that helps eliminate silos and complexity. Its unique cloud-native architecture is designed to simplify and integrate data operations with a single destination for a comprehensive set of Cloud Platform Services, Cloud Infrastructure Services, and Cloud Data Services.</w:t>
-      </w:r>
-    </w:p>
-    <w:p/>
-    <w:p>
       <w:r>
         <w:rPr>
           <w:noProof/>
         </w:rPr>
-        <w:lastRenderedPageBreak/>
         <w:drawing>
           <wp:inline distT="0" distB="0" distL="0" distR="0" wp14:anchorId="46E2A988" wp14:editId="008EA545">
             <wp:extent cx="6076950" cy="2933700"/>
@@ -2848,18 +3060,18 @@
       </w:r>
     </w:p>
     <w:p/>
-    <w:p/>
     <w:p>
       <w:pPr>
         <w:pStyle w:val="Heading3"/>
       </w:pPr>
-      <w:bookmarkStart w:id="32" w:name="_Toc181644441"/>
-      <w:bookmarkStart w:id="33" w:name="_Toc235785322"/>
-      <w:r>
+      <w:bookmarkStart w:id="30" w:name="_Toc181644441"/>
+      <w:bookmarkStart w:id="31" w:name="_Toc237853778"/>
+      <w:r>
+        <w:lastRenderedPageBreak/>
         <w:t>Deliver Cloud Operations</w:t>
       </w:r>
-      <w:bookmarkEnd w:id="32"/>
-      <w:bookmarkEnd w:id="33"/>
+      <w:bookmarkEnd w:id="30"/>
+      <w:bookmarkEnd w:id="31"/>
       <w:r>
         <w:t xml:space="preserve"> </w:t>
       </w:r>
@@ -2955,10 +3167,35 @@
       <w:pPr>
         <w:pStyle w:val="Heading3"/>
       </w:pPr>
-      <w:bookmarkStart w:id="34" w:name="_Toc181644442"/>
-      <w:bookmarkStart w:id="35" w:name="_Toc235785323"/>
+      <w:bookmarkStart w:id="32" w:name="_Toc181644442"/>
+      <w:bookmarkStart w:id="33" w:name="_Toc237853779"/>
       <w:r>
         <w:t>Intent-based provisioning</w:t>
+      </w:r>
+      <w:bookmarkEnd w:id="32"/>
+      <w:bookmarkEnd w:id="33"/>
+    </w:p>
+    <w:p>
+      <w:pPr>
+        <w:rPr>
+          <w:sz w:val="22"/>
+        </w:rPr>
+      </w:pPr>
+      <w:r>
+        <w:rPr>
+          <w:sz w:val="22"/>
+        </w:rPr>
+        <w:t>Simplify provisioning at scale with automatic, optimized app deployment across a global fleet. Transform storage provisioning from a LUN-centric, manual process to an intent-based, AI-driven approach that optimally determines where data should be stored—with real-time context to resource headroom and application-specific SLAs.</w:t>
+      </w:r>
+    </w:p>
+    <w:p>
+      <w:pPr>
+        <w:pStyle w:val="Heading3"/>
+      </w:pPr>
+      <w:bookmarkStart w:id="34" w:name="_Toc181644443"/>
+      <w:bookmarkStart w:id="35" w:name="_Toc237853780"/>
+      <w:r>
+        <w:t>Simplified deployment</w:t>
       </w:r>
       <w:bookmarkEnd w:id="34"/>
       <w:bookmarkEnd w:id="35"/>
@@ -2973,18 +3210,18 @@
         <w:rPr>
           <w:sz w:val="22"/>
         </w:rPr>
-        <w:t>Simplify provisioning at scale with automatic, optimized app deployment across a global fleet. Transform storage provisioning from a LUN-centric, manual process to an intent-based, AI-driven approach that optimally determines where data should be stored—with real-time context to resource headroom and application-specific SLAs.</w:t>
+        <w:t>Deploy new data infrastructure in minutes with automated discovery and activation. Simply cable up the system, turn it on, and Data Services Cloud Console is designed to do the rest.</w:t>
       </w:r>
     </w:p>
     <w:p>
       <w:pPr>
         <w:pStyle w:val="Heading3"/>
       </w:pPr>
-      <w:bookmarkStart w:id="36" w:name="_Toc181644443"/>
-      <w:bookmarkStart w:id="37" w:name="_Toc235785324"/>
+      <w:bookmarkStart w:id="36" w:name="_Toc181644444"/>
+      <w:bookmarkStart w:id="37" w:name="_Toc237853781"/>
       <w:r>
         <w:lastRenderedPageBreak/>
-        <w:t>Simplified deployment</w:t>
+        <w:t>Invisible upgrades</w:t>
       </w:r>
       <w:bookmarkEnd w:id="36"/>
       <w:bookmarkEnd w:id="37"/>
@@ -2999,21 +3236,22 @@
         <w:rPr>
           <w:sz w:val="22"/>
         </w:rPr>
-        <w:t>Deploy new data infrastructure in minutes with automated discovery and activation. Simply cable up the system, turn it on, and Data Services Cloud Console is designed to do the rest.</w:t>
+        <w:t>Get cloud-delivered software upgrades that are automated, non-disruptive and policy driven. Update firmware with a click of a button across an entire worldwide fleet of data infrastructure.</w:t>
       </w:r>
     </w:p>
     <w:p>
       <w:pPr>
         <w:pStyle w:val="Heading3"/>
       </w:pPr>
-      <w:bookmarkStart w:id="38" w:name="_Toc181644444"/>
-      <w:bookmarkStart w:id="39" w:name="_Toc235785325"/>
-      <w:r>
-        <w:t>Invisible upgrades</w:t>
+      <w:bookmarkStart w:id="38" w:name="_Toc181644445"/>
+      <w:bookmarkStart w:id="39" w:name="_Toc237853782"/>
+      <w:r>
+        <w:t>Manage from anywhere.</w:t>
       </w:r>
       <w:bookmarkEnd w:id="38"/>
       <w:bookmarkEnd w:id="39"/>
     </w:p>
+    <w:p/>
     <w:p>
       <w:pPr>
         <w:rPr>
@@ -3024,46 +3262,20 @@
         <w:rPr>
           <w:sz w:val="22"/>
         </w:rPr>
-        <w:t>Get cloud-delivered software upgrades that are automated, non-disruptive and policy driven. Update firmware with a click of a button across an entire worldwide fleet of data infrastructure.</w:t>
+        <w:t>Have everything you need at your fingertips. Manage and monitor infrastructure globally with an intuitive SaaS-based user experience accessible from any location and any device.</w:t>
       </w:r>
     </w:p>
     <w:p>
       <w:pPr>
         <w:pStyle w:val="Heading3"/>
       </w:pPr>
-      <w:bookmarkStart w:id="40" w:name="_Toc181644445"/>
-      <w:bookmarkStart w:id="41" w:name="_Toc235785326"/>
-      <w:r>
-        <w:t>Manage from anywhere.</w:t>
+      <w:bookmarkStart w:id="40" w:name="_Toc181644446"/>
+      <w:bookmarkStart w:id="41" w:name="_Toc237853783"/>
+      <w:r>
+        <w:t>Automate at scale.</w:t>
       </w:r>
       <w:bookmarkEnd w:id="40"/>
       <w:bookmarkEnd w:id="41"/>
-    </w:p>
-    <w:p/>
-    <w:p>
-      <w:pPr>
-        <w:rPr>
-          <w:sz w:val="22"/>
-        </w:rPr>
-      </w:pPr>
-      <w:r>
-        <w:rPr>
-          <w:sz w:val="22"/>
-        </w:rPr>
-        <w:t>Have everything you need at your fingertips. Manage and monitor infrastructure globally with an intuitive SaaS-based user experience accessible from any location and any device.</w:t>
-      </w:r>
-    </w:p>
-    <w:p>
-      <w:pPr>
-        <w:pStyle w:val="Heading3"/>
-      </w:pPr>
-      <w:bookmarkStart w:id="42" w:name="_Toc181644446"/>
-      <w:bookmarkStart w:id="43" w:name="_Toc235785327"/>
-      <w:r>
-        <w:t>Automate at scale.</w:t>
-      </w:r>
-      <w:bookmarkEnd w:id="42"/>
-      <w:bookmarkEnd w:id="43"/>
     </w:p>
     <w:p>
       <w:pPr>
@@ -3116,23 +3328,18 @@
     <w:p/>
     <w:p/>
     <w:p/>
-    <w:p/>
-    <w:p/>
-    <w:p/>
-    <w:p/>
-    <w:p/>
     <w:p>
       <w:pPr>
         <w:pStyle w:val="Heading1"/>
       </w:pPr>
-      <w:bookmarkStart w:id="44" w:name="_Toc199854541"/>
-      <w:bookmarkStart w:id="45" w:name="_Toc235785328"/>
+      <w:bookmarkStart w:id="42" w:name="_Toc199854541"/>
+      <w:bookmarkStart w:id="43" w:name="_Toc237853784"/>
       <w:r>
         <w:lastRenderedPageBreak/>
         <w:t>Alletra configuration</w:t>
       </w:r>
-      <w:bookmarkEnd w:id="44"/>
-      <w:bookmarkEnd w:id="45"/>
+      <w:bookmarkEnd w:id="42"/>
+      <w:bookmarkEnd w:id="43"/>
     </w:p>
     <w:p>
       <w:pPr>
@@ -4609,7 +4816,6 @@
         </w:tc>
       </w:tr>
     </w:tbl>
-    <w:p/>
     <w:p>
       <w:pPr>
         <w:jc w:val="center"/>
@@ -4619,7 +4825,10 @@
       </w:r>
       <w:proofErr w:type="gramStart"/>
       <w:r>
-        <w:t>01.a</w:t>
+        <w:t>01</w:t>
+      </w:r>
+      <w:r>
+        <w:t xml:space="preserve"> </w:t>
       </w:r>
       <w:r>
         <w:t>:Alletra</w:t>
@@ -4636,28 +4845,50 @@
       <w:pPr>
         <w:pStyle w:val="Heading1"/>
       </w:pPr>
-      <w:bookmarkStart w:id="46" w:name="_Toc235785329"/>
-      <w:r>
-        <w:t xml:space="preserve">Alletra </w:t>
-      </w:r>
-      <w:r>
-        <w:t>Inventory</w:t>
-      </w:r>
-      <w:bookmarkEnd w:id="46"/>
+      <w:bookmarkStart w:id="44" w:name="_Toc237853785"/>
+      <w:r>
+        <w:lastRenderedPageBreak/>
+        <w:t>HPE GreenLake for Block</w:t>
+      </w:r>
+      <w:r>
+        <w:t xml:space="preserve"> hardware</w:t>
+      </w:r>
+      <w:r>
+        <w:t xml:space="preserve"> Inventory</w:t>
+      </w:r>
+      <w:bookmarkEnd w:id="44"/>
     </w:p>
     <w:p/>
     <w:p/>
     <w:p/>
+    <w:p/>
+    <w:p/>
+    <w:p/>
+    <w:p/>
+    <w:p/>
+    <w:p/>
+    <w:p/>
+    <w:p/>
+    <w:p/>
+    <w:p/>
+    <w:p/>
+    <w:p/>
+    <w:p/>
+    <w:p/>
+    <w:p/>
+    <w:p/>
+    <w:p/>
+    <w:p/>
+    <w:p/>
+    <w:p/>
     <w:p>
       <w:pPr>
         <w:pStyle w:val="Heading1"/>
       </w:pPr>
-      <w:bookmarkStart w:id="47" w:name="_Toc235785330"/>
-      <w:r>
-        <w:t xml:space="preserve">Alletra </w:t>
-      </w:r>
-      <w:r>
-        <w:t xml:space="preserve">MP </w:t>
+      <w:bookmarkStart w:id="45" w:name="_Toc237853786"/>
+      <w:r>
+        <w:lastRenderedPageBreak/>
+        <w:t xml:space="preserve">HPE GreenLake for Block </w:t>
       </w:r>
       <w:proofErr w:type="spellStart"/>
       <w:r>
@@ -4665,17 +4896,21 @@
       </w:r>
       <w:proofErr w:type="spellEnd"/>
       <w:r>
-        <w:t xml:space="preserve"> output</w:t>
-      </w:r>
-      <w:bookmarkEnd w:id="47"/>
+        <w:t xml:space="preserve"> </w:t>
+      </w:r>
+      <w:bookmarkEnd w:id="45"/>
+      <w:r>
+        <w:t>report</w:t>
+      </w:r>
     </w:p>
     <w:p/>
     <w:p/>
     <w:p/>
     <w:sectPr>
-      <w:footerReference w:type="default" r:id="rId14"/>
-      <w:headerReference w:type="first" r:id="rId15"/>
-      <w:footerReference w:type="first" r:id="rId16"/>
+      <w:headerReference w:type="default" r:id="rId14"/>
+      <w:footerReference w:type="default" r:id="rId15"/>
+      <w:headerReference w:type="first" r:id="rId16"/>
+      <w:footerReference w:type="first" r:id="rId17"/>
       <w:pgSz w:w="12240" w:h="15840" w:code="1"/>
       <w:pgMar w:top="720" w:right="720" w:bottom="720" w:left="720" w:header="720" w:footer="288" w:gutter="0"/>
       <w:pgNumType w:start="0"/>
@@ -4688,7 +4923,7 @@
 </file>
 
 <file path=word/endnotes.xml><?xml version="1.0" encoding="utf-8"?>
-<w:endnotes xmlns:wpc="http://schemas.microsoft.com/office/word/2010/wordprocessingCanvas" xmlns:cx="http://schemas.microsoft.com/office/drawing/2014/chartex" xmlns:cx1="http://schemas.microsoft.com/office/drawing/2015/9/8/chartex" xmlns:cx2="http://schemas.microsoft.com/office/drawing/2015/10/21/chartex" xmlns:cx3="http://schemas.microsoft.com/office/drawing/2016/5/9/chartex" xmlns:cx4="http://schemas.microsoft.com/office/drawing/2016/5/10/chartex" xmlns:cx5="http://schemas.microsoft.com/office/drawing/2016/5/11/chartex" xmlns:cx6="http://schemas.microsoft.com/office/drawing/2016/5/12/chartex" xmlns:cx7="http://schemas.microsoft.com/office/drawing/2016/5/13/chartex" xmlns:cx8="http://schemas.microsoft.com/office/drawing/2016/5/14/chartex" xmlns:mc="http://schemas.openxmlformats.org/markup-compatibility/2006" xmlns:aink="http://schemas.microsoft.com/office/drawing/2016/ink" xmlns:am3d="http://schemas.microsoft.com/office/drawing/2017/model3d" xmlns:o="urn:schemas-microsoft-com:office:office" xmlns:oel="http://schemas.microsoft.com/office/2019/extlst" xmlns:r="http://schemas.openxmlformats.org/officeDocument/2006/relationships" xmlns:m="http://schemas.openxmlformats.org/officeDocument/2006/math" xmlns:v="urn:schemas-microsoft-com:vml" xmlns:wp14="http://schemas.microsoft.com/office/word/2010/wordprocessingDrawing" xmlns:wp="http://schemas.openxmlformats.org/drawingml/2006/wordprocessingDrawing" xmlns:w10="urn:schemas-microsoft-com:office:word" xmlns:w="http://schemas.openxmlformats.org/wordprocessingml/2006/main" xmlns:w14="http://schemas.microsoft.com/office/word/2010/wordml" xmlns:w15="http://schemas.microsoft.com/office/word/2012/wordml" xmlns:w16cex="http://schemas.microsoft.com/office/word/2018/wordml/cex" xmlns:w16cid="http://schemas.microsoft.com/office/word/2016/wordml/cid" xmlns:w16="http://schemas.microsoft.com/office/word/2018/wordml" xmlns:w16du="http://schemas.microsoft.com/office/word/2023/wordml/word16du" xmlns:w16sdtdh="http://schemas.microsoft.com/office/word/2020/wordml/sdtdatahash" xmlns:w16sdtfl="http://schemas.microsoft.com/office/word/2024/wordml/sdtformatlock" xmlns:w16se="http://schemas.microsoft.com/office/word/2015/wordml/symex" xmlns:wpg="http://schemas.microsoft.com/office/word/2010/wordprocessingGroup" xmlns:wpi="http://schemas.microsoft.com/office/word/2010/wordprocessingInk" xmlns:wne="http://schemas.microsoft.com/office/word/2006/wordml" xmlns:wps="http://schemas.microsoft.com/office/word/2010/wordprocessingShape" mc:Ignorable="w14 w15 w16se w16cid w16 w16cex w16sdtdh w16sdtfl w16du wp14">
+<w:endnotes xmlns:wpc="http://schemas.microsoft.com/office/word/2010/wordprocessingCanvas" xmlns:cx="http://schemas.microsoft.com/office/drawing/2014/chartex" xmlns:cx1="http://schemas.microsoft.com/office/drawing/2015/9/8/chartex" xmlns:cx2="http://schemas.microsoft.com/office/drawing/2015/10/21/chartex" xmlns:cx3="http://schemas.microsoft.com/office/drawing/2016/5/9/chartex" xmlns:cx4="http://schemas.microsoft.com/office/drawing/2016/5/10/chartex" xmlns:cx5="http://schemas.microsoft.com/office/drawing/2016/5/11/chartex" xmlns:cx6="http://schemas.microsoft.com/office/drawing/2016/5/12/chartex" xmlns:cx7="http://schemas.microsoft.com/office/drawing/2016/5/13/chartex" xmlns:cx8="http://schemas.microsoft.com/office/drawing/2016/5/14/chartex" xmlns:mc="http://schemas.openxmlformats.org/markup-compatibility/2006" xmlns:aink="http://schemas.microsoft.com/office/drawing/2016/ink" xmlns:am3d="http://schemas.microsoft.com/office/drawing/2017/model3d" xmlns:o="urn:schemas-microsoft-com:office:office" xmlns:oel="http://schemas.microsoft.com/office/2019/extlst" xmlns:r="http://schemas.openxmlformats.org/officeDocument/2006/relationships" xmlns:m="http://schemas.openxmlformats.org/officeDocument/2006/math" xmlns:v="urn:schemas-microsoft-com:vml" xmlns:wp14="http://schemas.microsoft.com/office/word/2010/wordprocessingDrawing" xmlns:wp="http://schemas.openxmlformats.org/drawingml/2006/wordprocessingDrawing" xmlns:w10="urn:schemas-microsoft-com:office:word" xmlns:w="http://schemas.openxmlformats.org/wordprocessingml/2006/main" xmlns:w14="http://schemas.microsoft.com/office/word/2010/wordml" xmlns:w15="http://schemas.microsoft.com/office/word/2012/wordml" xmlns:w16cei="http://schemas.microsoft.com/office/word/2026/wordml/cei" xmlns:w16cex="http://schemas.microsoft.com/office/word/2018/wordml/cex" xmlns:w16cid="http://schemas.microsoft.com/office/word/2016/wordml/cid" xmlns:w16="http://schemas.microsoft.com/office/word/2018/wordml" xmlns:w16du="http://schemas.microsoft.com/office/word/2023/wordml/word16du" xmlns:w16sdtdh="http://schemas.microsoft.com/office/word/2020/wordml/sdtdatahash" xmlns:w16sdtfl="http://schemas.microsoft.com/office/word/2024/wordml/sdtformatlock" xmlns:w16se="http://schemas.microsoft.com/office/word/2015/wordml/symex" xmlns:wpg="http://schemas.microsoft.com/office/word/2010/wordprocessingGroup" xmlns:wpi="http://schemas.microsoft.com/office/word/2010/wordprocessingInk" xmlns:wne="http://schemas.microsoft.com/office/word/2006/wordml" xmlns:wps="http://schemas.microsoft.com/office/word/2010/wordprocessingShape" mc:Ignorable="w14 w15 w16se w16cid w16 w16cex w16sdtdh w16sdtfl w16du wp14">
   <w:endnote w:type="separator" w:id="-1">
     <w:p>
       <w:pPr>
@@ -4713,19 +4948,395 @@
 </file>
 
 <file path=word/footer1.xml><?xml version="1.0" encoding="utf-8"?>
-<w:ftr xmlns:wpc="http://schemas.microsoft.com/office/word/2010/wordprocessingCanvas" xmlns:cx="http://schemas.microsoft.com/office/drawing/2014/chartex" xmlns:cx1="http://schemas.microsoft.com/office/drawing/2015/9/8/chartex" xmlns:cx2="http://schemas.microsoft.com/office/drawing/2015/10/21/chartex" xmlns:cx3="http://schemas.microsoft.com/office/drawing/2016/5/9/chartex" xmlns:cx4="http://schemas.microsoft.com/office/drawing/2016/5/10/chartex" xmlns:cx5="http://schemas.microsoft.com/office/drawing/2016/5/11/chartex" xmlns:cx6="http://schemas.microsoft.com/office/drawing/2016/5/12/chartex" xmlns:cx7="http://schemas.microsoft.com/office/drawing/2016/5/13/chartex" xmlns:cx8="http://schemas.microsoft.com/office/drawing/2016/5/14/chartex" xmlns:mc="http://schemas.openxmlformats.org/markup-compatibility/2006" xmlns:aink="http://schemas.microsoft.com/office/drawing/2016/ink" xmlns:am3d="http://schemas.microsoft.com/office/drawing/2017/model3d" xmlns:o="urn:schemas-microsoft-com:office:office" xmlns:oel="http://schemas.microsoft.com/office/2019/extlst" xmlns:r="http://schemas.openxmlformats.org/officeDocument/2006/relationships" xmlns:m="http://schemas.openxmlformats.org/officeDocument/2006/math" xmlns:v="urn:schemas-microsoft-com:vml" xmlns:wp14="http://schemas.microsoft.com/office/word/2010/wordprocessingDrawing" xmlns:wp="http://schemas.openxmlformats.org/drawingml/2006/wordprocessingDrawing" xmlns:w10="urn:schemas-microsoft-com:office:word" xmlns:w="http://schemas.openxmlformats.org/wordprocessingml/2006/main" xmlns:w14="http://schemas.microsoft.com/office/word/2010/wordml" xmlns:w15="http://schemas.microsoft.com/office/word/2012/wordml" xmlns:w16cex="http://schemas.microsoft.com/office/word/2018/wordml/cex" xmlns:w16cid="http://schemas.microsoft.com/office/word/2016/wordml/cid" xmlns:w16="http://schemas.microsoft.com/office/word/2018/wordml" xmlns:w16du="http://schemas.microsoft.com/office/word/2023/wordml/word16du" xmlns:w16sdtdh="http://schemas.microsoft.com/office/word/2020/wordml/sdtdatahash" xmlns:w16sdtfl="http://schemas.microsoft.com/office/word/2024/wordml/sdtformatlock" xmlns:w16se="http://schemas.microsoft.com/office/word/2015/wordml/symex" xmlns:wpg="http://schemas.microsoft.com/office/word/2010/wordprocessingGroup" xmlns:wpi="http://schemas.microsoft.com/office/word/2010/wordprocessingInk" xmlns:wne="http://schemas.microsoft.com/office/word/2006/wordml" xmlns:wps="http://schemas.microsoft.com/office/word/2010/wordprocessingShape" mc:Ignorable="w14 w15 w16se w16cid w16 w16cex w16sdtdh w16sdtfl w16du wp14">
+<w:ftr xmlns:wpc="http://schemas.microsoft.com/office/word/2010/wordprocessingCanvas" xmlns:cx="http://schemas.microsoft.com/office/drawing/2014/chartex" xmlns:cx1="http://schemas.microsoft.com/office/drawing/2015/9/8/chartex" xmlns:cx2="http://schemas.microsoft.com/office/drawing/2015/10/21/chartex" xmlns:cx3="http://schemas.microsoft.com/office/drawing/2016/5/9/chartex" xmlns:cx4="http://schemas.microsoft.com/office/drawing/2016/5/10/chartex" xmlns:cx5="http://schemas.microsoft.com/office/drawing/2016/5/11/chartex" xmlns:cx6="http://schemas.microsoft.com/office/drawing/2016/5/12/chartex" xmlns:cx7="http://schemas.microsoft.com/office/drawing/2016/5/13/chartex" xmlns:cx8="http://schemas.microsoft.com/office/drawing/2016/5/14/chartex" xmlns:mc="http://schemas.openxmlformats.org/markup-compatibility/2006" xmlns:aink="http://schemas.microsoft.com/office/drawing/2016/ink" xmlns:am3d="http://schemas.microsoft.com/office/drawing/2017/model3d" xmlns:o="urn:schemas-microsoft-com:office:office" xmlns:oel="http://schemas.microsoft.com/office/2019/extlst" xmlns:r="http://schemas.openxmlformats.org/officeDocument/2006/relationships" xmlns:m="http://schemas.openxmlformats.org/officeDocument/2006/math" xmlns:v="urn:schemas-microsoft-com:vml" xmlns:wp14="http://schemas.microsoft.com/office/word/2010/wordprocessingDrawing" xmlns:wp="http://schemas.openxmlformats.org/drawingml/2006/wordprocessingDrawing" xmlns:w10="urn:schemas-microsoft-com:office:word" xmlns:w="http://schemas.openxmlformats.org/wordprocessingml/2006/main" xmlns:w14="http://schemas.microsoft.com/office/word/2010/wordml" xmlns:w15="http://schemas.microsoft.com/office/word/2012/wordml" xmlns:w16cei="http://schemas.microsoft.com/office/word/2026/wordml/cei" xmlns:w16cex="http://schemas.microsoft.com/office/word/2018/wordml/cex" xmlns:w16cid="http://schemas.microsoft.com/office/word/2016/wordml/cid" xmlns:w16="http://schemas.microsoft.com/office/word/2018/wordml" xmlns:w16du="http://schemas.microsoft.com/office/word/2023/wordml/word16du" xmlns:w16sdtdh="http://schemas.microsoft.com/office/word/2020/wordml/sdtdatahash" xmlns:w16sdtfl="http://schemas.microsoft.com/office/word/2024/wordml/sdtformatlock" xmlns:w16se="http://schemas.microsoft.com/office/word/2015/wordml/symex" xmlns:wpg="http://schemas.microsoft.com/office/word/2010/wordprocessingGroup" xmlns:wpi="http://schemas.microsoft.com/office/word/2010/wordprocessingInk" xmlns:wne="http://schemas.microsoft.com/office/word/2006/wordml" xmlns:wps="http://schemas.microsoft.com/office/word/2010/wordprocessingShape" mc:Ignorable="w14 w15 w16se w16cid w16 w16cex w16sdtdh w16sdtfl w16du wp14">
   <w:p>
     <w:pPr>
       <w:pStyle w:val="Footer"/>
-      <w:ind w:right="180"/>
-      <w:jc w:val="right"/>
     </w:pPr>
-    <w:r>
-      <w:t>D</w:t>
-    </w:r>
-    <w:r>
-      <w:t>isclosure statement</w:t>
-    </w:r>
+  </w:p>
+  <w:tbl>
+    <w:tblPr>
+      <w:tblW w:w="9852" w:type="dxa"/>
+      <w:tblInd w:w="71" w:type="dxa"/>
+      <w:tblLayout w:type="fixed"/>
+      <w:tblCellMar>
+        <w:left w:w="71" w:type="dxa"/>
+        <w:right w:w="71" w:type="dxa"/>
+      </w:tblCellMar>
+      <w:tblLook w:val="0000" w:firstRow="0" w:lastRow="0" w:firstColumn="0" w:lastColumn="0" w:noHBand="0" w:noVBand="0"/>
+    </w:tblPr>
+    <w:tblGrid>
+      <w:gridCol w:w="2610"/>
+      <w:gridCol w:w="4320"/>
+      <w:gridCol w:w="6"/>
+      <w:gridCol w:w="2916"/>
+    </w:tblGrid>
+    <w:tr>
+      <w:tc>
+        <w:tcPr>
+          <w:tcW w:w="2610" w:type="dxa"/>
+        </w:tcPr>
+        <w:p>
+          <w:pPr>
+            <w:keepNext/>
+            <w:keepLines/>
+            <w:spacing w:before="60" w:after="20"/>
+            <w:rPr>
+              <w:sz w:val="18"/>
+            </w:rPr>
+          </w:pPr>
+          <w:bookmarkStart w:id="47" w:name="hp_Footer"/>
+          <w:r>
+            <w:rPr>
+              <w:sz w:val="18"/>
+            </w:rPr>
+            <w:t>HPE Global Method</w:t>
+          </w:r>
+        </w:p>
+      </w:tc>
+      <w:tc>
+        <w:tcPr>
+          <w:tcW w:w="4320" w:type="dxa"/>
+        </w:tcPr>
+        <w:p>
+          <w:pPr>
+            <w:pStyle w:val="Table"/>
+            <w:spacing w:before="60" w:after="20"/>
+            <w:jc w:val="center"/>
+            <w:rPr>
+              <w:i/>
+            </w:rPr>
+          </w:pPr>
+          <w:r>
+            <w:rPr>
+              <w:i/>
+            </w:rPr>
+            <w:fldChar w:fldCharType="begin"/>
+          </w:r>
+          <w:r>
+            <w:rPr>
+              <w:i/>
+            </w:rPr>
+            <w:instrText xml:space="preserve"> DOCPROPERTY "ToggleDesignation"  \* MERGEFORMAT </w:instrText>
+          </w:r>
+          <w:r>
+            <w:rPr>
+              <w:i/>
+            </w:rPr>
+            <w:fldChar w:fldCharType="separate"/>
+          </w:r>
+          <w:r>
+            <w:rPr>
+              <w:i/>
+            </w:rPr>
+            <w:t xml:space="preserve">  </w:t>
+          </w:r>
+          <w:r>
+            <w:rPr>
+              <w:i/>
+            </w:rPr>
+            <w:fldChar w:fldCharType="end"/>
+          </w:r>
+        </w:p>
+      </w:tc>
+      <w:tc>
+        <w:tcPr>
+          <w:tcW w:w="2922" w:type="dxa"/>
+          <w:gridSpan w:val="2"/>
+        </w:tcPr>
+        <w:p>
+          <w:pPr>
+            <w:spacing w:before="60" w:after="20"/>
+            <w:jc w:val="right"/>
+            <w:rPr>
+              <w:sz w:val="18"/>
+            </w:rPr>
+          </w:pPr>
+          <w:r>
+            <w:rPr>
+              <w:sz w:val="18"/>
+            </w:rPr>
+            <w:t xml:space="preserve">Page </w:t>
+          </w:r>
+          <w:r>
+            <w:rPr>
+              <w:sz w:val="18"/>
+            </w:rPr>
+            <w:fldChar w:fldCharType="begin"/>
+          </w:r>
+          <w:r>
+            <w:rPr>
+              <w:sz w:val="18"/>
+            </w:rPr>
+            <w:instrText xml:space="preserve"> PAGE  \* MERGEFORMAT </w:instrText>
+          </w:r>
+          <w:r>
+            <w:rPr>
+              <w:sz w:val="18"/>
+            </w:rPr>
+            <w:fldChar w:fldCharType="separate"/>
+          </w:r>
+          <w:r>
+            <w:rPr>
+              <w:noProof/>
+              <w:sz w:val="18"/>
+            </w:rPr>
+            <w:t>12</w:t>
+          </w:r>
+          <w:r>
+            <w:rPr>
+              <w:sz w:val="18"/>
+            </w:rPr>
+            <w:fldChar w:fldCharType="end"/>
+          </w:r>
+          <w:r>
+            <w:rPr>
+              <w:sz w:val="18"/>
+            </w:rPr>
+            <w:t xml:space="preserve"> of </w:t>
+          </w:r>
+          <w:r>
+            <w:rPr>
+              <w:sz w:val="18"/>
+            </w:rPr>
+            <w:fldChar w:fldCharType="begin"/>
+          </w:r>
+          <w:r>
+            <w:rPr>
+              <w:sz w:val="18"/>
+            </w:rPr>
+            <w:instrText xml:space="preserve"> NUMPAGES  \* MERGEFORMAT </w:instrText>
+          </w:r>
+          <w:r>
+            <w:rPr>
+              <w:sz w:val="18"/>
+            </w:rPr>
+            <w:fldChar w:fldCharType="separate"/>
+          </w:r>
+          <w:r>
+            <w:rPr>
+              <w:noProof/>
+              <w:sz w:val="18"/>
+            </w:rPr>
+            <w:t>12</w:t>
+          </w:r>
+          <w:r>
+            <w:rPr>
+              <w:sz w:val="18"/>
+            </w:rPr>
+            <w:fldChar w:fldCharType="end"/>
+          </w:r>
+        </w:p>
+      </w:tc>
+    </w:tr>
+    <w:tr>
+      <w:tc>
+        <w:tcPr>
+          <w:tcW w:w="2610" w:type="dxa"/>
+          <w:tcBorders>
+            <w:top w:val="single" w:sz="12" w:space="0" w:color="auto"/>
+          </w:tcBorders>
+        </w:tcPr>
+        <w:p>
+          <w:pPr>
+            <w:keepNext/>
+            <w:keepLines/>
+            <w:spacing w:before="40"/>
+            <w:rPr>
+              <w:sz w:val="12"/>
+              <w:lang w:val="fr-FR"/>
+            </w:rPr>
+          </w:pPr>
+        </w:p>
+      </w:tc>
+      <w:tc>
+        <w:tcPr>
+          <w:tcW w:w="4326" w:type="dxa"/>
+          <w:gridSpan w:val="2"/>
+          <w:tcBorders>
+            <w:top w:val="single" w:sz="12" w:space="0" w:color="auto"/>
+          </w:tcBorders>
+        </w:tcPr>
+        <w:p>
+          <w:pPr>
+            <w:keepNext/>
+            <w:keepLines/>
+            <w:spacing w:before="40"/>
+            <w:jc w:val="center"/>
+            <w:rPr>
+              <w:sz w:val="12"/>
+            </w:rPr>
+          </w:pPr>
+          <w:r>
+            <w:rPr>
+              <w:sz w:val="12"/>
+            </w:rPr>
+            <w:t xml:space="preserve">© Copyright </w:t>
+          </w:r>
+          <w:r>
+            <w:rPr>
+              <w:sz w:val="12"/>
+            </w:rPr>
+            <w:fldChar w:fldCharType="begin"/>
+          </w:r>
+          <w:r>
+            <w:rPr>
+              <w:sz w:val="12"/>
+            </w:rPr>
+            <w:instrText xml:space="preserve"> DATE  \@ "yyyy"  \* MERGEFORMAT </w:instrText>
+          </w:r>
+          <w:r>
+            <w:rPr>
+              <w:sz w:val="12"/>
+            </w:rPr>
+            <w:fldChar w:fldCharType="separate"/>
+          </w:r>
+          <w:r>
+            <w:rPr>
+              <w:noProof/>
+              <w:sz w:val="12"/>
+            </w:rPr>
+            <w:t>2026</w:t>
+          </w:r>
+          <w:r>
+            <w:rPr>
+              <w:sz w:val="12"/>
+            </w:rPr>
+            <w:fldChar w:fldCharType="end"/>
+          </w:r>
+          <w:r>
+            <w:rPr>
+              <w:sz w:val="12"/>
+            </w:rPr>
+            <w:t xml:space="preserve"> Hewlett-Packard Development Company, L.P.</w:t>
+          </w:r>
+        </w:p>
+        <w:p>
+          <w:pPr>
+            <w:keepNext/>
+            <w:keepLines/>
+            <w:spacing w:before="40"/>
+            <w:jc w:val="center"/>
+            <w:rPr>
+              <w:sz w:val="12"/>
+            </w:rPr>
+          </w:pPr>
+          <w:r>
+            <w:rPr>
+              <w:sz w:val="12"/>
+            </w:rPr>
+            <w:t>Valid agreement required.</w:t>
+          </w:r>
+        </w:p>
+      </w:tc>
+      <w:tc>
+        <w:tcPr>
+          <w:tcW w:w="2916" w:type="dxa"/>
+          <w:tcBorders>
+            <w:top w:val="single" w:sz="12" w:space="0" w:color="auto"/>
+          </w:tcBorders>
+        </w:tcPr>
+        <w:p>
+          <w:pPr>
+            <w:keepNext/>
+            <w:keepLines/>
+            <w:spacing w:before="40"/>
+            <w:jc w:val="right"/>
+            <w:rPr>
+              <w:sz w:val="12"/>
+            </w:rPr>
+          </w:pPr>
+          <w:r>
+            <w:rPr>
+              <w:sz w:val="12"/>
+            </w:rPr>
+            <w:fldChar w:fldCharType="begin"/>
+          </w:r>
+          <w:r>
+            <w:rPr>
+              <w:sz w:val="12"/>
+            </w:rPr>
+            <w:instrText xml:space="preserve"> FILENAME \* MERGEFORMAT </w:instrText>
+          </w:r>
+          <w:r>
+            <w:rPr>
+              <w:sz w:val="12"/>
+            </w:rPr>
+            <w:fldChar w:fldCharType="separate"/>
+          </w:r>
+          <w:r>
+            <w:rPr>
+              <w:sz w:val="12"/>
+            </w:rPr>
+            <w:t>&lt;</w:t>
+          </w:r>
+          <w:proofErr w:type="spellStart"/>
+          <w:r>
+            <w:rPr>
+              <w:sz w:val="12"/>
+            </w:rPr>
+            <w:t>CustomerName</w:t>
+          </w:r>
+          <w:proofErr w:type="spellEnd"/>
+          <w:r>
+            <w:rPr>
+              <w:sz w:val="12"/>
+            </w:rPr>
+            <w:t>&gt;</w:t>
+          </w:r>
+          <w:r>
+            <w:rPr>
+              <w:noProof/>
+              <w:sz w:val="12"/>
+            </w:rPr>
+            <w:t>-</w:t>
+          </w:r>
+          <w:r>
+            <w:rPr>
+              <w:noProof/>
+              <w:sz w:val="12"/>
+            </w:rPr>
+            <w:t>HPE Storage</w:t>
+          </w:r>
+          <w:r>
+            <w:rPr>
+              <w:noProof/>
+              <w:sz w:val="12"/>
+            </w:rPr>
+            <w:t>- As Built_v</w:t>
+          </w:r>
+          <w:r>
+            <w:rPr>
+              <w:sz w:val="12"/>
+            </w:rPr>
+            <w:fldChar w:fldCharType="end"/>
+          </w:r>
+          <w:r>
+            <w:rPr>
+              <w:sz w:val="12"/>
+            </w:rPr>
+            <w:t xml:space="preserve"> </w:t>
+          </w:r>
+        </w:p>
+        <w:p>
+          <w:pPr>
+            <w:keepNext/>
+            <w:keepLines/>
+            <w:spacing w:before="40"/>
+            <w:jc w:val="right"/>
+            <w:rPr>
+              <w:sz w:val="12"/>
+            </w:rPr>
+          </w:pPr>
+        </w:p>
+      </w:tc>
+    </w:tr>
+    <w:bookmarkEnd w:id="47"/>
+  </w:tbl>
+  <w:p>
+    <w:pPr>
+      <w:pStyle w:val="Footer"/>
+    </w:pPr>
   </w:p>
   <w:p>
     <w:pPr>
@@ -4736,39 +5347,12 @@
         <w:lang w:val="en-US"/>
       </w:rPr>
     </w:pPr>
-    <w:r>
-      <w:rPr>
-        <w:lang w:val="en-US"/>
-      </w:rPr>
-      <w:fldChar w:fldCharType="begin"/>
-    </w:r>
-    <w:r>
-      <w:rPr>
-        <w:lang w:val="en-US"/>
-      </w:rPr>
-      <w:instrText xml:space="preserve"> PAGE   \* MERGEFORMAT </w:instrText>
-    </w:r>
-    <w:r>
-      <w:rPr>
-        <w:lang w:val="en-US"/>
-      </w:rPr>
-      <w:fldChar w:fldCharType="separate"/>
-    </w:r>
-    <w:r>
-      <w:rPr>
-        <w:lang w:val="en-US"/>
-      </w:rPr>
-      <w:t>1</w:t>
-    </w:r>
-    <w:r>
-      <w:fldChar w:fldCharType="end"/>
-    </w:r>
   </w:p>
 </w:ftr>
 </file>
 
 <file path=word/footer2.xml><?xml version="1.0" encoding="utf-8"?>
-<w:ftr xmlns:wpc="http://schemas.microsoft.com/office/word/2010/wordprocessingCanvas" xmlns:cx="http://schemas.microsoft.com/office/drawing/2014/chartex" xmlns:cx1="http://schemas.microsoft.com/office/drawing/2015/9/8/chartex" xmlns:cx2="http://schemas.microsoft.com/office/drawing/2015/10/21/chartex" xmlns:cx3="http://schemas.microsoft.com/office/drawing/2016/5/9/chartex" xmlns:cx4="http://schemas.microsoft.com/office/drawing/2016/5/10/chartex" xmlns:cx5="http://schemas.microsoft.com/office/drawing/2016/5/11/chartex" xmlns:cx6="http://schemas.microsoft.com/office/drawing/2016/5/12/chartex" xmlns:cx7="http://schemas.microsoft.com/office/drawing/2016/5/13/chartex" xmlns:cx8="http://schemas.microsoft.com/office/drawing/2016/5/14/chartex" xmlns:mc="http://schemas.openxmlformats.org/markup-compatibility/2006" xmlns:aink="http://schemas.microsoft.com/office/drawing/2016/ink" xmlns:am3d="http://schemas.microsoft.com/office/drawing/2017/model3d" xmlns:o="urn:schemas-microsoft-com:office:office" xmlns:oel="http://schemas.microsoft.com/office/2019/extlst" xmlns:r="http://schemas.openxmlformats.org/officeDocument/2006/relationships" xmlns:m="http://schemas.openxmlformats.org/officeDocument/2006/math" xmlns:v="urn:schemas-microsoft-com:vml" xmlns:wp14="http://schemas.microsoft.com/office/word/2010/wordprocessingDrawing" xmlns:wp="http://schemas.openxmlformats.org/drawingml/2006/wordprocessingDrawing" xmlns:w10="urn:schemas-microsoft-com:office:word" xmlns:w="http://schemas.openxmlformats.org/wordprocessingml/2006/main" xmlns:w14="http://schemas.microsoft.com/office/word/2010/wordml" xmlns:w15="http://schemas.microsoft.com/office/word/2012/wordml" xmlns:w16cex="http://schemas.microsoft.com/office/word/2018/wordml/cex" xmlns:w16cid="http://schemas.microsoft.com/office/word/2016/wordml/cid" xmlns:w16="http://schemas.microsoft.com/office/word/2018/wordml" xmlns:w16du="http://schemas.microsoft.com/office/word/2023/wordml/word16du" xmlns:w16sdtdh="http://schemas.microsoft.com/office/word/2020/wordml/sdtdatahash" xmlns:w16sdtfl="http://schemas.microsoft.com/office/word/2024/wordml/sdtformatlock" xmlns:w16se="http://schemas.microsoft.com/office/word/2015/wordml/symex" xmlns:wpg="http://schemas.microsoft.com/office/word/2010/wordprocessingGroup" xmlns:wpi="http://schemas.microsoft.com/office/word/2010/wordprocessingInk" xmlns:wne="http://schemas.microsoft.com/office/word/2006/wordml" xmlns:wps="http://schemas.microsoft.com/office/word/2010/wordprocessingShape" mc:Ignorable="w14 w15 w16se w16cid w16 w16cex w16sdtdh w16sdtfl w16du wp14">
+<w:ftr xmlns:wpc="http://schemas.microsoft.com/office/word/2010/wordprocessingCanvas" xmlns:cx="http://schemas.microsoft.com/office/drawing/2014/chartex" xmlns:cx1="http://schemas.microsoft.com/office/drawing/2015/9/8/chartex" xmlns:cx2="http://schemas.microsoft.com/office/drawing/2015/10/21/chartex" xmlns:cx3="http://schemas.microsoft.com/office/drawing/2016/5/9/chartex" xmlns:cx4="http://schemas.microsoft.com/office/drawing/2016/5/10/chartex" xmlns:cx5="http://schemas.microsoft.com/office/drawing/2016/5/11/chartex" xmlns:cx6="http://schemas.microsoft.com/office/drawing/2016/5/12/chartex" xmlns:cx7="http://schemas.microsoft.com/office/drawing/2016/5/13/chartex" xmlns:cx8="http://schemas.microsoft.com/office/drawing/2016/5/14/chartex" xmlns:mc="http://schemas.openxmlformats.org/markup-compatibility/2006" xmlns:aink="http://schemas.microsoft.com/office/drawing/2016/ink" xmlns:am3d="http://schemas.microsoft.com/office/drawing/2017/model3d" xmlns:o="urn:schemas-microsoft-com:office:office" xmlns:oel="http://schemas.microsoft.com/office/2019/extlst" xmlns:r="http://schemas.openxmlformats.org/officeDocument/2006/relationships" xmlns:m="http://schemas.openxmlformats.org/officeDocument/2006/math" xmlns:v="urn:schemas-microsoft-com:vml" xmlns:wp14="http://schemas.microsoft.com/office/word/2010/wordprocessingDrawing" xmlns:wp="http://schemas.openxmlformats.org/drawingml/2006/wordprocessingDrawing" xmlns:w10="urn:schemas-microsoft-com:office:word" xmlns:w="http://schemas.openxmlformats.org/wordprocessingml/2006/main" xmlns:w14="http://schemas.microsoft.com/office/word/2010/wordml" xmlns:w15="http://schemas.microsoft.com/office/word/2012/wordml" xmlns:w16cei="http://schemas.microsoft.com/office/word/2026/wordml/cei" xmlns:w16cex="http://schemas.microsoft.com/office/word/2018/wordml/cex" xmlns:w16cid="http://schemas.microsoft.com/office/word/2016/wordml/cid" xmlns:w16="http://schemas.microsoft.com/office/word/2018/wordml" xmlns:w16du="http://schemas.microsoft.com/office/word/2023/wordml/word16du" xmlns:w16sdtdh="http://schemas.microsoft.com/office/word/2020/wordml/sdtdatahash" xmlns:w16sdtfl="http://schemas.microsoft.com/office/word/2024/wordml/sdtformatlock" xmlns:w16se="http://schemas.microsoft.com/office/word/2015/wordml/symex" xmlns:wpg="http://schemas.microsoft.com/office/word/2010/wordprocessingGroup" xmlns:wpi="http://schemas.microsoft.com/office/word/2010/wordprocessingInk" xmlns:wne="http://schemas.microsoft.com/office/word/2006/wordml" xmlns:wps="http://schemas.microsoft.com/office/word/2010/wordprocessingShape" mc:Ignorable="w14 w15 w16se w16cid w16 w16cex w16sdtdh w16sdtfl w16du wp14">
   <w:p>
     <w:pPr>
       <w:pStyle w:val="Footer"/>
@@ -4810,7 +5394,7 @@
 </file>
 
 <file path=word/footnotes.xml><?xml version="1.0" encoding="utf-8"?>
-<w:footnotes xmlns:wpc="http://schemas.microsoft.com/office/word/2010/wordprocessingCanvas" xmlns:cx="http://schemas.microsoft.com/office/drawing/2014/chartex" xmlns:cx1="http://schemas.microsoft.com/office/drawing/2015/9/8/chartex" xmlns:cx2="http://schemas.microsoft.com/office/drawing/2015/10/21/chartex" xmlns:cx3="http://schemas.microsoft.com/office/drawing/2016/5/9/chartex" xmlns:cx4="http://schemas.microsoft.com/office/drawing/2016/5/10/chartex" xmlns:cx5="http://schemas.microsoft.com/office/drawing/2016/5/11/chartex" xmlns:cx6="http://schemas.microsoft.com/office/drawing/2016/5/12/chartex" xmlns:cx7="http://schemas.microsoft.com/office/drawing/2016/5/13/chartex" xmlns:cx8="http://schemas.microsoft.com/office/drawing/2016/5/14/chartex" xmlns:mc="http://schemas.openxmlformats.org/markup-compatibility/2006" xmlns:aink="http://schemas.microsoft.com/office/drawing/2016/ink" xmlns:am3d="http://schemas.microsoft.com/office/drawing/2017/model3d" xmlns:o="urn:schemas-microsoft-com:office:office" xmlns:oel="http://schemas.microsoft.com/office/2019/extlst" xmlns:r="http://schemas.openxmlformats.org/officeDocument/2006/relationships" xmlns:m="http://schemas.openxmlformats.org/officeDocument/2006/math" xmlns:v="urn:schemas-microsoft-com:vml" xmlns:wp14="http://schemas.microsoft.com/office/word/2010/wordprocessingDrawing" xmlns:wp="http://schemas.openxmlformats.org/drawingml/2006/wordprocessingDrawing" xmlns:w10="urn:schemas-microsoft-com:office:word" xmlns:w="http://schemas.openxmlformats.org/wordprocessingml/2006/main" xmlns:w14="http://schemas.microsoft.com/office/word/2010/wordml" xmlns:w15="http://schemas.microsoft.com/office/word/2012/wordml" xmlns:w16cex="http://schemas.microsoft.com/office/word/2018/wordml/cex" xmlns:w16cid="http://schemas.microsoft.com/office/word/2016/wordml/cid" xmlns:w16="http://schemas.microsoft.com/office/word/2018/wordml" xmlns:w16du="http://schemas.microsoft.com/office/word/2023/wordml/word16du" xmlns:w16sdtdh="http://schemas.microsoft.com/office/word/2020/wordml/sdtdatahash" xmlns:w16sdtfl="http://schemas.microsoft.com/office/word/2024/wordml/sdtformatlock" xmlns:w16se="http://schemas.microsoft.com/office/word/2015/wordml/symex" xmlns:wpg="http://schemas.microsoft.com/office/word/2010/wordprocessingGroup" xmlns:wpi="http://schemas.microsoft.com/office/word/2010/wordprocessingInk" xmlns:wne="http://schemas.microsoft.com/office/word/2006/wordml" xmlns:wps="http://schemas.microsoft.com/office/word/2010/wordprocessingShape" mc:Ignorable="w14 w15 w16se w16cid w16 w16cex w16sdtdh w16sdtfl w16du wp14">
+<w:footnotes xmlns:wpc="http://schemas.microsoft.com/office/word/2010/wordprocessingCanvas" xmlns:cx="http://schemas.microsoft.com/office/drawing/2014/chartex" xmlns:cx1="http://schemas.microsoft.com/office/drawing/2015/9/8/chartex" xmlns:cx2="http://schemas.microsoft.com/office/drawing/2015/10/21/chartex" xmlns:cx3="http://schemas.microsoft.com/office/drawing/2016/5/9/chartex" xmlns:cx4="http://schemas.microsoft.com/office/drawing/2016/5/10/chartex" xmlns:cx5="http://schemas.microsoft.com/office/drawing/2016/5/11/chartex" xmlns:cx6="http://schemas.microsoft.com/office/drawing/2016/5/12/chartex" xmlns:cx7="http://schemas.microsoft.com/office/drawing/2016/5/13/chartex" xmlns:cx8="http://schemas.microsoft.com/office/drawing/2016/5/14/chartex" xmlns:mc="http://schemas.openxmlformats.org/markup-compatibility/2006" xmlns:aink="http://schemas.microsoft.com/office/drawing/2016/ink" xmlns:am3d="http://schemas.microsoft.com/office/drawing/2017/model3d" xmlns:o="urn:schemas-microsoft-com:office:office" xmlns:oel="http://schemas.microsoft.com/office/2019/extlst" xmlns:r="http://schemas.openxmlformats.org/officeDocument/2006/relationships" xmlns:m="http://schemas.openxmlformats.org/officeDocument/2006/math" xmlns:v="urn:schemas-microsoft-com:vml" xmlns:wp14="http://schemas.microsoft.com/office/word/2010/wordprocessingDrawing" xmlns:wp="http://schemas.openxmlformats.org/drawingml/2006/wordprocessingDrawing" xmlns:w10="urn:schemas-microsoft-com:office:word" xmlns:w="http://schemas.openxmlformats.org/wordprocessingml/2006/main" xmlns:w14="http://schemas.microsoft.com/office/word/2010/wordml" xmlns:w15="http://schemas.microsoft.com/office/word/2012/wordml" xmlns:w16cei="http://schemas.microsoft.com/office/word/2026/wordml/cei" xmlns:w16cex="http://schemas.microsoft.com/office/word/2018/wordml/cex" xmlns:w16cid="http://schemas.microsoft.com/office/word/2016/wordml/cid" xmlns:w16="http://schemas.microsoft.com/office/word/2018/wordml" xmlns:w16du="http://schemas.microsoft.com/office/word/2023/wordml/word16du" xmlns:w16sdtdh="http://schemas.microsoft.com/office/word/2020/wordml/sdtdatahash" xmlns:w16sdtfl="http://schemas.microsoft.com/office/word/2024/wordml/sdtformatlock" xmlns:w16se="http://schemas.microsoft.com/office/word/2015/wordml/symex" xmlns:wpg="http://schemas.microsoft.com/office/word/2010/wordprocessingGroup" xmlns:wpi="http://schemas.microsoft.com/office/word/2010/wordprocessingInk" xmlns:wne="http://schemas.microsoft.com/office/word/2006/wordml" xmlns:wps="http://schemas.microsoft.com/office/word/2010/wordprocessingShape" mc:Ignorable="w14 w15 w16se w16cid w16 w16cex w16sdtdh w16sdtfl w16du wp14">
   <w:footnote w:type="separator" w:id="-1">
     <w:p>
       <w:pPr>
@@ -4835,7 +5419,268 @@
 </file>
 
 <file path=word/header1.xml><?xml version="1.0" encoding="utf-8"?>
-<w:hdr xmlns:wpc="http://schemas.microsoft.com/office/word/2010/wordprocessingCanvas" xmlns:cx="http://schemas.microsoft.com/office/drawing/2014/chartex" xmlns:cx1="http://schemas.microsoft.com/office/drawing/2015/9/8/chartex" xmlns:cx2="http://schemas.microsoft.com/office/drawing/2015/10/21/chartex" xmlns:cx3="http://schemas.microsoft.com/office/drawing/2016/5/9/chartex" xmlns:cx4="http://schemas.microsoft.com/office/drawing/2016/5/10/chartex" xmlns:cx5="http://schemas.microsoft.com/office/drawing/2016/5/11/chartex" xmlns:cx6="http://schemas.microsoft.com/office/drawing/2016/5/12/chartex" xmlns:cx7="http://schemas.microsoft.com/office/drawing/2016/5/13/chartex" xmlns:cx8="http://schemas.microsoft.com/office/drawing/2016/5/14/chartex" xmlns:mc="http://schemas.openxmlformats.org/markup-compatibility/2006" xmlns:aink="http://schemas.microsoft.com/office/drawing/2016/ink" xmlns:am3d="http://schemas.microsoft.com/office/drawing/2017/model3d" xmlns:o="urn:schemas-microsoft-com:office:office" xmlns:oel="http://schemas.microsoft.com/office/2019/extlst" xmlns:r="http://schemas.openxmlformats.org/officeDocument/2006/relationships" xmlns:m="http://schemas.openxmlformats.org/officeDocument/2006/math" xmlns:v="urn:schemas-microsoft-com:vml" xmlns:wp14="http://schemas.microsoft.com/office/word/2010/wordprocessingDrawing" xmlns:wp="http://schemas.openxmlformats.org/drawingml/2006/wordprocessingDrawing" xmlns:w10="urn:schemas-microsoft-com:office:word" xmlns:w="http://schemas.openxmlformats.org/wordprocessingml/2006/main" xmlns:w14="http://schemas.microsoft.com/office/word/2010/wordml" xmlns:w15="http://schemas.microsoft.com/office/word/2012/wordml" xmlns:w16cex="http://schemas.microsoft.com/office/word/2018/wordml/cex" xmlns:w16cid="http://schemas.microsoft.com/office/word/2016/wordml/cid" xmlns:w16="http://schemas.microsoft.com/office/word/2018/wordml" xmlns:w16du="http://schemas.microsoft.com/office/word/2023/wordml/word16du" xmlns:w16sdtdh="http://schemas.microsoft.com/office/word/2020/wordml/sdtdatahash" xmlns:w16sdtfl="http://schemas.microsoft.com/office/word/2024/wordml/sdtformatlock" xmlns:w16se="http://schemas.microsoft.com/office/word/2015/wordml/symex" xmlns:wpg="http://schemas.microsoft.com/office/word/2010/wordprocessingGroup" xmlns:wpi="http://schemas.microsoft.com/office/word/2010/wordprocessingInk" xmlns:wne="http://schemas.microsoft.com/office/word/2006/wordml" xmlns:wps="http://schemas.microsoft.com/office/word/2010/wordprocessingShape" mc:Ignorable="w14 w15 w16se w16cid w16 w16cex w16sdtdh w16sdtfl w16du wp14">
+<w:hdr xmlns:wpc="http://schemas.microsoft.com/office/word/2010/wordprocessingCanvas" xmlns:cx="http://schemas.microsoft.com/office/drawing/2014/chartex" xmlns:cx1="http://schemas.microsoft.com/office/drawing/2015/9/8/chartex" xmlns:cx2="http://schemas.microsoft.com/office/drawing/2015/10/21/chartex" xmlns:cx3="http://schemas.microsoft.com/office/drawing/2016/5/9/chartex" xmlns:cx4="http://schemas.microsoft.com/office/drawing/2016/5/10/chartex" xmlns:cx5="http://schemas.microsoft.com/office/drawing/2016/5/11/chartex" xmlns:cx6="http://schemas.microsoft.com/office/drawing/2016/5/12/chartex" xmlns:cx7="http://schemas.microsoft.com/office/drawing/2016/5/13/chartex" xmlns:cx8="http://schemas.microsoft.com/office/drawing/2016/5/14/chartex" xmlns:mc="http://schemas.openxmlformats.org/markup-compatibility/2006" xmlns:aink="http://schemas.microsoft.com/office/drawing/2016/ink" xmlns:am3d="http://schemas.microsoft.com/office/drawing/2017/model3d" xmlns:o="urn:schemas-microsoft-com:office:office" xmlns:oel="http://schemas.microsoft.com/office/2019/extlst" xmlns:r="http://schemas.openxmlformats.org/officeDocument/2006/relationships" xmlns:m="http://schemas.openxmlformats.org/officeDocument/2006/math" xmlns:v="urn:schemas-microsoft-com:vml" xmlns:wp14="http://schemas.microsoft.com/office/word/2010/wordprocessingDrawing" xmlns:wp="http://schemas.openxmlformats.org/drawingml/2006/wordprocessingDrawing" xmlns:w10="urn:schemas-microsoft-com:office:word" xmlns:w="http://schemas.openxmlformats.org/wordprocessingml/2006/main" xmlns:w14="http://schemas.microsoft.com/office/word/2010/wordml" xmlns:w15="http://schemas.microsoft.com/office/word/2012/wordml" xmlns:w16cei="http://schemas.microsoft.com/office/word/2026/wordml/cei" xmlns:w16cex="http://schemas.microsoft.com/office/word/2018/wordml/cex" xmlns:w16cid="http://schemas.microsoft.com/office/word/2016/wordml/cid" xmlns:w16="http://schemas.microsoft.com/office/word/2018/wordml" xmlns:w16du="http://schemas.microsoft.com/office/word/2023/wordml/word16du" xmlns:w16sdtdh="http://schemas.microsoft.com/office/word/2020/wordml/sdtdatahash" xmlns:w16sdtfl="http://schemas.microsoft.com/office/word/2024/wordml/sdtformatlock" xmlns:w16se="http://schemas.microsoft.com/office/word/2015/wordml/symex" xmlns:wpg="http://schemas.microsoft.com/office/word/2010/wordprocessingGroup" xmlns:wpi="http://schemas.microsoft.com/office/word/2010/wordprocessingInk" xmlns:wne="http://schemas.microsoft.com/office/word/2006/wordml" xmlns:wps="http://schemas.microsoft.com/office/word/2010/wordprocessingShape" mc:Ignorable="w14 w15 w16se w16cid w16 w16cex w16sdtdh w16sdtfl w16du wp14">
+  <w:p>
+    <w:pPr>
+      <w:pStyle w:val="Header"/>
+    </w:pPr>
+  </w:p>
+  <w:tbl>
+    <w:tblPr>
+      <w:tblW w:w="0" w:type="auto"/>
+      <w:tblInd w:w="71" w:type="dxa"/>
+      <w:tblBorders>
+        <w:top w:val="double" w:sz="6" w:space="0" w:color="auto"/>
+        <w:left w:val="double" w:sz="6" w:space="0" w:color="auto"/>
+        <w:bottom w:val="double" w:sz="6" w:space="0" w:color="auto"/>
+        <w:right w:val="double" w:sz="6" w:space="0" w:color="auto"/>
+      </w:tblBorders>
+      <w:tblLayout w:type="fixed"/>
+      <w:tblCellMar>
+        <w:left w:w="71" w:type="dxa"/>
+        <w:right w:w="71" w:type="dxa"/>
+      </w:tblCellMar>
+      <w:tblLook w:val="0000" w:firstRow="0" w:lastRow="0" w:firstColumn="0" w:lastColumn="0" w:noHBand="0" w:noVBand="0"/>
+    </w:tblPr>
+    <w:tblGrid>
+      <w:gridCol w:w="2563"/>
+      <w:gridCol w:w="4680"/>
+      <w:gridCol w:w="2563"/>
+    </w:tblGrid>
+    <w:tr>
+      <w:trPr>
+        <w:cantSplit/>
+      </w:trPr>
+      <w:tc>
+        <w:tcPr>
+          <w:tcW w:w="2448" w:type="dxa"/>
+          <w:tcBorders>
+            <w:top w:val="double" w:sz="6" w:space="0" w:color="auto"/>
+            <w:bottom w:val="nil"/>
+            <w:right w:val="dotted" w:sz="4" w:space="0" w:color="auto"/>
+          </w:tcBorders>
+        </w:tcPr>
+        <w:p>
+          <w:pPr>
+            <w:pStyle w:val="Heading1"/>
+            <w:spacing w:before="60" w:after="40"/>
+          </w:pPr>
+          <w:bookmarkStart w:id="46" w:name="hp_Header"/>
+        </w:p>
+      </w:tc>
+      <w:tc>
+        <w:tcPr>
+          <w:tcW w:w="4680" w:type="dxa"/>
+          <w:tcBorders>
+            <w:left w:val="nil"/>
+            <w:right w:val="nil"/>
+          </w:tcBorders>
+        </w:tcPr>
+        <w:p>
+          <w:pPr>
+            <w:tabs>
+              <w:tab w:val="center" w:pos="2269"/>
+            </w:tabs>
+            <w:spacing w:before="100" w:after="60"/>
+            <w:jc w:val="center"/>
+            <w:rPr>
+              <w:rFonts w:cs="Arial"/>
+            </w:rPr>
+          </w:pPr>
+          <w:r>
+            <w:rPr>
+              <w:rFonts w:cs="Arial"/>
+            </w:rPr>
+            <w:t>&lt;Customer Name&gt;</w:t>
+          </w:r>
+          <w:r>
+            <w:rPr>
+              <w:rFonts w:cs="Arial"/>
+            </w:rPr>
+            <w:t xml:space="preserve"> </w:t>
+          </w:r>
+          <w:r>
+            <w:rPr>
+              <w:rFonts w:cs="Arial"/>
+            </w:rPr>
+            <w:t>HPE GreenLake for Block</w:t>
+          </w:r>
+          <w:r>
+            <w:rPr>
+              <w:rFonts w:cs="Arial"/>
+            </w:rPr>
+            <w:t xml:space="preserve">                </w:t>
+          </w:r>
+        </w:p>
+      </w:tc>
+      <w:tc>
+        <w:tcPr>
+          <w:tcW w:w="2563" w:type="dxa"/>
+          <w:vMerge w:val="restart"/>
+          <w:tcBorders>
+            <w:top w:val="double" w:sz="6" w:space="0" w:color="auto"/>
+            <w:left w:val="dotted" w:sz="4" w:space="0" w:color="auto"/>
+          </w:tcBorders>
+          <w:vAlign w:val="center"/>
+        </w:tcPr>
+        <w:p>
+          <w:pPr>
+            <w:spacing w:before="60" w:after="40"/>
+            <w:ind w:right="105"/>
+            <w:jc w:val="right"/>
+            <w:rPr>
+              <w:rFonts w:ascii="HPlogostd" w:hAnsi="HPlogostd"/>
+              <w:sz w:val="32"/>
+            </w:rPr>
+          </w:pPr>
+          <w:r>
+            <w:rPr>
+              <w:noProof/>
+              <w:color w:val="1F497D"/>
+            </w:rPr>
+            <w:drawing>
+              <wp:inline distT="0" distB="0" distL="0" distR="0" wp14:anchorId="30B3E821" wp14:editId="00DD158E">
+                <wp:extent cx="1334770" cy="562610"/>
+                <wp:effectExtent l="0" t="0" r="0" b="8890"/>
+                <wp:docPr id="19" name="Picture 1" descr="cid:image002.png@01D1F935.05EF3240"/>
+                <wp:cNvGraphicFramePr>
+                  <a:graphicFrameLocks xmlns:a="http://schemas.openxmlformats.org/drawingml/2006/main" noChangeAspect="1"/>
+                </wp:cNvGraphicFramePr>
+                <a:graphic xmlns:a="http://schemas.openxmlformats.org/drawingml/2006/main">
+                  <a:graphicData uri="http://schemas.openxmlformats.org/drawingml/2006/picture">
+                    <pic:pic xmlns:pic="http://schemas.openxmlformats.org/drawingml/2006/picture">
+                      <pic:nvPicPr>
+                        <pic:cNvPr id="0" name="Picture 1" descr="cid:image002.png@01D1F935.05EF3240"/>
+                        <pic:cNvPicPr>
+                          <a:picLocks noChangeAspect="1" noChangeArrowheads="1"/>
+                        </pic:cNvPicPr>
+                      </pic:nvPicPr>
+                      <pic:blipFill>
+                        <a:blip r:embed="rId1">
+                          <a:extLst>
+                            <a:ext uri="{28A0092B-C50C-407E-A947-70E740481C1C}">
+                              <a14:useLocalDpi xmlns:a14="http://schemas.microsoft.com/office/drawing/2010/main" val="0"/>
+                            </a:ext>
+                          </a:extLst>
+                        </a:blip>
+                        <a:srcRect/>
+                        <a:stretch>
+                          <a:fillRect/>
+                        </a:stretch>
+                      </pic:blipFill>
+                      <pic:spPr bwMode="auto">
+                        <a:xfrm>
+                          <a:off x="0" y="0"/>
+                          <a:ext cx="1334770" cy="562610"/>
+                        </a:xfrm>
+                        <a:prstGeom prst="rect">
+                          <a:avLst/>
+                        </a:prstGeom>
+                        <a:noFill/>
+                        <a:ln>
+                          <a:noFill/>
+                        </a:ln>
+                      </pic:spPr>
+                    </pic:pic>
+                  </a:graphicData>
+                </a:graphic>
+              </wp:inline>
+            </w:drawing>
+          </w:r>
+        </w:p>
+      </w:tc>
+    </w:tr>
+    <w:tr>
+      <w:trPr>
+        <w:cantSplit/>
+      </w:trPr>
+      <w:tc>
+        <w:tcPr>
+          <w:tcW w:w="2563" w:type="dxa"/>
+          <w:tcBorders>
+            <w:top w:val="nil"/>
+            <w:bottom w:val="double" w:sz="6" w:space="0" w:color="auto"/>
+            <w:right w:val="dotted" w:sz="4" w:space="0" w:color="auto"/>
+          </w:tcBorders>
+          <w:vAlign w:val="center"/>
+        </w:tcPr>
+        <w:p>
+          <w:pPr>
+            <w:pStyle w:val="Heading4"/>
+            <w:spacing w:before="80" w:after="80"/>
+          </w:pPr>
+        </w:p>
+      </w:tc>
+      <w:tc>
+        <w:tcPr>
+          <w:tcW w:w="4680" w:type="dxa"/>
+          <w:tcBorders>
+            <w:left w:val="nil"/>
+            <w:right w:val="nil"/>
+          </w:tcBorders>
+        </w:tcPr>
+        <w:p>
+          <w:pPr>
+            <w:spacing w:before="80" w:after="80"/>
+            <w:jc w:val="center"/>
+            <w:rPr>
+              <w:sz w:val="16"/>
+            </w:rPr>
+          </w:pPr>
+          <w:r>
+            <w:rPr>
+              <w:sz w:val="16"/>
+            </w:rPr>
+            <w:t>Technical Whitepaper</w:t>
+          </w:r>
+        </w:p>
+        <w:p>
+          <w:pPr>
+            <w:spacing w:before="80" w:after="80"/>
+            <w:jc w:val="center"/>
+            <w:rPr>
+              <w:sz w:val="16"/>
+            </w:rPr>
+          </w:pPr>
+        </w:p>
+      </w:tc>
+      <w:tc>
+        <w:tcPr>
+          <w:tcW w:w="2563" w:type="dxa"/>
+          <w:vMerge/>
+          <w:tcBorders>
+            <w:left w:val="dotted" w:sz="4" w:space="0" w:color="auto"/>
+            <w:bottom w:val="double" w:sz="6" w:space="0" w:color="auto"/>
+          </w:tcBorders>
+        </w:tcPr>
+        <w:p>
+          <w:pPr>
+            <w:spacing w:before="80" w:after="80"/>
+            <w:jc w:val="right"/>
+            <w:rPr>
+              <w:b/>
+            </w:rPr>
+          </w:pPr>
+        </w:p>
+      </w:tc>
+    </w:tr>
+    <w:bookmarkEnd w:id="46"/>
+  </w:tbl>
+  <w:p>
+    <w:pPr>
+      <w:pStyle w:val="Header"/>
+    </w:pPr>
+  </w:p>
+  <w:p>
+    <w:pPr>
+      <w:pStyle w:val="Header"/>
+    </w:pPr>
+  </w:p>
+</w:hdr>
+</file>
+
+<file path=word/header2.xml><?xml version="1.0" encoding="utf-8"?>
+<w:hdr xmlns:wpc="http://schemas.microsoft.com/office/word/2010/wordprocessingCanvas" xmlns:cx="http://schemas.microsoft.com/office/drawing/2014/chartex" xmlns:cx1="http://schemas.microsoft.com/office/drawing/2015/9/8/chartex" xmlns:cx2="http://schemas.microsoft.com/office/drawing/2015/10/21/chartex" xmlns:cx3="http://schemas.microsoft.com/office/drawing/2016/5/9/chartex" xmlns:cx4="http://schemas.microsoft.com/office/drawing/2016/5/10/chartex" xmlns:cx5="http://schemas.microsoft.com/office/drawing/2016/5/11/chartex" xmlns:cx6="http://schemas.microsoft.com/office/drawing/2016/5/12/chartex" xmlns:cx7="http://schemas.microsoft.com/office/drawing/2016/5/13/chartex" xmlns:cx8="http://schemas.microsoft.com/office/drawing/2016/5/14/chartex" xmlns:mc="http://schemas.openxmlformats.org/markup-compatibility/2006" xmlns:aink="http://schemas.microsoft.com/office/drawing/2016/ink" xmlns:am3d="http://schemas.microsoft.com/office/drawing/2017/model3d" xmlns:o="urn:schemas-microsoft-com:office:office" xmlns:oel="http://schemas.microsoft.com/office/2019/extlst" xmlns:r="http://schemas.openxmlformats.org/officeDocument/2006/relationships" xmlns:m="http://schemas.openxmlformats.org/officeDocument/2006/math" xmlns:v="urn:schemas-microsoft-com:vml" xmlns:wp14="http://schemas.microsoft.com/office/word/2010/wordprocessingDrawing" xmlns:wp="http://schemas.openxmlformats.org/drawingml/2006/wordprocessingDrawing" xmlns:w10="urn:schemas-microsoft-com:office:word" xmlns:w="http://schemas.openxmlformats.org/wordprocessingml/2006/main" xmlns:w14="http://schemas.microsoft.com/office/word/2010/wordml" xmlns:w15="http://schemas.microsoft.com/office/word/2012/wordml" xmlns:w16cei="http://schemas.microsoft.com/office/word/2026/wordml/cei" xmlns:w16cex="http://schemas.microsoft.com/office/word/2018/wordml/cex" xmlns:w16cid="http://schemas.microsoft.com/office/word/2016/wordml/cid" xmlns:w16="http://schemas.microsoft.com/office/word/2018/wordml" xmlns:w16du="http://schemas.microsoft.com/office/word/2023/wordml/word16du" xmlns:w16sdtdh="http://schemas.microsoft.com/office/word/2020/wordml/sdtdatahash" xmlns:w16sdtfl="http://schemas.microsoft.com/office/word/2024/wordml/sdtformatlock" xmlns:w16se="http://schemas.microsoft.com/office/word/2015/wordml/symex" xmlns:wpg="http://schemas.microsoft.com/office/word/2010/wordprocessingGroup" xmlns:wpi="http://schemas.microsoft.com/office/word/2010/wordprocessingInk" xmlns:wne="http://schemas.microsoft.com/office/word/2006/wordml" xmlns:wps="http://schemas.microsoft.com/office/word/2010/wordprocessingShape" mc:Ignorable="w14 w15 w16se w16cid w16 w16cex w16sdtdh w16sdtfl w16du wp14">
   <w:p>
     <w:pPr>
       <w:tabs>
@@ -4927,7 +5772,23 @@
         <w:rStyle w:val="HPESemibold"/>
         <w:rFonts w:ascii="HPE Graphik Medium" w:hAnsi="HPE Graphik Medium"/>
       </w:rPr>
-      <w:t>Document type name</w:t>
+      <w:t xml:space="preserve">HPE GreenLake for Block – Initialization </w:t>
+    </w:r>
+    <w:proofErr w:type="gramStart"/>
+    <w:r>
+      <w:rPr>
+        <w:rStyle w:val="HPESemibold"/>
+        <w:rFonts w:ascii="HPE Graphik Medium" w:hAnsi="HPE Graphik Medium"/>
+      </w:rPr>
+      <w:t>As</w:t>
+    </w:r>
+    <w:proofErr w:type="gramEnd"/>
+    <w:r>
+      <w:rPr>
+        <w:rStyle w:val="HPESemibold"/>
+        <w:rFonts w:ascii="HPE Graphik Medium" w:hAnsi="HPE Graphik Medium"/>
+      </w:rPr>
+      <w:t xml:space="preserve"> Built</w:t>
     </w:r>
   </w:p>
   <w:p>
@@ -4960,7 +5821,7 @@
 </file>
 
 <file path=word/numbering.xml><?xml version="1.0" encoding="utf-8"?>
-<w:numbering xmlns:wpc="http://schemas.microsoft.com/office/word/2010/wordprocessingCanvas" xmlns:cx="http://schemas.microsoft.com/office/drawing/2014/chartex" xmlns:cx1="http://schemas.microsoft.com/office/drawing/2015/9/8/chartex" xmlns:cx2="http://schemas.microsoft.com/office/drawing/2015/10/21/chartex" xmlns:cx3="http://schemas.microsoft.com/office/drawing/2016/5/9/chartex" xmlns:cx4="http://schemas.microsoft.com/office/drawing/2016/5/10/chartex" xmlns:cx5="http://schemas.microsoft.com/office/drawing/2016/5/11/chartex" xmlns:cx6="http://schemas.microsoft.com/office/drawing/2016/5/12/chartex" xmlns:cx7="http://schemas.microsoft.com/office/drawing/2016/5/13/chartex" xmlns:cx8="http://schemas.microsoft.com/office/drawing/2016/5/14/chartex" xmlns:mc="http://schemas.openxmlformats.org/markup-compatibility/2006" xmlns:aink="http://schemas.microsoft.com/office/drawing/2016/ink" xmlns:am3d="http://schemas.microsoft.com/office/drawing/2017/model3d" xmlns:o="urn:schemas-microsoft-com:office:office" xmlns:oel="http://schemas.microsoft.com/office/2019/extlst" xmlns:r="http://schemas.openxmlformats.org/officeDocument/2006/relationships" xmlns:m="http://schemas.openxmlformats.org/officeDocument/2006/math" xmlns:v="urn:schemas-microsoft-com:vml" xmlns:wp14="http://schemas.microsoft.com/office/word/2010/wordprocessingDrawing" xmlns:wp="http://schemas.openxmlformats.org/drawingml/2006/wordprocessingDrawing" xmlns:w10="urn:schemas-microsoft-com:office:word" xmlns:w="http://schemas.openxmlformats.org/wordprocessingml/2006/main" xmlns:w14="http://schemas.microsoft.com/office/word/2010/wordml" xmlns:w15="http://schemas.microsoft.com/office/word/2012/wordml" xmlns:w16cex="http://schemas.microsoft.com/office/word/2018/wordml/cex" xmlns:w16cid="http://schemas.microsoft.com/office/word/2016/wordml/cid" xmlns:w16="http://schemas.microsoft.com/office/word/2018/wordml" xmlns:w16du="http://schemas.microsoft.com/office/word/2023/wordml/word16du" xmlns:w16sdtdh="http://schemas.microsoft.com/office/word/2020/wordml/sdtdatahash" xmlns:w16sdtfl="http://schemas.microsoft.com/office/word/2024/wordml/sdtformatlock" xmlns:w16se="http://schemas.microsoft.com/office/word/2015/wordml/symex" xmlns:wpg="http://schemas.microsoft.com/office/word/2010/wordprocessingGroup" xmlns:wpi="http://schemas.microsoft.com/office/word/2010/wordprocessingInk" xmlns:wne="http://schemas.microsoft.com/office/word/2006/wordml" xmlns:wps="http://schemas.microsoft.com/office/word/2010/wordprocessingShape" mc:Ignorable="w14 w15 w16se w16cid w16 w16cex w16sdtdh w16sdtfl w16du wp14">
+<w:numbering xmlns:wpc="http://schemas.microsoft.com/office/word/2010/wordprocessingCanvas" xmlns:cx="http://schemas.microsoft.com/office/drawing/2014/chartex" xmlns:cx1="http://schemas.microsoft.com/office/drawing/2015/9/8/chartex" xmlns:cx2="http://schemas.microsoft.com/office/drawing/2015/10/21/chartex" xmlns:cx3="http://schemas.microsoft.com/office/drawing/2016/5/9/chartex" xmlns:cx4="http://schemas.microsoft.com/office/drawing/2016/5/10/chartex" xmlns:cx5="http://schemas.microsoft.com/office/drawing/2016/5/11/chartex" xmlns:cx6="http://schemas.microsoft.com/office/drawing/2016/5/12/chartex" xmlns:cx7="http://schemas.microsoft.com/office/drawing/2016/5/13/chartex" xmlns:cx8="http://schemas.microsoft.com/office/drawing/2016/5/14/chartex" xmlns:mc="http://schemas.openxmlformats.org/markup-compatibility/2006" xmlns:aink="http://schemas.microsoft.com/office/drawing/2016/ink" xmlns:am3d="http://schemas.microsoft.com/office/drawing/2017/model3d" xmlns:o="urn:schemas-microsoft-com:office:office" xmlns:oel="http://schemas.microsoft.com/office/2019/extlst" xmlns:r="http://schemas.openxmlformats.org/officeDocument/2006/relationships" xmlns:m="http://schemas.openxmlformats.org/officeDocument/2006/math" xmlns:v="urn:schemas-microsoft-com:vml" xmlns:wp14="http://schemas.microsoft.com/office/word/2010/wordprocessingDrawing" xmlns:wp="http://schemas.openxmlformats.org/drawingml/2006/wordprocessingDrawing" xmlns:w10="urn:schemas-microsoft-com:office:word" xmlns:w="http://schemas.openxmlformats.org/wordprocessingml/2006/main" xmlns:w14="http://schemas.microsoft.com/office/word/2010/wordml" xmlns:w15="http://schemas.microsoft.com/office/word/2012/wordml" xmlns:w16cei="http://schemas.microsoft.com/office/word/2026/wordml/cei" xmlns:w16cex="http://schemas.microsoft.com/office/word/2018/wordml/cex" xmlns:w16cid="http://schemas.microsoft.com/office/word/2016/wordml/cid" xmlns:w16="http://schemas.microsoft.com/office/word/2018/wordml" xmlns:w16du="http://schemas.microsoft.com/office/word/2023/wordml/word16du" xmlns:w16sdtdh="http://schemas.microsoft.com/office/word/2020/wordml/sdtdatahash" xmlns:w16sdtfl="http://schemas.microsoft.com/office/word/2024/wordml/sdtformatlock" xmlns:w16se="http://schemas.microsoft.com/office/word/2015/wordml/symex" xmlns:wpg="http://schemas.microsoft.com/office/word/2010/wordprocessingGroup" xmlns:wpi="http://schemas.microsoft.com/office/word/2010/wordprocessingInk" xmlns:wne="http://schemas.microsoft.com/office/word/2006/wordml" xmlns:wps="http://schemas.microsoft.com/office/word/2010/wordprocessingShape" mc:Ignorable="w14 w15 w16se w16cid w16 w16cex w16sdtdh w16sdtfl w16du wp14">
   <w:abstractNum w:abstractNumId="0" w15:restartNumberingAfterBreak="0">
     <w:nsid w:val="FFFFFF7C"/>
     <w:multiLevelType w:val="singleLevel"/>
@@ -6944,10 +7805,10 @@
   </w:docDefaults>
   <w:latentStyles w:defLockedState="0" w:defUIPriority="99" w:defSemiHidden="0" w:defUnhideWhenUsed="0" w:defQFormat="0" w:count="376">
     <w:lsdException w:name="Normal" w:uiPriority="0" w:qFormat="1"/>
-    <w:lsdException w:name="heading 1" w:uiPriority="9" w:qFormat="1"/>
+    <w:lsdException w:name="heading 1" w:uiPriority="0" w:qFormat="1"/>
     <w:lsdException w:name="heading 2" w:semiHidden="1" w:uiPriority="9" w:unhideWhenUsed="1" w:qFormat="1"/>
     <w:lsdException w:name="heading 3" w:semiHidden="1" w:uiPriority="9" w:unhideWhenUsed="1" w:qFormat="1"/>
-    <w:lsdException w:name="heading 4" w:semiHidden="1" w:uiPriority="9" w:unhideWhenUsed="1" w:qFormat="1"/>
+    <w:lsdException w:name="heading 4" w:semiHidden="1" w:uiPriority="0" w:unhideWhenUsed="1" w:qFormat="1"/>
     <w:lsdException w:name="heading 5" w:semiHidden="1" w:uiPriority="9" w:unhideWhenUsed="1"/>
     <w:lsdException w:name="heading 6" w:semiHidden="1" w:uiPriority="9" w:unhideWhenUsed="1"/>
     <w:lsdException w:name="heading 7" w:semiHidden="1" w:uiPriority="9" w:unhideWhenUsed="1"/>
@@ -7339,7 +8200,6 @@
     <w:basedOn w:val="Normal"/>
     <w:next w:val="Normal"/>
     <w:link w:val="Heading1Char"/>
-    <w:uiPriority w:val="9"/>
     <w:qFormat/>
     <w:rsid w:val="008B76C1"/>
     <w:pPr>
@@ -7418,7 +8278,6 @@
     <w:basedOn w:val="Normal"/>
     <w:next w:val="Normal"/>
     <w:link w:val="Heading4Char"/>
-    <w:uiPriority w:val="9"/>
     <w:unhideWhenUsed/>
     <w:qFormat/>
     <w:rsid w:val="00AB2F42"/>
@@ -7753,7 +8612,6 @@
     <w:name w:val="Heading 1 Char"/>
     <w:basedOn w:val="DefaultParagraphFont"/>
     <w:link w:val="Heading1"/>
-    <w:uiPriority w:val="9"/>
     <w:rsid w:val="008B76C1"/>
     <w:rPr>
       <w:rFonts w:ascii="HPE Graphik Semibold" w:eastAsiaTheme="majorEastAsia" w:hAnsi="HPE Graphik Semibold" w:cstheme="majorBidi"/>
@@ -7798,7 +8656,6 @@
     <w:name w:val="Heading 4 Char"/>
     <w:basedOn w:val="DefaultParagraphFont"/>
     <w:link w:val="Heading4"/>
-    <w:uiPriority w:val="9"/>
     <w:rsid w:val="00AB2F42"/>
     <w:rPr>
       <w:rFonts w:ascii="HPE Graphik" w:eastAsiaTheme="majorEastAsia" w:hAnsi="HPE Graphik" w:cstheme="majorBidi"/>
@@ -8951,6 +9808,55 @@
     <w:name w:val="eop"/>
     <w:basedOn w:val="DefaultParagraphFont"/>
     <w:rsid w:val="00CC3260"/>
+  </w:style>
+  <w:style w:type="paragraph" w:customStyle="1" w:styleId="paragraph">
+    <w:name w:val="paragraph"/>
+    <w:basedOn w:val="Normal"/>
+    <w:rsid w:val="00AC4BC4"/>
+    <w:pPr>
+      <w:spacing w:before="100" w:beforeAutospacing="1" w:after="100" w:afterAutospacing="1"/>
+    </w:pPr>
+    <w:rPr>
+      <w:rFonts w:ascii="Times New Roman" w:eastAsia="Times New Roman" w:hAnsi="Times New Roman" w:cs="Times New Roman"/>
+      <w:sz w:val="24"/>
+      <w:szCs w:val="24"/>
+      <w:lang w:val="en-GB" w:eastAsia="en-GB"/>
+      <w14:ligatures w14:val="none"/>
+    </w:rPr>
+  </w:style>
+  <w:style w:type="paragraph" w:customStyle="1" w:styleId="Default">
+    <w:name w:val="Default"/>
+    <w:rsid w:val="00AC4BC4"/>
+    <w:pPr>
+      <w:autoSpaceDE w:val="0"/>
+      <w:autoSpaceDN w:val="0"/>
+      <w:adjustRightInd w:val="0"/>
+      <w:spacing w:after="0" w:line="240" w:lineRule="auto"/>
+    </w:pPr>
+    <w:rPr>
+      <w:rFonts w:ascii="HP Simplified" w:eastAsia="Times New Roman" w:hAnsi="HP Simplified" w:cs="HP Simplified"/>
+      <w:color w:val="000000"/>
+      <w:kern w:val="0"/>
+      <w:sz w:val="24"/>
+      <w:szCs w:val="24"/>
+      <w:lang w:val="en-US"/>
+      <w14:ligatures w14:val="none"/>
+    </w:rPr>
+  </w:style>
+  <w:style w:type="paragraph" w:customStyle="1" w:styleId="Table">
+    <w:name w:val="Table"/>
+    <w:basedOn w:val="Normal"/>
+    <w:rsid w:val="000633F2"/>
+    <w:pPr>
+      <w:spacing w:before="40" w:after="40"/>
+    </w:pPr>
+    <w:rPr>
+      <w:rFonts w:ascii="Arial" w:eastAsia="Times New Roman" w:hAnsi="Arial" w:cs="Times New Roman"/>
+      <w:sz w:val="24"/>
+      <w:szCs w:val="20"/>
+      <w:lang w:val="en-US" w:eastAsia="en-US"/>
+      <w14:ligatures w14:val="none"/>
+    </w:rPr>
   </w:style>
 </w:styles>
 </file>

--- a/Provisioning_Automation/alletra_onboard/src/alletra_onboard/resources/asbuilt_template.docx
+++ b/Provisioning_Automation/alletra_onboard/src/alletra_onboard/resources/asbuilt_template.docx
@@ -4266,91 +4266,6 @@
                 <w14:ligatures w14:val="none"/>
               </w:rPr>
               <w:t>RAID</w:t>
-            </w:r>
-          </w:p>
-        </w:tc>
-        <w:tc>
-          <w:tcPr>
-            <w:tcW w:w="2755" w:type="dxa"/>
-            <w:tcBorders>
-              <w:top w:val="nil"/>
-              <w:left w:val="nil"/>
-              <w:bottom w:val="single" w:sz="8" w:space="0" w:color="auto"/>
-              <w:right w:val="single" w:sz="8" w:space="0" w:color="auto"/>
-            </w:tcBorders>
-            <w:noWrap/>
-            <w:vAlign w:val="center"/>
-            <w:hideMark/>
-          </w:tcPr>
-          <w:p>
-            <w:pPr>
-              <w:spacing w:after="0"/>
-              <w:jc w:val="center"/>
-              <w:rPr>
-                <w:rFonts w:eastAsia="Times New Roman" w:cs="Times New Roman"/>
-                <w:color w:val="000000"/>
-                <w:sz w:val="22"/>
-                <w:lang w:val="en-IN" w:eastAsia="en-IN" w:bidi="kn-IN"/>
-                <w14:ligatures w14:val="none"/>
-              </w:rPr>
-            </w:pPr>
-            <w:r>
-              <w:rPr>
-                <w:rFonts w:eastAsia="Times New Roman" w:cs="Times New Roman"/>
-                <w:color w:val="000000"/>
-                <w:sz w:val="22"/>
-                <w:lang w:val="en-GB" w:eastAsia="en-IN" w:bidi="kn-IN"/>
-                <w14:ligatures w14:val="none"/>
-              </w:rPr>
-              <w:t> </w:t>
-            </w:r>
-          </w:p>
-        </w:tc>
-      </w:tr>
-      <w:tr>
-        <w:trPr>
-          <w:trHeight w:val="360"/>
-          <w:jc w:val="center"/>
-        </w:trPr>
-        <w:tc>
-          <w:tcPr>
-            <w:tcW w:w="4125" w:type="dxa"/>
-            <w:tcBorders>
-              <w:top w:val="nil"/>
-              <w:left w:val="single" w:sz="8" w:space="0" w:color="auto"/>
-              <w:bottom w:val="single" w:sz="8" w:space="0" w:color="auto"/>
-              <w:right w:val="single" w:sz="8" w:space="0" w:color="auto"/>
-            </w:tcBorders>
-            <w:shd w:val="clear" w:color="000000" w:fill="00A982"/>
-            <w:noWrap/>
-            <w:vAlign w:val="center"/>
-            <w:hideMark/>
-          </w:tcPr>
-          <w:p>
-            <w:pPr>
-              <w:spacing w:after="0"/>
-              <w:jc w:val="center"/>
-              <w:rPr>
-                <w:rFonts w:eastAsia="Times New Roman" w:cs="Times New Roman"/>
-                <w:b/>
-                <w:bCs/>
-                <w:color w:val="FFFFFF"/>
-                <w:sz w:val="22"/>
-                <w:lang w:val="en-IN" w:eastAsia="en-IN" w:bidi="kn-IN"/>
-                <w14:ligatures w14:val="none"/>
-              </w:rPr>
-            </w:pPr>
-            <w:r>
-              <w:rPr>
-                <w:rFonts w:eastAsia="Times New Roman" w:cs="Times New Roman"/>
-                <w:b/>
-                <w:bCs/>
-                <w:color w:val="FFFFFF"/>
-                <w:sz w:val="22"/>
-                <w:lang w:val="en-GB" w:eastAsia="en-IN" w:bidi="kn-IN"/>
-                <w14:ligatures w14:val="none"/>
-              </w:rPr>
-              <w:t>Host Ports</w:t>
             </w:r>
           </w:p>
         </w:tc>
